--- a/dist/docs/04-access-request-checklist.docx
+++ b/dist/docs/04-access-request-checklist.docx
@@ -162,7 +162,7 @@
         <w:t xml:space="preserve"> </w:t>
       </w:r>
       <w:r>
-        <w:t xml:space="preserve">That covers Oracle, the AS400 trade system, SQL Server, the data warehouse, production Power BI workspaces, production Power Apps and flows, tool folders, and broker or government portals.</w:t>
+        <w:t xml:space="preserve">That covers Oracle, the AS400 trade system, SQL Server, the data warehouse, production Power BI workspaces, production Power Apps and flows, tool folders, and broker or government portals. The one exception is a test or dev copy of the hire's own tool: edit rights on that copy are requested at the day-30 review and work from W6 (AR-12, AR-13, AR-15).</w:t>
       </w:r>
     </w:p>
     <w:p>
@@ -178,13 +178,28 @@
           <w:bCs/>
           <w:b/>
         </w:rPr>
-        <w:t xml:space="preserve">After day 60, write access covers only the custom tool the hire owns (M6), and only through change control.</w:t>
+        <w:t xml:space="preserve">From the day-60 review, write access covers only the custom tool the hire owns (M6), and only through change control.</w:t>
       </w:r>
       <w:r>
         <w:t xml:space="preserve"> </w:t>
       </w:r>
       <w:r>
-        <w:t xml:space="preserve">Make and test the change in a dev or test copy, log a change request (</w:t>
+        <w:t xml:space="preserve">The Manager grants it at the review if the hire meets the "owns one tool" definition in</w:t>
+      </w:r>
+      <w:r>
+        <w:t xml:space="preserve"> </w:t>
+      </w:r>
+      <w:r>
+        <w:rPr>
+          <w:rStyle w:val="VerbatimChar"/>
+        </w:rPr>
+        <w:t xml:space="preserve">docs/01-30-60-90-plan.md</w:t>
+      </w:r>
+      <w:r>
+        <w:t xml:space="preserve"> </w:t>
+      </w:r>
+      <w:r>
+        <w:t xml:space="preserve">Section 4. Make and test the change in a dev or test copy, log a change request (</w:t>
       </w:r>
       <w:r>
         <w:rPr>
@@ -818,19 +833,19 @@
               <w:jc w:val="left"/>
             </w:pPr>
             <w:r>
-              <w:t xml:space="preserve">Any write access after day 60</w:t>
-            </w:r>
-          </w:p>
-        </w:tc>
-        <w:tc>
-          <w:tcPr/>
-          <w:p>
-            <w:pPr>
-              <w:pStyle w:val="Compact"/>
-              <w:jc w:val="left"/>
-            </w:pPr>
-            <w:r>
-              <w:t xml:space="preserve">Manager, plus the system owner, plus a change request</w:t>
+              <w:t xml:space="preserve">Test-copy edit rights for the owned tool (from W6); production change rights for it (from the day-60 review)</w:t>
+            </w:r>
+          </w:p>
+        </w:tc>
+        <w:tc>
+          <w:tcPr/>
+          <w:p>
+            <w:pPr>
+              <w:pStyle w:val="Compact"/>
+              <w:jc w:val="left"/>
+            </w:pPr>
+            <w:r>
+              <w:t xml:space="preserve">Manager, plus the system owner, plus a change request for production</w:t>
             </w:r>
           </w:p>
         </w:tc>
@@ -1040,7 +1055,7 @@
               <w:jc w:val="left"/>
             </w:pPr>
             <w:r>
-              <w:t xml:space="preserve">Edit on their own section group plus Question Log, Tool Docs and Process SOPs. Read on everything else. No access to the answer-key section</w:t>
+              <w:t xml:space="preserve">Edit on their own section group plus Question Log, Tool Docs and Process SOPs. Read on everything else. The analytics answer key is never in the notebook; it stays in [COMPANY: trainer-only location]</w:t>
             </w:r>
           </w:p>
         </w:tc>
@@ -1643,19 +1658,7 @@
               <w:jc w:val="left"/>
             </w:pPr>
             <w:r>
-              <w:t xml:space="preserve">Mon 11/2 (W3). The practice data is pre-built in</w:t>
-            </w:r>
-            <w:r>
-              <w:t xml:space="preserve"> </w:t>
-            </w:r>
-            <w:r>
-              <w:rPr>
-                <w:rStyle w:val="VerbatimChar"/>
-              </w:rPr>
-              <w:t xml:space="preserve">dist/</w:t>
-            </w:r>
-            <w:r>
-              <w:t xml:space="preserve">, so W1-W2 need no Python</w:t>
+              <w:t xml:space="preserve">Mon 11/2 (W3). The practice data is pre-built (Practice-Data.xlsx in the onboarding folder), so W1-W2 need no Python</w:t>
             </w:r>
           </w:p>
         </w:tc>
@@ -1693,7 +1696,7 @@
               <w:jc w:val="left"/>
             </w:pPr>
             <w:r>
-              <w:t xml:space="preserve">Microsoft 365 Access Runtime (free from Microsoft) runs Access apps but has no Design view. Full Access only for the hire who owns an Access tool, after day 60, in a dev copy [COMPANY: confirm license]</w:t>
+              <w:t xml:space="preserve">Microsoft 365 Access Runtime (free from Microsoft) runs Access apps but has no Design view. Full Access only for the hire who owns an Access tool, on a test copy from W6; the production copy only after the day-60 review [COMPANY: confirm license]</w:t>
             </w:r>
           </w:p>
         </w:tc>
@@ -1717,7 +1720,7 @@
               <w:jc w:val="left"/>
             </w:pPr>
             <w:r>
-              <w:t xml:space="preserve">Thu 10/29 (tool inventory)</w:t>
+              <w:t xml:space="preserve">Runtime by Thu 10/29 (tool inventory); Full Access by Mon 11/30 (W7) for an Access-tool owner</w:t>
             </w:r>
           </w:p>
         </w:tc>
@@ -1743,81 +1746,81 @@
               <w:jc w:val="left"/>
             </w:pPr>
             <w:r>
-              <w:t xml:space="preserve">Some custom tools are apps or flows; inventory now, ownership after day 60</w:t>
-            </w:r>
-          </w:p>
-        </w:tc>
-        <w:tc>
-          <w:tcPr/>
-          <w:p>
-            <w:pPr>
-              <w:pStyle w:val="Compact"/>
-              <w:jc w:val="left"/>
-            </w:pPr>
-            <w:r>
-              <w:t xml:space="preserve">Now: user of the production apps they need to see. Flow details come from the knowledge holder's screen-share or export. After day 60, for the owned tool only: Environment Maker in [COMPANY: dev or sandbox environment] and co-owner of the dev copy. Production changes only through change control</w:t>
-            </w:r>
-          </w:p>
-        </w:tc>
-        <w:tc>
-          <w:tcPr/>
-          <w:p>
-            <w:pPr>
-              <w:pStyle w:val="Compact"/>
-              <w:jc w:val="left"/>
-            </w:pPr>
-            <w:r>
-              <w:t xml:space="preserve">[COMPANY: Power Platform admin request]</w:t>
-            </w:r>
-          </w:p>
-        </w:tc>
-        <w:tc>
-          <w:tcPr/>
-          <w:p>
-            <w:pPr>
-              <w:pStyle w:val="Compact"/>
-              <w:jc w:val="left"/>
-            </w:pPr>
-            <w:r>
-              <w:t xml:space="preserve">User access by Thu 10/29; dev environment by W9 (12/14) for the owner</w:t>
-            </w:r>
-          </w:p>
-        </w:tc>
-      </w:tr>
-      <w:tr>
-        <w:tc>
-          <w:tcPr/>
-          <w:p>
-            <w:pPr>
-              <w:pStyle w:val="Compact"/>
-              <w:jc w:val="left"/>
-            </w:pPr>
-            <w:r>
-              <w:t xml:space="preserve">AR-14 Shared drives and SharePoint where custom tools live</w:t>
-            </w:r>
-          </w:p>
-        </w:tc>
-        <w:tc>
-          <w:tcPr/>
-          <w:p>
-            <w:pPr>
-              <w:pStyle w:val="Compact"/>
-              <w:jc w:val="left"/>
-            </w:pPr>
-            <w:r>
-              <w:t xml:space="preserve">The inventory needs to see each tool's files, inputs and outputs; training samples</w:t>
-            </w:r>
-          </w:p>
-        </w:tc>
-        <w:tc>
-          <w:tcPr/>
-          <w:p>
-            <w:pPr>
-              <w:pStyle w:val="Compact"/>
-              <w:jc w:val="left"/>
-            </w:pPr>
-            <w:r>
-              <w:t xml:space="preserve">Read (Visitors) on tool folders [COMPANY: paths]. Edit (Members) only on the BSA training folder and the OneNote location</w:t>
+              <w:t xml:space="preserve">Some custom tools are apps or flows; inventory now, test-copy work from W6, ownership from day 60</w:t>
+            </w:r>
+          </w:p>
+        </w:tc>
+        <w:tc>
+          <w:tcPr/>
+          <w:p>
+            <w:pPr>
+              <w:pStyle w:val="Compact"/>
+              <w:jc w:val="left"/>
+            </w:pPr>
+            <w:r>
+              <w:t xml:space="preserve">Now: user of the production apps they need to see. Flow details come from the knowledge holder's screen-share or export. From W6, for the owned tool only: Environment Maker in [COMPANY: dev or sandbox environment] and co-owner of the test copy. Production changes only after the day-60 review, through change control</w:t>
+            </w:r>
+          </w:p>
+        </w:tc>
+        <w:tc>
+          <w:tcPr/>
+          <w:p>
+            <w:pPr>
+              <w:pStyle w:val="Compact"/>
+              <w:jc w:val="left"/>
+            </w:pPr>
+            <w:r>
+              <w:t xml:space="preserve">[COMPANY: Power Platform admin request], raised at the day-30 review</w:t>
+            </w:r>
+          </w:p>
+        </w:tc>
+        <w:tc>
+          <w:tcPr/>
+          <w:p>
+            <w:pPr>
+              <w:pStyle w:val="Compact"/>
+              <w:jc w:val="left"/>
+            </w:pPr>
+            <w:r>
+              <w:t xml:space="preserve">User access by Thu 10/29; dev environment by Mon 11/30 (W7) for the owner</w:t>
+            </w:r>
+          </w:p>
+        </w:tc>
+      </w:tr>
+      <w:tr>
+        <w:tc>
+          <w:tcPr/>
+          <w:p>
+            <w:pPr>
+              <w:pStyle w:val="Compact"/>
+              <w:jc w:val="left"/>
+            </w:pPr>
+            <w:r>
+              <w:t xml:space="preserve">AR-14 Shared drives and SharePoint where custom tools live, and the onboarding folder</w:t>
+            </w:r>
+          </w:p>
+        </w:tc>
+        <w:tc>
+          <w:tcPr/>
+          <w:p>
+            <w:pPr>
+              <w:pStyle w:val="Compact"/>
+              <w:jc w:val="left"/>
+            </w:pPr>
+            <w:r>
+              <w:t xml:space="preserve">The inventory needs to see each tool's files, inputs and outputs; the onboarding folder holds the Anki deck, practice data, model template, trackers workbook and samples</w:t>
+            </w:r>
+          </w:p>
+        </w:tc>
+        <w:tc>
+          <w:tcPr/>
+          <w:p>
+            <w:pPr>
+              <w:pStyle w:val="Compact"/>
+              <w:jc w:val="left"/>
+            </w:pPr>
+            <w:r>
+              <w:t xml:space="preserve">Read (Visitors) on tool folders [COMPANY: paths] and on the onboarding folder ([COMPANY: team onboarding folder on SharePoint/Teams]). Edit only on the trackers workbook and the OneNote location. No access to [COMPANY: trainer-only location]</w:t>
             </w:r>
           </w:p>
         </w:tc>
@@ -1841,7 +1844,7 @@
               <w:jc w:val="left"/>
             </w:pPr>
             <w:r>
-              <w:t xml:space="preserve">Training folder Day 1; tool folders Thu 10/29</w:t>
+              <w:t xml:space="preserve">Onboarding folder Day 1; tool folders Thu 10/29</w:t>
             </w:r>
           </w:p>
         </w:tc>
@@ -1867,19 +1870,19 @@
               <w:jc w:val="left"/>
             </w:pPr>
             <w:r>
-              <w:t xml:space="preserve">Reading tool code for the inventory and tool docs; changes after day 60</w:t>
-            </w:r>
-          </w:p>
-        </w:tc>
-        <w:tc>
-          <w:tcPr/>
-          <w:p>
-            <w:pPr>
-              <w:pStyle w:val="Compact"/>
-              <w:jc w:val="left"/>
-            </w:pPr>
-            <w:r>
-              <w:t xml:space="preserve">Read (clone and view) now. After day 60: push to feature branches for the owned tool only, with branch protection and a required pull-request review (maker-checker). If the code is in no repository, flag it to the Manager now; the tool docs need a source of truth</w:t>
+              <w:t xml:space="preserve">Reading tool code for the inventory and tool docs; test-copy changes from W6</w:t>
+            </w:r>
+          </w:p>
+        </w:tc>
+        <w:tc>
+          <w:tcPr/>
+          <w:p>
+            <w:pPr>
+              <w:pStyle w:val="Compact"/>
+              <w:jc w:val="left"/>
+            </w:pPr>
+            <w:r>
+              <w:t xml:space="preserve">Read (clone and view) now. From W6: push to feature branches for the owned tool only, with branch protection and a required pull-request review (maker-checker); merges that reach production only after the day-60 review. If the code is in no repository, flag it to the Manager now; the tool docs need a source of truth</w:t>
             </w:r>
           </w:p>
         </w:tc>
@@ -1903,7 +1906,7 @@
               <w:jc w:val="left"/>
             </w:pPr>
             <w:r>
-              <w:t xml:space="preserve">Read by Thu 10/29</w:t>
+              <w:t xml:space="preserve">Read by Thu 10/29; feature-branch push by Mon 11/30 (W7) for the owner</w:t>
             </w:r>
           </w:p>
         </w:tc>
@@ -1929,7 +1932,7 @@
               <w:jc w:val="left"/>
             </w:pPr>
             <w:r>
-              <w:t xml:space="preserve">Seeing what each broker filed (entry summaries, CADs, pedimentos, statements) to audit against our data; Research investigations</w:t>
+              <w:t xml:space="preserve">Seeing what each broker filed (entry summaries, CADs, pedimentos, statements) to audit against our data; Research investigations. Portal access is not a contact channel: until the day-60 review, questions to a broker go through the Senior</w:t>
             </w:r>
           </w:p>
         </w:tc>
@@ -3166,7 +3169,7 @@
               <w:jc w:val="left"/>
             </w:pPr>
             <w:r>
-              <w:t xml:space="preserve">Shared drives and SharePoint</w:t>
+              <w:t xml:space="preserve">Shared drives, SharePoint and onboarding folder</w:t>
             </w:r>
           </w:p>
         </w:tc>
@@ -3732,7 +3735,7 @@
               <w:jc w:val="left"/>
             </w:pPr>
             <w:r>
-              <w:t xml:space="preserve">AR-01 to AR-04, AR-10, AR-21 provisioned</w:t>
+              <w:t xml:space="preserve">AR-01 to AR-04, AR-10, AR-14 (onboarding folder), AR-21 provisioned</w:t>
             </w:r>
           </w:p>
         </w:tc>
@@ -4035,37 +4038,7 @@
               <w:jc w:val="left"/>
             </w:pPr>
             <w:r>
-              <w:t xml:space="preserve">Read the Word files in</w:t>
-            </w:r>
-            <w:r>
-              <w:t xml:space="preserve"> </w:t>
-            </w:r>
-            <w:r>
-              <w:rPr>
-                <w:rStyle w:val="VerbatimChar"/>
-              </w:rPr>
-              <w:t xml:space="preserve">dist/docs/</w:t>
-            </w:r>
-            <w:r>
-              <w:t xml:space="preserve"> </w:t>
-            </w:r>
-            <w:r>
-              <w:t xml:space="preserve">or</w:t>
-            </w:r>
-            <w:r>
-              <w:t xml:space="preserve"> </w:t>
-            </w:r>
-            <w:r>
-              <w:rPr>
-                <w:rStyle w:val="VerbatimChar"/>
-              </w:rPr>
-              <w:t xml:space="preserve">dist/BSA-Onboarding-Handbook.docx</w:t>
-            </w:r>
-            <w:r>
-              <w:t xml:space="preserve"> </w:t>
-            </w:r>
-            <w:r>
-              <w:t xml:space="preserve">from the shared folder. Keep notes and the question log in one Word file, then paste it in when OneNote is live</w:t>
+              <w:t xml:space="preserve">Read the Word versions in the onboarding folder (BSA-Onboarding-Handbook.docx, or the single-page files in its docs folder). Keep notes and the question log in one Word file, then paste it in when OneNote is live</w:t>
             </w:r>
           </w:p>
         </w:tc>
@@ -4232,37 +4205,7 @@
               <w:jc w:val="left"/>
             </w:pPr>
             <w:r>
-              <w:t xml:space="preserve">Not needed for W1-W2 exercises. Practice data is in</w:t>
-            </w:r>
-            <w:r>
-              <w:t xml:space="preserve"> </w:t>
-            </w:r>
-            <w:r>
-              <w:rPr>
-                <w:rStyle w:val="VerbatimChar"/>
-              </w:rPr>
-              <w:t xml:space="preserve">dist/Practice-Data.xlsx</w:t>
-            </w:r>
-            <w:r>
-              <w:t xml:space="preserve"> </w:t>
-            </w:r>
-            <w:r>
-              <w:t xml:space="preserve">and</w:t>
-            </w:r>
-            <w:r>
-              <w:t xml:space="preserve"> </w:t>
-            </w:r>
-            <w:r>
-              <w:rPr>
-                <w:rStyle w:val="VerbatimChar"/>
-              </w:rPr>
-              <w:t xml:space="preserve">dist/practice-data/*.csv</w:t>
-            </w:r>
-            <w:r>
-              <w:t xml:space="preserve"> </w:t>
-            </w:r>
-            <w:r>
-              <w:t xml:space="preserve">and runs in Excel and Power Query. The Senior gives the Thu 10/22 data tour on their own screen</w:t>
+              <w:t xml:space="preserve">Not needed for W1-W2 exercises. Practice data is in Practice-Data.xlsx (and the CSV files in its practice-data folder) in the onboarding folder and runs in Excel and Power Query. The Senior gives the Thu 10/22 data tour on their own screen</w:t>
             </w:r>
           </w:p>
         </w:tc>
@@ -4376,22 +4319,7 @@
               <w:jc w:val="left"/>
             </w:pPr>
             <w:r>
-              <w:t xml:space="preserve">Open</w:t>
-            </w:r>
-            <w:r>
-              <w:t xml:space="preserve"> </w:t>
-            </w:r>
-            <w:r>
-              <w:rPr>
-                <w:rStyle w:val="VerbatimChar"/>
-              </w:rPr>
-              <w:t xml:space="preserve">dist/anki/BSA-Onboarding-cards.csv</w:t>
-            </w:r>
-            <w:r>
-              <w:t xml:space="preserve"> </w:t>
-            </w:r>
-            <w:r>
-              <w:t xml:space="preserve">in Excel, hide the answer column, and self-quiz for 15 minutes. Draft new cards in the same layout. Do not use a personal AnkiWeb account</w:t>
+              <w:t xml:space="preserve">Open BSA-Onboarding-cards.csv from the onboarding folder in Excel, hide the answer column, and self-quiz for 15 minutes. Draft new cards in the same layout. Do not use a personal AnkiWeb account</w:t>
             </w:r>
           </w:p>
         </w:tc>

--- a/dist/docs/04-access-request-checklist.docx
+++ b/dist/docs/04-access-request-checklist.docx
@@ -60,7 +60,7 @@
         <w:t xml:space="preserve"> </w:t>
       </w:r>
       <w:r>
-        <w:t xml:space="preserve">the Manager submits and chases requests. The hires check and update the status on Day 1, Mon 10/19, 14:15-15:00. System owners approve.</w:t>
+        <w:t xml:space="preserve">the Manager submits and chases requests. On Day 1, Mon 10/19, 14:15-15:00, each hire copies the tracking table into an "Access tracker" page in their own OneNote section and checks each system; the Manager reviews it in the weekly 1:1. System owners approve.</w:t>
       </w:r>
     </w:p>
     <w:p>
@@ -318,7 +318,7 @@
         <w:t xml:space="preserve"> </w:t>
       </w:r>
       <w:r>
-        <w:t xml:space="preserve">in the tracking table at the end of this page, with a ticket number and status. In Week 1 the hires update it daily; after that, the Manager reviews it weekly.</w:t>
+        <w:t xml:space="preserve">with a ticket number and status. Before Day 1 the Manager records each ticket number in the tracking table at the end of this page (the OneNote copy). On Day 1 each hire copies that table into an editable "Access tracker" page in their own OneNote section and keeps their own status current: daily in Week 1, then whenever something changes. The Manager reviews each hire's Access tracker in the weekly 1:1.</w:t>
       </w:r>
     </w:p>
     <w:p>
@@ -356,21 +356,24 @@
     <w:tbl>
       <w:tblPr>
         <w:tblStyle w:val="Table"/>
-        <w:tblW w:type="auto" w:w="0"/>
+        <w:tblW w:type="dxa" w:w="9360"/>
         <w:tblLook w:firstRow="1" w:lastRow="0" w:firstColumn="0" w:lastColumn="0" w:noHBand="0" w:noVBand="0" w:val="0020"/>
         <w:jc w:val="start"/>
+        <w:tblLayout w:type="fixed"/>
       </w:tblPr>
       <w:tblGrid>
-        <w:gridCol w:w="2640"/>
-        <w:gridCol w:w="2640"/>
-        <w:gridCol w:w="2640"/>
+        <w:gridCol w:w="3329"/>
+        <w:gridCol w:w="2523"/>
+        <w:gridCol w:w="3507"/>
       </w:tblGrid>
       <w:tr>
         <w:trPr>
           <w:tblHeader w:val="true"/>
         </w:trPr>
         <w:tc>
-          <w:tcPr/>
+          <w:tcPr>
+            <w:tcW w:w="3329" w:type="dxa"/>
+          </w:tcPr>
           <w:p>
             <w:pPr>
               <w:pStyle w:val="Compact"/>
@@ -382,7 +385,9 @@
           </w:p>
         </w:tc>
         <w:tc>
-          <w:tcPr/>
+          <w:tcPr>
+            <w:tcW w:w="2523" w:type="dxa"/>
+          </w:tcPr>
           <w:p>
             <w:pPr>
               <w:pStyle w:val="Compact"/>
@@ -394,7 +399,9 @@
           </w:p>
         </w:tc>
         <w:tc>
-          <w:tcPr/>
+          <w:tcPr>
+            <w:tcW w:w="3507" w:type="dxa"/>
+          </w:tcPr>
           <w:p>
             <w:pPr>
               <w:pStyle w:val="Compact"/>
@@ -408,7 +415,9 @@
       </w:tr>
       <w:tr>
         <w:tc>
-          <w:tcPr/>
+          <w:tcPr>
+            <w:tcW w:w="3329" w:type="dxa"/>
+          </w:tcPr>
           <w:p>
             <w:pPr>
               <w:pStyle w:val="Compact"/>
@@ -420,7 +429,9 @@
           </w:p>
         </w:tc>
         <w:tc>
-          <w:tcPr/>
+          <w:tcPr>
+            <w:tcW w:w="2523" w:type="dxa"/>
+          </w:tcPr>
           <w:p>
             <w:pPr>
               <w:pStyle w:val="Compact"/>
@@ -432,7 +443,9 @@
           </w:p>
         </w:tc>
         <w:tc>
-          <w:tcPr/>
+          <w:tcPr>
+            <w:tcW w:w="3507" w:type="dxa"/>
+          </w:tcPr>
           <w:p>
             <w:pPr>
               <w:pStyle w:val="Compact"/>
@@ -446,7 +459,9 @@
       </w:tr>
       <w:tr>
         <w:tc>
-          <w:tcPr/>
+          <w:tcPr>
+            <w:tcW w:w="3329" w:type="dxa"/>
+          </w:tcPr>
           <w:p>
             <w:pPr>
               <w:pStyle w:val="Compact"/>
@@ -458,7 +473,9 @@
           </w:p>
         </w:tc>
         <w:tc>
-          <w:tcPr/>
+          <w:tcPr>
+            <w:tcW w:w="2523" w:type="dxa"/>
+          </w:tcPr>
           <w:p>
             <w:pPr>
               <w:pStyle w:val="Compact"/>
@@ -470,7 +487,9 @@
           </w:p>
         </w:tc>
         <w:tc>
-          <w:tcPr/>
+          <w:tcPr>
+            <w:tcW w:w="3507" w:type="dxa"/>
+          </w:tcPr>
           <w:p>
             <w:pPr>
               <w:pStyle w:val="Compact"/>
@@ -484,7 +503,9 @@
       </w:tr>
       <w:tr>
         <w:tc>
-          <w:tcPr/>
+          <w:tcPr>
+            <w:tcW w:w="3329" w:type="dxa"/>
+          </w:tcPr>
           <w:p>
             <w:pPr>
               <w:pStyle w:val="Compact"/>
@@ -496,7 +517,9 @@
           </w:p>
         </w:tc>
         <w:tc>
-          <w:tcPr/>
+          <w:tcPr>
+            <w:tcW w:w="2523" w:type="dxa"/>
+          </w:tcPr>
           <w:p>
             <w:pPr>
               <w:pStyle w:val="Compact"/>
@@ -508,7 +531,9 @@
           </w:p>
         </w:tc>
         <w:tc>
-          <w:tcPr/>
+          <w:tcPr>
+            <w:tcW w:w="3507" w:type="dxa"/>
+          </w:tcPr>
           <w:p>
             <w:pPr>
               <w:pStyle w:val="Compact"/>
@@ -522,7 +547,9 @@
       </w:tr>
       <w:tr>
         <w:tc>
-          <w:tcPr/>
+          <w:tcPr>
+            <w:tcW w:w="3329" w:type="dxa"/>
+          </w:tcPr>
           <w:p>
             <w:pPr>
               <w:pStyle w:val="Compact"/>
@@ -534,7 +561,9 @@
           </w:p>
         </w:tc>
         <w:tc>
-          <w:tcPr/>
+          <w:tcPr>
+            <w:tcW w:w="2523" w:type="dxa"/>
+          </w:tcPr>
           <w:p>
             <w:pPr>
               <w:pStyle w:val="Compact"/>
@@ -546,7 +575,9 @@
           </w:p>
         </w:tc>
         <w:tc>
-          <w:tcPr/>
+          <w:tcPr>
+            <w:tcW w:w="3507" w:type="dxa"/>
+          </w:tcPr>
           <w:p>
             <w:pPr>
               <w:pStyle w:val="Compact"/>
@@ -560,7 +591,9 @@
       </w:tr>
       <w:tr>
         <w:tc>
-          <w:tcPr/>
+          <w:tcPr>
+            <w:tcW w:w="3329" w:type="dxa"/>
+          </w:tcPr>
           <w:p>
             <w:pPr>
               <w:pStyle w:val="Compact"/>
@@ -572,7 +605,9 @@
           </w:p>
         </w:tc>
         <w:tc>
-          <w:tcPr/>
+          <w:tcPr>
+            <w:tcW w:w="2523" w:type="dxa"/>
+          </w:tcPr>
           <w:p>
             <w:pPr>
               <w:pStyle w:val="Compact"/>
@@ -584,7 +619,9 @@
           </w:p>
         </w:tc>
         <w:tc>
-          <w:tcPr/>
+          <w:tcPr>
+            <w:tcW w:w="3507" w:type="dxa"/>
+          </w:tcPr>
           <w:p>
             <w:pPr>
               <w:pStyle w:val="Compact"/>
@@ -598,7 +635,9 @@
       </w:tr>
       <w:tr>
         <w:tc>
-          <w:tcPr/>
+          <w:tcPr>
+            <w:tcW w:w="3329" w:type="dxa"/>
+          </w:tcPr>
           <w:p>
             <w:pPr>
               <w:pStyle w:val="Compact"/>
@@ -610,7 +649,9 @@
           </w:p>
         </w:tc>
         <w:tc>
-          <w:tcPr/>
+          <w:tcPr>
+            <w:tcW w:w="2523" w:type="dxa"/>
+          </w:tcPr>
           <w:p>
             <w:pPr>
               <w:pStyle w:val="Compact"/>
@@ -622,7 +663,9 @@
           </w:p>
         </w:tc>
         <w:tc>
-          <w:tcPr/>
+          <w:tcPr>
+            <w:tcW w:w="3507" w:type="dxa"/>
+          </w:tcPr>
           <w:p>
             <w:pPr>
               <w:pStyle w:val="Compact"/>
@@ -636,7 +679,9 @@
       </w:tr>
       <w:tr>
         <w:tc>
-          <w:tcPr/>
+          <w:tcPr>
+            <w:tcW w:w="3329" w:type="dxa"/>
+          </w:tcPr>
           <w:p>
             <w:pPr>
               <w:pStyle w:val="Compact"/>
@@ -648,7 +693,9 @@
           </w:p>
         </w:tc>
         <w:tc>
-          <w:tcPr/>
+          <w:tcPr>
+            <w:tcW w:w="2523" w:type="dxa"/>
+          </w:tcPr>
           <w:p>
             <w:pPr>
               <w:pStyle w:val="Compact"/>
@@ -660,7 +707,9 @@
           </w:p>
         </w:tc>
         <w:tc>
-          <w:tcPr/>
+          <w:tcPr>
+            <w:tcW w:w="3507" w:type="dxa"/>
+          </w:tcPr>
           <w:p>
             <w:pPr>
               <w:pStyle w:val="Compact"/>
@@ -674,7 +723,9 @@
       </w:tr>
       <w:tr>
         <w:tc>
-          <w:tcPr/>
+          <w:tcPr>
+            <w:tcW w:w="3329" w:type="dxa"/>
+          </w:tcPr>
           <w:p>
             <w:pPr>
               <w:pStyle w:val="Compact"/>
@@ -686,7 +737,9 @@
           </w:p>
         </w:tc>
         <w:tc>
-          <w:tcPr/>
+          <w:tcPr>
+            <w:tcW w:w="2523" w:type="dxa"/>
+          </w:tcPr>
           <w:p>
             <w:pPr>
               <w:pStyle w:val="Compact"/>
@@ -698,7 +751,9 @@
           </w:p>
         </w:tc>
         <w:tc>
-          <w:tcPr/>
+          <w:tcPr>
+            <w:tcW w:w="3507" w:type="dxa"/>
+          </w:tcPr>
           <w:p>
             <w:pPr>
               <w:pStyle w:val="Compact"/>
@@ -712,7 +767,9 @@
       </w:tr>
       <w:tr>
         <w:tc>
-          <w:tcPr/>
+          <w:tcPr>
+            <w:tcW w:w="3329" w:type="dxa"/>
+          </w:tcPr>
           <w:p>
             <w:pPr>
               <w:pStyle w:val="Compact"/>
@@ -724,7 +781,9 @@
           </w:p>
         </w:tc>
         <w:tc>
-          <w:tcPr/>
+          <w:tcPr>
+            <w:tcW w:w="2523" w:type="dxa"/>
+          </w:tcPr>
           <w:p>
             <w:pPr>
               <w:pStyle w:val="Compact"/>
@@ -736,7 +795,9 @@
           </w:p>
         </w:tc>
         <w:tc>
-          <w:tcPr/>
+          <w:tcPr>
+            <w:tcW w:w="3507" w:type="dxa"/>
+          </w:tcPr>
           <w:p>
             <w:pPr>
               <w:pStyle w:val="Compact"/>
@@ -750,7 +811,9 @@
       </w:tr>
       <w:tr>
         <w:tc>
-          <w:tcPr/>
+          <w:tcPr>
+            <w:tcW w:w="3329" w:type="dxa"/>
+          </w:tcPr>
           <w:p>
             <w:pPr>
               <w:pStyle w:val="Compact"/>
@@ -762,7 +825,9 @@
           </w:p>
         </w:tc>
         <w:tc>
-          <w:tcPr/>
+          <w:tcPr>
+            <w:tcW w:w="2523" w:type="dxa"/>
+          </w:tcPr>
           <w:p>
             <w:pPr>
               <w:pStyle w:val="Compact"/>
@@ -774,7 +839,9 @@
           </w:p>
         </w:tc>
         <w:tc>
-          <w:tcPr/>
+          <w:tcPr>
+            <w:tcW w:w="3507" w:type="dxa"/>
+          </w:tcPr>
           <w:p>
             <w:pPr>
               <w:pStyle w:val="Compact"/>
@@ -788,7 +855,9 @@
       </w:tr>
       <w:tr>
         <w:tc>
-          <w:tcPr/>
+          <w:tcPr>
+            <w:tcW w:w="3329" w:type="dxa"/>
+          </w:tcPr>
           <w:p>
             <w:pPr>
               <w:pStyle w:val="Compact"/>
@@ -800,7 +869,9 @@
           </w:p>
         </w:tc>
         <w:tc>
-          <w:tcPr/>
+          <w:tcPr>
+            <w:tcW w:w="2523" w:type="dxa"/>
+          </w:tcPr>
           <w:p>
             <w:pPr>
               <w:pStyle w:val="Compact"/>
@@ -812,7 +883,9 @@
           </w:p>
         </w:tc>
         <w:tc>
-          <w:tcPr/>
+          <w:tcPr>
+            <w:tcW w:w="3507" w:type="dxa"/>
+          </w:tcPr>
           <w:p>
             <w:pPr>
               <w:pStyle w:val="Compact"/>
@@ -826,7 +899,9 @@
       </w:tr>
       <w:tr>
         <w:tc>
-          <w:tcPr/>
+          <w:tcPr>
+            <w:tcW w:w="3329" w:type="dxa"/>
+          </w:tcPr>
           <w:p>
             <w:pPr>
               <w:pStyle w:val="Compact"/>
@@ -838,7 +913,9 @@
           </w:p>
         </w:tc>
         <w:tc>
-          <w:tcPr/>
+          <w:tcPr>
+            <w:tcW w:w="2523" w:type="dxa"/>
+          </w:tcPr>
           <w:p>
             <w:pPr>
               <w:pStyle w:val="Compact"/>
@@ -850,7 +927,9 @@
           </w:p>
         </w:tc>
         <w:tc>
-          <w:tcPr/>
+          <w:tcPr>
+            <w:tcW w:w="3507" w:type="dxa"/>
+          </w:tcPr>
           <w:p>
             <w:pPr>
               <w:pStyle w:val="Compact"/>
@@ -884,23 +963,26 @@
     <w:tbl>
       <w:tblPr>
         <w:tblStyle w:val="Table"/>
-        <w:tblW w:type="auto" w:w="0"/>
+        <w:tblW w:type="dxa" w:w="9360"/>
         <w:tblLook w:firstRow="1" w:lastRow="0" w:firstColumn="0" w:lastColumn="0" w:noHBand="0" w:noVBand="0" w:val="0020"/>
         <w:jc w:val="start"/>
+        <w:tblLayout w:type="fixed"/>
       </w:tblPr>
       <w:tblGrid>
-        <w:gridCol w:w="1584"/>
-        <w:gridCol w:w="1584"/>
-        <w:gridCol w:w="1584"/>
-        <w:gridCol w:w="1584"/>
-        <w:gridCol w:w="1584"/>
+        <w:gridCol w:w="1482"/>
+        <w:gridCol w:w="2024"/>
+        <w:gridCol w:w="2881"/>
+        <w:gridCol w:w="1461"/>
+        <w:gridCol w:w="1510"/>
       </w:tblGrid>
       <w:tr>
         <w:trPr>
           <w:tblHeader w:val="true"/>
         </w:trPr>
         <w:tc>
-          <w:tcPr/>
+          <w:tcPr>
+            <w:tcW w:w="1482" w:type="dxa"/>
+          </w:tcPr>
           <w:p>
             <w:pPr>
               <w:pStyle w:val="Compact"/>
@@ -912,7 +994,9 @@
           </w:p>
         </w:tc>
         <w:tc>
-          <w:tcPr/>
+          <w:tcPr>
+            <w:tcW w:w="2024" w:type="dxa"/>
+          </w:tcPr>
           <w:p>
             <w:pPr>
               <w:pStyle w:val="Compact"/>
@@ -924,7 +1008,9 @@
           </w:p>
         </w:tc>
         <w:tc>
-          <w:tcPr/>
+          <w:tcPr>
+            <w:tcW w:w="2881" w:type="dxa"/>
+          </w:tcPr>
           <w:p>
             <w:pPr>
               <w:pStyle w:val="Compact"/>
@@ -936,7 +1022,9 @@
           </w:p>
         </w:tc>
         <w:tc>
-          <w:tcPr/>
+          <w:tcPr>
+            <w:tcW w:w="1461" w:type="dxa"/>
+          </w:tcPr>
           <w:p>
             <w:pPr>
               <w:pStyle w:val="Compact"/>
@@ -948,7 +1036,9 @@
           </w:p>
         </w:tc>
         <w:tc>
-          <w:tcPr/>
+          <w:tcPr>
+            <w:tcW w:w="1510" w:type="dxa"/>
+          </w:tcPr>
           <w:p>
             <w:pPr>
               <w:pStyle w:val="Compact"/>
@@ -962,7 +1052,9 @@
       </w:tr>
       <w:tr>
         <w:tc>
-          <w:tcPr/>
+          <w:tcPr>
+            <w:tcW w:w="1482" w:type="dxa"/>
+          </w:tcPr>
           <w:p>
             <w:pPr>
               <w:pStyle w:val="Compact"/>
@@ -974,7 +1066,9 @@
           </w:p>
         </w:tc>
         <w:tc>
-          <w:tcPr/>
+          <w:tcPr>
+            <w:tcW w:w="2024" w:type="dxa"/>
+          </w:tcPr>
           <w:p>
             <w:pPr>
               <w:pStyle w:val="Compact"/>
@@ -986,7 +1080,9 @@
           </w:p>
         </w:tc>
         <w:tc>
-          <w:tcPr/>
+          <w:tcPr>
+            <w:tcW w:w="2881" w:type="dxa"/>
+          </w:tcPr>
           <w:p>
             <w:pPr>
               <w:pStyle w:val="Compact"/>
@@ -998,7 +1094,9 @@
           </w:p>
         </w:tc>
         <w:tc>
-          <w:tcPr/>
+          <w:tcPr>
+            <w:tcW w:w="1461" w:type="dxa"/>
+          </w:tcPr>
           <w:p>
             <w:pPr>
               <w:pStyle w:val="Compact"/>
@@ -1010,7 +1108,9 @@
           </w:p>
         </w:tc>
         <w:tc>
-          <w:tcPr/>
+          <w:tcPr>
+            <w:tcW w:w="1510" w:type="dxa"/>
+          </w:tcPr>
           <w:p>
             <w:pPr>
               <w:pStyle w:val="Compact"/>
@@ -1024,7 +1124,9 @@
       </w:tr>
       <w:tr>
         <w:tc>
-          <w:tcPr/>
+          <w:tcPr>
+            <w:tcW w:w="1482" w:type="dxa"/>
+          </w:tcPr>
           <w:p>
             <w:pPr>
               <w:pStyle w:val="Compact"/>
@@ -1036,7 +1138,9 @@
           </w:p>
         </w:tc>
         <w:tc>
-          <w:tcPr/>
+          <w:tcPr>
+            <w:tcW w:w="2024" w:type="dxa"/>
+          </w:tcPr>
           <w:p>
             <w:pPr>
               <w:pStyle w:val="Compact"/>
@@ -1048,19 +1152,23 @@
           </w:p>
         </w:tc>
         <w:tc>
-          <w:tcPr/>
-          <w:p>
-            <w:pPr>
-              <w:pStyle w:val="Compact"/>
-              <w:jc w:val="left"/>
-            </w:pPr>
-            <w:r>
-              <w:t xml:space="preserve">Edit on their own section group plus Question Log, Tool Docs and Process SOPs. Read on everything else. The analytics answer key is never in the notebook; it stays in [COMPANY: trainer-only location]</w:t>
-            </w:r>
-          </w:p>
-        </w:tc>
-        <w:tc>
-          <w:tcPr/>
+          <w:tcPr>
+            <w:tcW w:w="2881" w:type="dxa"/>
+          </w:tcPr>
+          <w:p>
+            <w:pPr>
+              <w:pStyle w:val="Compact"/>
+              <w:jc w:val="left"/>
+            </w:pPr>
+            <w:r>
+              <w:t xml:space="preserve">Edit on their own section group (including their Access tracker page) plus Question Log, Tool Docs and Process SOPs. Read on everything else. The analytics answer key is never in the notebook; it stays in [COMPANY: trainer-only location]</w:t>
+            </w:r>
+          </w:p>
+        </w:tc>
+        <w:tc>
+          <w:tcPr>
+            <w:tcW w:w="1461" w:type="dxa"/>
+          </w:tcPr>
           <w:p>
             <w:pPr>
               <w:pStyle w:val="Compact"/>
@@ -1072,7 +1180,9 @@
           </w:p>
         </w:tc>
         <w:tc>
-          <w:tcPr/>
+          <w:tcPr>
+            <w:tcW w:w="1510" w:type="dxa"/>
+          </w:tcPr>
           <w:p>
             <w:pPr>
               <w:pStyle w:val="Compact"/>
@@ -1086,7 +1196,9 @@
       </w:tr>
       <w:tr>
         <w:tc>
-          <w:tcPr/>
+          <w:tcPr>
+            <w:tcW w:w="1482" w:type="dxa"/>
+          </w:tcPr>
           <w:p>
             <w:pPr>
               <w:pStyle w:val="Compact"/>
@@ -1098,7 +1210,9 @@
           </w:p>
         </w:tc>
         <w:tc>
-          <w:tcPr/>
+          <w:tcPr>
+            <w:tcW w:w="2024" w:type="dxa"/>
+          </w:tcPr>
           <w:p>
             <w:pPr>
               <w:pStyle w:val="Compact"/>
@@ -1110,7 +1224,9 @@
           </w:p>
         </w:tc>
         <w:tc>
-          <w:tcPr/>
+          <w:tcPr>
+            <w:tcW w:w="2881" w:type="dxa"/>
+          </w:tcPr>
           <w:p>
             <w:pPr>
               <w:pStyle w:val="Compact"/>
@@ -1122,7 +1238,9 @@
           </w:p>
         </w:tc>
         <w:tc>
-          <w:tcPr/>
+          <w:tcPr>
+            <w:tcW w:w="1461" w:type="dxa"/>
+          </w:tcPr>
           <w:p>
             <w:pPr>
               <w:pStyle w:val="Compact"/>
@@ -1134,7 +1252,9 @@
           </w:p>
         </w:tc>
         <w:tc>
-          <w:tcPr/>
+          <w:tcPr>
+            <w:tcW w:w="1510" w:type="dxa"/>
+          </w:tcPr>
           <w:p>
             <w:pPr>
               <w:pStyle w:val="Compact"/>
@@ -1148,7 +1268,9 @@
       </w:tr>
       <w:tr>
         <w:tc>
-          <w:tcPr/>
+          <w:tcPr>
+            <w:tcW w:w="1482" w:type="dxa"/>
+          </w:tcPr>
           <w:p>
             <w:pPr>
               <w:pStyle w:val="Compact"/>
@@ -1160,7 +1282,9 @@
           </w:p>
         </w:tc>
         <w:tc>
-          <w:tcPr/>
+          <w:tcPr>
+            <w:tcW w:w="2024" w:type="dxa"/>
+          </w:tcPr>
           <w:p>
             <w:pPr>
               <w:pStyle w:val="Compact"/>
@@ -1172,7 +1296,9 @@
           </w:p>
         </w:tc>
         <w:tc>
-          <w:tcPr/>
+          <w:tcPr>
+            <w:tcW w:w="2881" w:type="dxa"/>
+          </w:tcPr>
           <w:p>
             <w:pPr>
               <w:pStyle w:val="Compact"/>
@@ -1184,7 +1310,9 @@
           </w:p>
         </w:tc>
         <w:tc>
-          <w:tcPr/>
+          <w:tcPr>
+            <w:tcW w:w="1461" w:type="dxa"/>
+          </w:tcPr>
           <w:p>
             <w:pPr>
               <w:pStyle w:val="Compact"/>
@@ -1196,7 +1324,9 @@
           </w:p>
         </w:tc>
         <w:tc>
-          <w:tcPr/>
+          <w:tcPr>
+            <w:tcW w:w="1510" w:type="dxa"/>
+          </w:tcPr>
           <w:p>
             <w:pPr>
               <w:pStyle w:val="Compact"/>
@@ -1210,7 +1340,9 @@
       </w:tr>
       <w:tr>
         <w:tc>
-          <w:tcPr/>
+          <w:tcPr>
+            <w:tcW w:w="1482" w:type="dxa"/>
+          </w:tcPr>
           <w:p>
             <w:pPr>
               <w:pStyle w:val="Compact"/>
@@ -1222,7 +1354,9 @@
           </w:p>
         </w:tc>
         <w:tc>
-          <w:tcPr/>
+          <w:tcPr>
+            <w:tcW w:w="2024" w:type="dxa"/>
+          </w:tcPr>
           <w:p>
             <w:pPr>
               <w:pStyle w:val="Compact"/>
@@ -1234,7 +1368,9 @@
           </w:p>
         </w:tc>
         <w:tc>
-          <w:tcPr/>
+          <w:tcPr>
+            <w:tcW w:w="2881" w:type="dxa"/>
+          </w:tcPr>
           <w:p>
             <w:pPr>
               <w:pStyle w:val="Compact"/>
@@ -1246,7 +1382,9 @@
           </w:p>
         </w:tc>
         <w:tc>
-          <w:tcPr/>
+          <w:tcPr>
+            <w:tcW w:w="1461" w:type="dxa"/>
+          </w:tcPr>
           <w:p>
             <w:pPr>
               <w:pStyle w:val="Compact"/>
@@ -1258,7 +1396,9 @@
           </w:p>
         </w:tc>
         <w:tc>
-          <w:tcPr/>
+          <w:tcPr>
+            <w:tcW w:w="1510" w:type="dxa"/>
+          </w:tcPr>
           <w:p>
             <w:pPr>
               <w:pStyle w:val="Compact"/>
@@ -1272,7 +1412,9 @@
       </w:tr>
       <w:tr>
         <w:tc>
-          <w:tcPr/>
+          <w:tcPr>
+            <w:tcW w:w="1482" w:type="dxa"/>
+          </w:tcPr>
           <w:p>
             <w:pPr>
               <w:pStyle w:val="Compact"/>
@@ -1284,7 +1426,9 @@
           </w:p>
         </w:tc>
         <w:tc>
-          <w:tcPr/>
+          <w:tcPr>
+            <w:tcW w:w="2024" w:type="dxa"/>
+          </w:tcPr>
           <w:p>
             <w:pPr>
               <w:pStyle w:val="Compact"/>
@@ -1296,7 +1440,9 @@
           </w:p>
         </w:tc>
         <w:tc>
-          <w:tcPr/>
+          <w:tcPr>
+            <w:tcW w:w="2881" w:type="dxa"/>
+          </w:tcPr>
           <w:p>
             <w:pPr>
               <w:pStyle w:val="Compact"/>
@@ -1320,7 +1466,9 @@
           </w:p>
         </w:tc>
         <w:tc>
-          <w:tcPr/>
+          <w:tcPr>
+            <w:tcW w:w="1461" w:type="dxa"/>
+          </w:tcPr>
           <w:p>
             <w:pPr>
               <w:pStyle w:val="Compact"/>
@@ -1332,7 +1480,9 @@
           </w:p>
         </w:tc>
         <w:tc>
-          <w:tcPr/>
+          <w:tcPr>
+            <w:tcW w:w="1510" w:type="dxa"/>
+          </w:tcPr>
           <w:p>
             <w:pPr>
               <w:pStyle w:val="Compact"/>
@@ -1346,7 +1496,9 @@
       </w:tr>
       <w:tr>
         <w:tc>
-          <w:tcPr/>
+          <w:tcPr>
+            <w:tcW w:w="1482" w:type="dxa"/>
+          </w:tcPr>
           <w:p>
             <w:pPr>
               <w:pStyle w:val="Compact"/>
@@ -1358,7 +1510,9 @@
           </w:p>
         </w:tc>
         <w:tc>
-          <w:tcPr/>
+          <w:tcPr>
+            <w:tcW w:w="2024" w:type="dxa"/>
+          </w:tcPr>
           <w:p>
             <w:pPr>
               <w:pStyle w:val="Compact"/>
@@ -1370,7 +1524,9 @@
           </w:p>
         </w:tc>
         <w:tc>
-          <w:tcPr/>
+          <w:tcPr>
+            <w:tcW w:w="2881" w:type="dxa"/>
+          </w:tcPr>
           <w:p>
             <w:pPr>
               <w:pStyle w:val="Compact"/>
@@ -1391,7 +1547,9 @@
           </w:p>
         </w:tc>
         <w:tc>
-          <w:tcPr/>
+          <w:tcPr>
+            <w:tcW w:w="1461" w:type="dxa"/>
+          </w:tcPr>
           <w:p>
             <w:pPr>
               <w:pStyle w:val="Compact"/>
@@ -1403,7 +1561,9 @@
           </w:p>
         </w:tc>
         <w:tc>
-          <w:tcPr/>
+          <w:tcPr>
+            <w:tcW w:w="1510" w:type="dxa"/>
+          </w:tcPr>
           <w:p>
             <w:pPr>
               <w:pStyle w:val="Compact"/>
@@ -1417,7 +1577,9 @@
       </w:tr>
       <w:tr>
         <w:tc>
-          <w:tcPr/>
+          <w:tcPr>
+            <w:tcW w:w="1482" w:type="dxa"/>
+          </w:tcPr>
           <w:p>
             <w:pPr>
               <w:pStyle w:val="Compact"/>
@@ -1429,7 +1591,9 @@
           </w:p>
         </w:tc>
         <w:tc>
-          <w:tcPr/>
+          <w:tcPr>
+            <w:tcW w:w="2024" w:type="dxa"/>
+          </w:tcPr>
           <w:p>
             <w:pPr>
               <w:pStyle w:val="Compact"/>
@@ -1441,7 +1605,9 @@
           </w:p>
         </w:tc>
         <w:tc>
-          <w:tcPr/>
+          <w:tcPr>
+            <w:tcW w:w="2881" w:type="dxa"/>
+          </w:tcPr>
           <w:p>
             <w:pPr>
               <w:pStyle w:val="Compact"/>
@@ -1453,7 +1619,9 @@
           </w:p>
         </w:tc>
         <w:tc>
-          <w:tcPr/>
+          <w:tcPr>
+            <w:tcW w:w="1461" w:type="dxa"/>
+          </w:tcPr>
           <w:p>
             <w:pPr>
               <w:pStyle w:val="Compact"/>
@@ -1465,7 +1633,9 @@
           </w:p>
         </w:tc>
         <w:tc>
-          <w:tcPr/>
+          <w:tcPr>
+            <w:tcW w:w="1510" w:type="dxa"/>
+          </w:tcPr>
           <w:p>
             <w:pPr>
               <w:pStyle w:val="Compact"/>
@@ -1479,7 +1649,9 @@
       </w:tr>
       <w:tr>
         <w:tc>
-          <w:tcPr/>
+          <w:tcPr>
+            <w:tcW w:w="1482" w:type="dxa"/>
+          </w:tcPr>
           <w:p>
             <w:pPr>
               <w:pStyle w:val="Compact"/>
@@ -1491,7 +1663,9 @@
           </w:p>
         </w:tc>
         <w:tc>
-          <w:tcPr/>
+          <w:tcPr>
+            <w:tcW w:w="2024" w:type="dxa"/>
+          </w:tcPr>
           <w:p>
             <w:pPr>
               <w:pStyle w:val="Compact"/>
@@ -1503,7 +1677,9 @@
           </w:p>
         </w:tc>
         <w:tc>
-          <w:tcPr/>
+          <w:tcPr>
+            <w:tcW w:w="2881" w:type="dxa"/>
+          </w:tcPr>
           <w:p>
             <w:pPr>
               <w:pStyle w:val="Compact"/>
@@ -1515,7 +1691,9 @@
           </w:p>
         </w:tc>
         <w:tc>
-          <w:tcPr/>
+          <w:tcPr>
+            <w:tcW w:w="1461" w:type="dxa"/>
+          </w:tcPr>
           <w:p>
             <w:pPr>
               <w:pStyle w:val="Compact"/>
@@ -1527,7 +1705,9 @@
           </w:p>
         </w:tc>
         <w:tc>
-          <w:tcPr/>
+          <w:tcPr>
+            <w:tcW w:w="1510" w:type="dxa"/>
+          </w:tcPr>
           <w:p>
             <w:pPr>
               <w:pStyle w:val="Compact"/>
@@ -1541,7 +1721,9 @@
       </w:tr>
       <w:tr>
         <w:tc>
-          <w:tcPr/>
+          <w:tcPr>
+            <w:tcW w:w="1482" w:type="dxa"/>
+          </w:tcPr>
           <w:p>
             <w:pPr>
               <w:pStyle w:val="Compact"/>
@@ -1553,7 +1735,9 @@
           </w:p>
         </w:tc>
         <w:tc>
-          <w:tcPr/>
+          <w:tcPr>
+            <w:tcW w:w="2024" w:type="dxa"/>
+          </w:tcPr>
           <w:p>
             <w:pPr>
               <w:pStyle w:val="Compact"/>
@@ -1565,7 +1749,9 @@
           </w:p>
         </w:tc>
         <w:tc>
-          <w:tcPr/>
+          <w:tcPr>
+            <w:tcW w:w="2881" w:type="dxa"/>
+          </w:tcPr>
           <w:p>
             <w:pPr>
               <w:pStyle w:val="Compact"/>
@@ -1577,7 +1763,9 @@
           </w:p>
         </w:tc>
         <w:tc>
-          <w:tcPr/>
+          <w:tcPr>
+            <w:tcW w:w="1461" w:type="dxa"/>
+          </w:tcPr>
           <w:p>
             <w:pPr>
               <w:pStyle w:val="Compact"/>
@@ -1589,7 +1777,9 @@
           </w:p>
         </w:tc>
         <w:tc>
-          <w:tcPr/>
+          <w:tcPr>
+            <w:tcW w:w="1510" w:type="dxa"/>
+          </w:tcPr>
           <w:p>
             <w:pPr>
               <w:pStyle w:val="Compact"/>
@@ -1603,7 +1793,9 @@
       </w:tr>
       <w:tr>
         <w:tc>
-          <w:tcPr/>
+          <w:tcPr>
+            <w:tcW w:w="1482" w:type="dxa"/>
+          </w:tcPr>
           <w:p>
             <w:pPr>
               <w:pStyle w:val="Compact"/>
@@ -1615,7 +1807,9 @@
           </w:p>
         </w:tc>
         <w:tc>
-          <w:tcPr/>
+          <w:tcPr>
+            <w:tcW w:w="2024" w:type="dxa"/>
+          </w:tcPr>
           <w:p>
             <w:pPr>
               <w:pStyle w:val="Compact"/>
@@ -1627,7 +1821,9 @@
           </w:p>
         </w:tc>
         <w:tc>
-          <w:tcPr/>
+          <w:tcPr>
+            <w:tcW w:w="2881" w:type="dxa"/>
+          </w:tcPr>
           <w:p>
             <w:pPr>
               <w:pStyle w:val="Compact"/>
@@ -1639,7 +1835,9 @@
           </w:p>
         </w:tc>
         <w:tc>
-          <w:tcPr/>
+          <w:tcPr>
+            <w:tcW w:w="1461" w:type="dxa"/>
+          </w:tcPr>
           <w:p>
             <w:pPr>
               <w:pStyle w:val="Compact"/>
@@ -1651,7 +1849,9 @@
           </w:p>
         </w:tc>
         <w:tc>
-          <w:tcPr/>
+          <w:tcPr>
+            <w:tcW w:w="1510" w:type="dxa"/>
+          </w:tcPr>
           <w:p>
             <w:pPr>
               <w:pStyle w:val="Compact"/>
@@ -1665,7 +1865,9 @@
       </w:tr>
       <w:tr>
         <w:tc>
-          <w:tcPr/>
+          <w:tcPr>
+            <w:tcW w:w="1482" w:type="dxa"/>
+          </w:tcPr>
           <w:p>
             <w:pPr>
               <w:pStyle w:val="Compact"/>
@@ -1677,7 +1879,9 @@
           </w:p>
         </w:tc>
         <w:tc>
-          <w:tcPr/>
+          <w:tcPr>
+            <w:tcW w:w="2024" w:type="dxa"/>
+          </w:tcPr>
           <w:p>
             <w:pPr>
               <w:pStyle w:val="Compact"/>
@@ -1689,7 +1893,9 @@
           </w:p>
         </w:tc>
         <w:tc>
-          <w:tcPr/>
+          <w:tcPr>
+            <w:tcW w:w="2881" w:type="dxa"/>
+          </w:tcPr>
           <w:p>
             <w:pPr>
               <w:pStyle w:val="Compact"/>
@@ -1701,7 +1907,9 @@
           </w:p>
         </w:tc>
         <w:tc>
-          <w:tcPr/>
+          <w:tcPr>
+            <w:tcW w:w="1461" w:type="dxa"/>
+          </w:tcPr>
           <w:p>
             <w:pPr>
               <w:pStyle w:val="Compact"/>
@@ -1713,21 +1921,25 @@
           </w:p>
         </w:tc>
         <w:tc>
-          <w:tcPr/>
-          <w:p>
-            <w:pPr>
-              <w:pStyle w:val="Compact"/>
-              <w:jc w:val="left"/>
-            </w:pPr>
-            <w:r>
-              <w:t xml:space="preserve">Runtime by Thu 10/29 (tool inventory); Full Access by Mon 11/30 (W7) for an Access-tool owner</w:t>
-            </w:r>
-          </w:p>
-        </w:tc>
-      </w:tr>
-      <w:tr>
-        <w:tc>
-          <w:tcPr/>
+          <w:tcPr>
+            <w:tcW w:w="1510" w:type="dxa"/>
+          </w:tcPr>
+          <w:p>
+            <w:pPr>
+              <w:pStyle w:val="Compact"/>
+              <w:jc w:val="left"/>
+            </w:pPr>
+            <w:r>
+              <w:t xml:space="preserve">Runtime by Thu 10/29 (tool inventory); Full Access by Wed 11/25 (W6 tool coaching) for an Access-tool owner, requested at the day-30 review</w:t>
+            </w:r>
+          </w:p>
+        </w:tc>
+      </w:tr>
+      <w:tr>
+        <w:tc>
+          <w:tcPr>
+            <w:tcW w:w="1482" w:type="dxa"/>
+          </w:tcPr>
           <w:p>
             <w:pPr>
               <w:pStyle w:val="Compact"/>
@@ -1739,7 +1951,9 @@
           </w:p>
         </w:tc>
         <w:tc>
-          <w:tcPr/>
+          <w:tcPr>
+            <w:tcW w:w="2024" w:type="dxa"/>
+          </w:tcPr>
           <w:p>
             <w:pPr>
               <w:pStyle w:val="Compact"/>
@@ -1751,7 +1965,9 @@
           </w:p>
         </w:tc>
         <w:tc>
-          <w:tcPr/>
+          <w:tcPr>
+            <w:tcW w:w="2881" w:type="dxa"/>
+          </w:tcPr>
           <w:p>
             <w:pPr>
               <w:pStyle w:val="Compact"/>
@@ -1763,7 +1979,9 @@
           </w:p>
         </w:tc>
         <w:tc>
-          <w:tcPr/>
+          <w:tcPr>
+            <w:tcW w:w="1461" w:type="dxa"/>
+          </w:tcPr>
           <w:p>
             <w:pPr>
               <w:pStyle w:val="Compact"/>
@@ -1775,21 +1993,25 @@
           </w:p>
         </w:tc>
         <w:tc>
-          <w:tcPr/>
-          <w:p>
-            <w:pPr>
-              <w:pStyle w:val="Compact"/>
-              <w:jc w:val="left"/>
-            </w:pPr>
-            <w:r>
-              <w:t xml:space="preserve">User access by Thu 10/29; dev environment by Mon 11/30 (W7) for the owner</w:t>
-            </w:r>
-          </w:p>
-        </w:tc>
-      </w:tr>
-      <w:tr>
-        <w:tc>
-          <w:tcPr/>
+          <w:tcPr>
+            <w:tcW w:w="1510" w:type="dxa"/>
+          </w:tcPr>
+          <w:p>
+            <w:pPr>
+              <w:pStyle w:val="Compact"/>
+              <w:jc w:val="left"/>
+            </w:pPr>
+            <w:r>
+              <w:t xml:space="preserve">User access by Thu 10/29; dev environment by Wed 11/25 (W6 tool coaching) for the owner, requested at the day-30 review</w:t>
+            </w:r>
+          </w:p>
+        </w:tc>
+      </w:tr>
+      <w:tr>
+        <w:tc>
+          <w:tcPr>
+            <w:tcW w:w="1482" w:type="dxa"/>
+          </w:tcPr>
           <w:p>
             <w:pPr>
               <w:pStyle w:val="Compact"/>
@@ -1801,7 +2023,9 @@
           </w:p>
         </w:tc>
         <w:tc>
-          <w:tcPr/>
+          <w:tcPr>
+            <w:tcW w:w="2024" w:type="dxa"/>
+          </w:tcPr>
           <w:p>
             <w:pPr>
               <w:pStyle w:val="Compact"/>
@@ -1813,7 +2037,9 @@
           </w:p>
         </w:tc>
         <w:tc>
-          <w:tcPr/>
+          <w:tcPr>
+            <w:tcW w:w="2881" w:type="dxa"/>
+          </w:tcPr>
           <w:p>
             <w:pPr>
               <w:pStyle w:val="Compact"/>
@@ -1825,7 +2051,9 @@
           </w:p>
         </w:tc>
         <w:tc>
-          <w:tcPr/>
+          <w:tcPr>
+            <w:tcW w:w="1461" w:type="dxa"/>
+          </w:tcPr>
           <w:p>
             <w:pPr>
               <w:pStyle w:val="Compact"/>
@@ -1837,7 +2065,9 @@
           </w:p>
         </w:tc>
         <w:tc>
-          <w:tcPr/>
+          <w:tcPr>
+            <w:tcW w:w="1510" w:type="dxa"/>
+          </w:tcPr>
           <w:p>
             <w:pPr>
               <w:pStyle w:val="Compact"/>
@@ -1851,7 +2081,9 @@
       </w:tr>
       <w:tr>
         <w:tc>
-          <w:tcPr/>
+          <w:tcPr>
+            <w:tcW w:w="1482" w:type="dxa"/>
+          </w:tcPr>
           <w:p>
             <w:pPr>
               <w:pStyle w:val="Compact"/>
@@ -1863,7 +2095,9 @@
           </w:p>
         </w:tc>
         <w:tc>
-          <w:tcPr/>
+          <w:tcPr>
+            <w:tcW w:w="2024" w:type="dxa"/>
+          </w:tcPr>
           <w:p>
             <w:pPr>
               <w:pStyle w:val="Compact"/>
@@ -1875,7 +2109,9 @@
           </w:p>
         </w:tc>
         <w:tc>
-          <w:tcPr/>
+          <w:tcPr>
+            <w:tcW w:w="2881" w:type="dxa"/>
+          </w:tcPr>
           <w:p>
             <w:pPr>
               <w:pStyle w:val="Compact"/>
@@ -1887,7 +2123,9 @@
           </w:p>
         </w:tc>
         <w:tc>
-          <w:tcPr/>
+          <w:tcPr>
+            <w:tcW w:w="1461" w:type="dxa"/>
+          </w:tcPr>
           <w:p>
             <w:pPr>
               <w:pStyle w:val="Compact"/>
@@ -1899,21 +2137,25 @@
           </w:p>
         </w:tc>
         <w:tc>
-          <w:tcPr/>
-          <w:p>
-            <w:pPr>
-              <w:pStyle w:val="Compact"/>
-              <w:jc w:val="left"/>
-            </w:pPr>
-            <w:r>
-              <w:t xml:space="preserve">Read by Thu 10/29; feature-branch push by Mon 11/30 (W7) for the owner</w:t>
-            </w:r>
-          </w:p>
-        </w:tc>
-      </w:tr>
-      <w:tr>
-        <w:tc>
-          <w:tcPr/>
+          <w:tcPr>
+            <w:tcW w:w="1510" w:type="dxa"/>
+          </w:tcPr>
+          <w:p>
+            <w:pPr>
+              <w:pStyle w:val="Compact"/>
+              <w:jc w:val="left"/>
+            </w:pPr>
+            <w:r>
+              <w:t xml:space="preserve">Read by Thu 10/29; feature-branch push by Wed 11/25 (W6 tool coaching) for the owner, requested at the day-30 review</w:t>
+            </w:r>
+          </w:p>
+        </w:tc>
+      </w:tr>
+      <w:tr>
+        <w:tc>
+          <w:tcPr>
+            <w:tcW w:w="1482" w:type="dxa"/>
+          </w:tcPr>
           <w:p>
             <w:pPr>
               <w:pStyle w:val="Compact"/>
@@ -1925,7 +2167,9 @@
           </w:p>
         </w:tc>
         <w:tc>
-          <w:tcPr/>
+          <w:tcPr>
+            <w:tcW w:w="2024" w:type="dxa"/>
+          </w:tcPr>
           <w:p>
             <w:pPr>
               <w:pStyle w:val="Compact"/>
@@ -1937,7 +2181,9 @@
           </w:p>
         </w:tc>
         <w:tc>
-          <w:tcPr/>
+          <w:tcPr>
+            <w:tcW w:w="2881" w:type="dxa"/>
+          </w:tcPr>
           <w:p>
             <w:pPr>
               <w:pStyle w:val="Compact"/>
@@ -1949,7 +2195,9 @@
           </w:p>
         </w:tc>
         <w:tc>
-          <w:tcPr/>
+          <w:tcPr>
+            <w:tcW w:w="1461" w:type="dxa"/>
+          </w:tcPr>
           <w:p>
             <w:pPr>
               <w:pStyle w:val="Compact"/>
@@ -1961,7 +2209,9 @@
           </w:p>
         </w:tc>
         <w:tc>
-          <w:tcPr/>
+          <w:tcPr>
+            <w:tcW w:w="1510" w:type="dxa"/>
+          </w:tcPr>
           <w:p>
             <w:pPr>
               <w:pStyle w:val="Compact"/>
@@ -1975,7 +2225,9 @@
       </w:tr>
       <w:tr>
         <w:tc>
-          <w:tcPr/>
+          <w:tcPr>
+            <w:tcW w:w="1482" w:type="dxa"/>
+          </w:tcPr>
           <w:p>
             <w:pPr>
               <w:pStyle w:val="Compact"/>
@@ -1987,7 +2239,9 @@
           </w:p>
         </w:tc>
         <w:tc>
-          <w:tcPr/>
+          <w:tcPr>
+            <w:tcW w:w="2024" w:type="dxa"/>
+          </w:tcPr>
           <w:p>
             <w:pPr>
               <w:pStyle w:val="Compact"/>
@@ -1999,7 +2253,9 @@
           </w:p>
         </w:tc>
         <w:tc>
-          <w:tcPr/>
+          <w:tcPr>
+            <w:tcW w:w="2881" w:type="dxa"/>
+          </w:tcPr>
           <w:p>
             <w:pPr>
               <w:pStyle w:val="Compact"/>
@@ -2011,7 +2267,9 @@
           </w:p>
         </w:tc>
         <w:tc>
-          <w:tcPr/>
+          <w:tcPr>
+            <w:tcW w:w="1461" w:type="dxa"/>
+          </w:tcPr>
           <w:p>
             <w:pPr>
               <w:pStyle w:val="Compact"/>
@@ -2023,7 +2281,9 @@
           </w:p>
         </w:tc>
         <w:tc>
-          <w:tcPr/>
+          <w:tcPr>
+            <w:tcW w:w="1510" w:type="dxa"/>
+          </w:tcPr>
           <w:p>
             <w:pPr>
               <w:pStyle w:val="Compact"/>
@@ -2037,7 +2297,9 @@
       </w:tr>
       <w:tr>
         <w:tc>
-          <w:tcPr/>
+          <w:tcPr>
+            <w:tcW w:w="1482" w:type="dxa"/>
+          </w:tcPr>
           <w:p>
             <w:pPr>
               <w:pStyle w:val="Compact"/>
@@ -2049,7 +2311,9 @@
           </w:p>
         </w:tc>
         <w:tc>
-          <w:tcPr/>
+          <w:tcPr>
+            <w:tcW w:w="2024" w:type="dxa"/>
+          </w:tcPr>
           <w:p>
             <w:pPr>
               <w:pStyle w:val="Compact"/>
@@ -2061,7 +2325,9 @@
           </w:p>
         </w:tc>
         <w:tc>
-          <w:tcPr/>
+          <w:tcPr>
+            <w:tcW w:w="2881" w:type="dxa"/>
+          </w:tcPr>
           <w:p>
             <w:pPr>
               <w:pStyle w:val="Compact"/>
@@ -2073,7 +2339,9 @@
           </w:p>
         </w:tc>
         <w:tc>
-          <w:tcPr/>
+          <w:tcPr>
+            <w:tcW w:w="1461" w:type="dxa"/>
+          </w:tcPr>
           <w:p>
             <w:pPr>
               <w:pStyle w:val="Compact"/>
@@ -2085,7 +2353,9 @@
           </w:p>
         </w:tc>
         <w:tc>
-          <w:tcPr/>
+          <w:tcPr>
+            <w:tcW w:w="1510" w:type="dxa"/>
+          </w:tcPr>
           <w:p>
             <w:pPr>
               <w:pStyle w:val="Compact"/>
@@ -2099,7 +2369,9 @@
       </w:tr>
       <w:tr>
         <w:tc>
-          <w:tcPr/>
+          <w:tcPr>
+            <w:tcW w:w="1482" w:type="dxa"/>
+          </w:tcPr>
           <w:p>
             <w:pPr>
               <w:pStyle w:val="Compact"/>
@@ -2111,7 +2383,9 @@
           </w:p>
         </w:tc>
         <w:tc>
-          <w:tcPr/>
+          <w:tcPr>
+            <w:tcW w:w="2024" w:type="dxa"/>
+          </w:tcPr>
           <w:p>
             <w:pPr>
               <w:pStyle w:val="Compact"/>
@@ -2123,7 +2397,9 @@
           </w:p>
         </w:tc>
         <w:tc>
-          <w:tcPr/>
+          <w:tcPr>
+            <w:tcW w:w="2881" w:type="dxa"/>
+          </w:tcPr>
           <w:p>
             <w:pPr>
               <w:pStyle w:val="Compact"/>
@@ -2135,7 +2411,9 @@
           </w:p>
         </w:tc>
         <w:tc>
-          <w:tcPr/>
+          <w:tcPr>
+            <w:tcW w:w="1461" w:type="dxa"/>
+          </w:tcPr>
           <w:p>
             <w:pPr>
               <w:pStyle w:val="Compact"/>
@@ -2147,7 +2425,9 @@
           </w:p>
         </w:tc>
         <w:tc>
-          <w:tcPr/>
+          <w:tcPr>
+            <w:tcW w:w="1510" w:type="dxa"/>
+          </w:tcPr>
           <w:p>
             <w:pPr>
               <w:pStyle w:val="Compact"/>
@@ -2161,7 +2441,9 @@
       </w:tr>
       <w:tr>
         <w:tc>
-          <w:tcPr/>
+          <w:tcPr>
+            <w:tcW w:w="1482" w:type="dxa"/>
+          </w:tcPr>
           <w:p>
             <w:pPr>
               <w:pStyle w:val="Compact"/>
@@ -2173,7 +2455,9 @@
           </w:p>
         </w:tc>
         <w:tc>
-          <w:tcPr/>
+          <w:tcPr>
+            <w:tcW w:w="2024" w:type="dxa"/>
+          </w:tcPr>
           <w:p>
             <w:pPr>
               <w:pStyle w:val="Compact"/>
@@ -2185,7 +2469,9 @@
           </w:p>
         </w:tc>
         <w:tc>
-          <w:tcPr/>
+          <w:tcPr>
+            <w:tcW w:w="2881" w:type="dxa"/>
+          </w:tcPr>
           <w:p>
             <w:pPr>
               <w:pStyle w:val="Compact"/>
@@ -2197,7 +2483,9 @@
           </w:p>
         </w:tc>
         <w:tc>
-          <w:tcPr/>
+          <w:tcPr>
+            <w:tcW w:w="1461" w:type="dxa"/>
+          </w:tcPr>
           <w:p>
             <w:pPr>
               <w:pStyle w:val="Compact"/>
@@ -2209,7 +2497,9 @@
           </w:p>
         </w:tc>
         <w:tc>
-          <w:tcPr/>
+          <w:tcPr>
+            <w:tcW w:w="1510" w:type="dxa"/>
+          </w:tcPr>
           <w:p>
             <w:pPr>
               <w:pStyle w:val="Compact"/>
@@ -2223,7 +2513,9 @@
       </w:tr>
       <w:tr>
         <w:tc>
-          <w:tcPr/>
+          <w:tcPr>
+            <w:tcW w:w="1482" w:type="dxa"/>
+          </w:tcPr>
           <w:p>
             <w:pPr>
               <w:pStyle w:val="Compact"/>
@@ -2235,7 +2527,9 @@
           </w:p>
         </w:tc>
         <w:tc>
-          <w:tcPr/>
+          <w:tcPr>
+            <w:tcW w:w="2024" w:type="dxa"/>
+          </w:tcPr>
           <w:p>
             <w:pPr>
               <w:pStyle w:val="Compact"/>
@@ -2247,7 +2541,9 @@
           </w:p>
         </w:tc>
         <w:tc>
-          <w:tcPr/>
+          <w:tcPr>
+            <w:tcW w:w="2881" w:type="dxa"/>
+          </w:tcPr>
           <w:p>
             <w:pPr>
               <w:pStyle w:val="Compact"/>
@@ -2259,7 +2555,9 @@
           </w:p>
         </w:tc>
         <w:tc>
-          <w:tcPr/>
+          <w:tcPr>
+            <w:tcW w:w="1461" w:type="dxa"/>
+          </w:tcPr>
           <w:p>
             <w:pPr>
               <w:pStyle w:val="Compact"/>
@@ -2271,7 +2569,9 @@
           </w:p>
         </w:tc>
         <w:tc>
-          <w:tcPr/>
+          <w:tcPr>
+            <w:tcW w:w="1510" w:type="dxa"/>
+          </w:tcPr>
           <w:p>
             <w:pPr>
               <w:pStyle w:val="Compact"/>
@@ -2299,30 +2599,33 @@
         <w:pStyle w:val="FirstParagraph"/>
       </w:pPr>
       <w:r>
-        <w:t xml:space="preserve">Status values: Not requested, Requested, Approved, Provisioned, Verified (the hire has signed in and seen the right data), Blocked (with reason). The hires update the "Verified" status themselves on Day 1 and as items arrive.</w:t>
+        <w:t xml:space="preserve">Status values: Not requested, Requested, Approved, Provisioned, Verified (the hire has signed in and seen the right data), Blocked (with reason). On Day 1 (14:15 block) each hire copies this table into an "Access tracker" page in their own OneNote section, where they have edit rights (AR-02), and keeps it current, including setting "Verified" themselves as items arrive. The Manager reviews each hire's Access tracker in the weekly 1:1 until every item is Verified or closed.</w:t>
       </w:r>
     </w:p>
     <w:tbl>
       <w:tblPr>
         <w:tblStyle w:val="Table"/>
-        <w:tblW w:type="auto" w:w="0"/>
+        <w:tblW w:type="dxa" w:w="9360"/>
         <w:tblLook w:firstRow="1" w:lastRow="0" w:firstColumn="0" w:lastColumn="0" w:noHBand="0" w:noVBand="0" w:val="0020"/>
         <w:jc w:val="start"/>
+        <w:tblLayout w:type="fixed"/>
       </w:tblPr>
       <w:tblGrid>
-        <w:gridCol w:w="1320"/>
-        <w:gridCol w:w="1320"/>
-        <w:gridCol w:w="1320"/>
-        <w:gridCol w:w="1320"/>
-        <w:gridCol w:w="1320"/>
-        <w:gridCol w:w="1320"/>
+        <w:gridCol w:w="873"/>
+        <w:gridCol w:w="4398"/>
+        <w:gridCol w:w="873"/>
+        <w:gridCol w:w="873"/>
+        <w:gridCol w:w="964"/>
+        <w:gridCol w:w="1377"/>
       </w:tblGrid>
       <w:tr>
         <w:trPr>
           <w:tblHeader w:val="true"/>
         </w:trPr>
         <w:tc>
-          <w:tcPr/>
+          <w:tcPr>
+            <w:tcW w:w="873" w:type="dxa"/>
+          </w:tcPr>
           <w:p>
             <w:pPr>
               <w:pStyle w:val="Compact"/>
@@ -2334,7 +2637,9 @@
           </w:p>
         </w:tc>
         <w:tc>
-          <w:tcPr/>
+          <w:tcPr>
+            <w:tcW w:w="4398" w:type="dxa"/>
+          </w:tcPr>
           <w:p>
             <w:pPr>
               <w:pStyle w:val="Compact"/>
@@ -2346,7 +2651,9 @@
           </w:p>
         </w:tc>
         <w:tc>
-          <w:tcPr/>
+          <w:tcPr>
+            <w:tcW w:w="873" w:type="dxa"/>
+          </w:tcPr>
           <w:p>
             <w:pPr>
               <w:pStyle w:val="Compact"/>
@@ -2358,7 +2665,9 @@
           </w:p>
         </w:tc>
         <w:tc>
-          <w:tcPr/>
+          <w:tcPr>
+            <w:tcW w:w="873" w:type="dxa"/>
+          </w:tcPr>
           <w:p>
             <w:pPr>
               <w:pStyle w:val="Compact"/>
@@ -2370,7 +2679,9 @@
           </w:p>
         </w:tc>
         <w:tc>
-          <w:tcPr/>
+          <w:tcPr>
+            <w:tcW w:w="964" w:type="dxa"/>
+          </w:tcPr>
           <w:p>
             <w:pPr>
               <w:pStyle w:val="Compact"/>
@@ -2382,7 +2693,9 @@
           </w:p>
         </w:tc>
         <w:tc>
-          <w:tcPr/>
+          <w:tcPr>
+            <w:tcW w:w="1377" w:type="dxa"/>
+          </w:tcPr>
           <w:p>
             <w:pPr>
               <w:pStyle w:val="Compact"/>
@@ -2396,7 +2709,9 @@
       </w:tr>
       <w:tr>
         <w:tc>
-          <w:tcPr/>
+          <w:tcPr>
+            <w:tcW w:w="873" w:type="dxa"/>
+          </w:tcPr>
           <w:p>
             <w:pPr>
               <w:pStyle w:val="Compact"/>
@@ -2408,7 +2723,9 @@
           </w:p>
         </w:tc>
         <w:tc>
-          <w:tcPr/>
+          <w:tcPr>
+            <w:tcW w:w="4398" w:type="dxa"/>
+          </w:tcPr>
           <w:p>
             <w:pPr>
               <w:pStyle w:val="Compact"/>
@@ -2420,41 +2737,51 @@
           </w:p>
         </w:tc>
         <w:tc>
-          <w:tcPr/>
-          <w:p>
-            <w:pPr>
-              <w:pStyle w:val="Compact"/>
-            </w:pPr>
-          </w:p>
-        </w:tc>
-        <w:tc>
-          <w:tcPr/>
-          <w:p>
-            <w:pPr>
-              <w:pStyle w:val="Compact"/>
-            </w:pPr>
-          </w:p>
-        </w:tc>
-        <w:tc>
-          <w:tcPr/>
-          <w:p>
-            <w:pPr>
-              <w:pStyle w:val="Compact"/>
-            </w:pPr>
-          </w:p>
-        </w:tc>
-        <w:tc>
-          <w:tcPr/>
-          <w:p>
-            <w:pPr>
-              <w:pStyle w:val="Compact"/>
-            </w:pPr>
-          </w:p>
-        </w:tc>
-      </w:tr>
-      <w:tr>
-        <w:tc>
-          <w:tcPr/>
+          <w:tcPr>
+            <w:tcW w:w="873" w:type="dxa"/>
+          </w:tcPr>
+          <w:p>
+            <w:pPr>
+              <w:pStyle w:val="Compact"/>
+            </w:pPr>
+          </w:p>
+        </w:tc>
+        <w:tc>
+          <w:tcPr>
+            <w:tcW w:w="873" w:type="dxa"/>
+          </w:tcPr>
+          <w:p>
+            <w:pPr>
+              <w:pStyle w:val="Compact"/>
+            </w:pPr>
+          </w:p>
+        </w:tc>
+        <w:tc>
+          <w:tcPr>
+            <w:tcW w:w="964" w:type="dxa"/>
+          </w:tcPr>
+          <w:p>
+            <w:pPr>
+              <w:pStyle w:val="Compact"/>
+            </w:pPr>
+          </w:p>
+        </w:tc>
+        <w:tc>
+          <w:tcPr>
+            <w:tcW w:w="1377" w:type="dxa"/>
+          </w:tcPr>
+          <w:p>
+            <w:pPr>
+              <w:pStyle w:val="Compact"/>
+            </w:pPr>
+          </w:p>
+        </w:tc>
+      </w:tr>
+      <w:tr>
+        <w:tc>
+          <w:tcPr>
+            <w:tcW w:w="873" w:type="dxa"/>
+          </w:tcPr>
           <w:p>
             <w:pPr>
               <w:pStyle w:val="Compact"/>
@@ -2466,7 +2793,9 @@
           </w:p>
         </w:tc>
         <w:tc>
-          <w:tcPr/>
+          <w:tcPr>
+            <w:tcW w:w="4398" w:type="dxa"/>
+          </w:tcPr>
           <w:p>
             <w:pPr>
               <w:pStyle w:val="Compact"/>
@@ -2478,41 +2807,51 @@
           </w:p>
         </w:tc>
         <w:tc>
-          <w:tcPr/>
-          <w:p>
-            <w:pPr>
-              <w:pStyle w:val="Compact"/>
-            </w:pPr>
-          </w:p>
-        </w:tc>
-        <w:tc>
-          <w:tcPr/>
-          <w:p>
-            <w:pPr>
-              <w:pStyle w:val="Compact"/>
-            </w:pPr>
-          </w:p>
-        </w:tc>
-        <w:tc>
-          <w:tcPr/>
-          <w:p>
-            <w:pPr>
-              <w:pStyle w:val="Compact"/>
-            </w:pPr>
-          </w:p>
-        </w:tc>
-        <w:tc>
-          <w:tcPr/>
-          <w:p>
-            <w:pPr>
-              <w:pStyle w:val="Compact"/>
-            </w:pPr>
-          </w:p>
-        </w:tc>
-      </w:tr>
-      <w:tr>
-        <w:tc>
-          <w:tcPr/>
+          <w:tcPr>
+            <w:tcW w:w="873" w:type="dxa"/>
+          </w:tcPr>
+          <w:p>
+            <w:pPr>
+              <w:pStyle w:val="Compact"/>
+            </w:pPr>
+          </w:p>
+        </w:tc>
+        <w:tc>
+          <w:tcPr>
+            <w:tcW w:w="873" w:type="dxa"/>
+          </w:tcPr>
+          <w:p>
+            <w:pPr>
+              <w:pStyle w:val="Compact"/>
+            </w:pPr>
+          </w:p>
+        </w:tc>
+        <w:tc>
+          <w:tcPr>
+            <w:tcW w:w="964" w:type="dxa"/>
+          </w:tcPr>
+          <w:p>
+            <w:pPr>
+              <w:pStyle w:val="Compact"/>
+            </w:pPr>
+          </w:p>
+        </w:tc>
+        <w:tc>
+          <w:tcPr>
+            <w:tcW w:w="1377" w:type="dxa"/>
+          </w:tcPr>
+          <w:p>
+            <w:pPr>
+              <w:pStyle w:val="Compact"/>
+            </w:pPr>
+          </w:p>
+        </w:tc>
+      </w:tr>
+      <w:tr>
+        <w:tc>
+          <w:tcPr>
+            <w:tcW w:w="873" w:type="dxa"/>
+          </w:tcPr>
           <w:p>
             <w:pPr>
               <w:pStyle w:val="Compact"/>
@@ -2524,7 +2863,9 @@
           </w:p>
         </w:tc>
         <w:tc>
-          <w:tcPr/>
+          <w:tcPr>
+            <w:tcW w:w="4398" w:type="dxa"/>
+          </w:tcPr>
           <w:p>
             <w:pPr>
               <w:pStyle w:val="Compact"/>
@@ -2536,41 +2877,51 @@
           </w:p>
         </w:tc>
         <w:tc>
-          <w:tcPr/>
-          <w:p>
-            <w:pPr>
-              <w:pStyle w:val="Compact"/>
-            </w:pPr>
-          </w:p>
-        </w:tc>
-        <w:tc>
-          <w:tcPr/>
-          <w:p>
-            <w:pPr>
-              <w:pStyle w:val="Compact"/>
-            </w:pPr>
-          </w:p>
-        </w:tc>
-        <w:tc>
-          <w:tcPr/>
-          <w:p>
-            <w:pPr>
-              <w:pStyle w:val="Compact"/>
-            </w:pPr>
-          </w:p>
-        </w:tc>
-        <w:tc>
-          <w:tcPr/>
-          <w:p>
-            <w:pPr>
-              <w:pStyle w:val="Compact"/>
-            </w:pPr>
-          </w:p>
-        </w:tc>
-      </w:tr>
-      <w:tr>
-        <w:tc>
-          <w:tcPr/>
+          <w:tcPr>
+            <w:tcW w:w="873" w:type="dxa"/>
+          </w:tcPr>
+          <w:p>
+            <w:pPr>
+              <w:pStyle w:val="Compact"/>
+            </w:pPr>
+          </w:p>
+        </w:tc>
+        <w:tc>
+          <w:tcPr>
+            <w:tcW w:w="873" w:type="dxa"/>
+          </w:tcPr>
+          <w:p>
+            <w:pPr>
+              <w:pStyle w:val="Compact"/>
+            </w:pPr>
+          </w:p>
+        </w:tc>
+        <w:tc>
+          <w:tcPr>
+            <w:tcW w:w="964" w:type="dxa"/>
+          </w:tcPr>
+          <w:p>
+            <w:pPr>
+              <w:pStyle w:val="Compact"/>
+            </w:pPr>
+          </w:p>
+        </w:tc>
+        <w:tc>
+          <w:tcPr>
+            <w:tcW w:w="1377" w:type="dxa"/>
+          </w:tcPr>
+          <w:p>
+            <w:pPr>
+              <w:pStyle w:val="Compact"/>
+            </w:pPr>
+          </w:p>
+        </w:tc>
+      </w:tr>
+      <w:tr>
+        <w:tc>
+          <w:tcPr>
+            <w:tcW w:w="873" w:type="dxa"/>
+          </w:tcPr>
           <w:p>
             <w:pPr>
               <w:pStyle w:val="Compact"/>
@@ -2582,7 +2933,9 @@
           </w:p>
         </w:tc>
         <w:tc>
-          <w:tcPr/>
+          <w:tcPr>
+            <w:tcW w:w="4398" w:type="dxa"/>
+          </w:tcPr>
           <w:p>
             <w:pPr>
               <w:pStyle w:val="Compact"/>
@@ -2594,41 +2947,51 @@
           </w:p>
         </w:tc>
         <w:tc>
-          <w:tcPr/>
-          <w:p>
-            <w:pPr>
-              <w:pStyle w:val="Compact"/>
-            </w:pPr>
-          </w:p>
-        </w:tc>
-        <w:tc>
-          <w:tcPr/>
-          <w:p>
-            <w:pPr>
-              <w:pStyle w:val="Compact"/>
-            </w:pPr>
-          </w:p>
-        </w:tc>
-        <w:tc>
-          <w:tcPr/>
-          <w:p>
-            <w:pPr>
-              <w:pStyle w:val="Compact"/>
-            </w:pPr>
-          </w:p>
-        </w:tc>
-        <w:tc>
-          <w:tcPr/>
-          <w:p>
-            <w:pPr>
-              <w:pStyle w:val="Compact"/>
-            </w:pPr>
-          </w:p>
-        </w:tc>
-      </w:tr>
-      <w:tr>
-        <w:tc>
-          <w:tcPr/>
+          <w:tcPr>
+            <w:tcW w:w="873" w:type="dxa"/>
+          </w:tcPr>
+          <w:p>
+            <w:pPr>
+              <w:pStyle w:val="Compact"/>
+            </w:pPr>
+          </w:p>
+        </w:tc>
+        <w:tc>
+          <w:tcPr>
+            <w:tcW w:w="873" w:type="dxa"/>
+          </w:tcPr>
+          <w:p>
+            <w:pPr>
+              <w:pStyle w:val="Compact"/>
+            </w:pPr>
+          </w:p>
+        </w:tc>
+        <w:tc>
+          <w:tcPr>
+            <w:tcW w:w="964" w:type="dxa"/>
+          </w:tcPr>
+          <w:p>
+            <w:pPr>
+              <w:pStyle w:val="Compact"/>
+            </w:pPr>
+          </w:p>
+        </w:tc>
+        <w:tc>
+          <w:tcPr>
+            <w:tcW w:w="1377" w:type="dxa"/>
+          </w:tcPr>
+          <w:p>
+            <w:pPr>
+              <w:pStyle w:val="Compact"/>
+            </w:pPr>
+          </w:p>
+        </w:tc>
+      </w:tr>
+      <w:tr>
+        <w:tc>
+          <w:tcPr>
+            <w:tcW w:w="873" w:type="dxa"/>
+          </w:tcPr>
           <w:p>
             <w:pPr>
               <w:pStyle w:val="Compact"/>
@@ -2640,7 +3003,9 @@
           </w:p>
         </w:tc>
         <w:tc>
-          <w:tcPr/>
+          <w:tcPr>
+            <w:tcW w:w="4398" w:type="dxa"/>
+          </w:tcPr>
           <w:p>
             <w:pPr>
               <w:pStyle w:val="Compact"/>
@@ -2652,41 +3017,51 @@
           </w:p>
         </w:tc>
         <w:tc>
-          <w:tcPr/>
-          <w:p>
-            <w:pPr>
-              <w:pStyle w:val="Compact"/>
-            </w:pPr>
-          </w:p>
-        </w:tc>
-        <w:tc>
-          <w:tcPr/>
-          <w:p>
-            <w:pPr>
-              <w:pStyle w:val="Compact"/>
-            </w:pPr>
-          </w:p>
-        </w:tc>
-        <w:tc>
-          <w:tcPr/>
-          <w:p>
-            <w:pPr>
-              <w:pStyle w:val="Compact"/>
-            </w:pPr>
-          </w:p>
-        </w:tc>
-        <w:tc>
-          <w:tcPr/>
-          <w:p>
-            <w:pPr>
-              <w:pStyle w:val="Compact"/>
-            </w:pPr>
-          </w:p>
-        </w:tc>
-      </w:tr>
-      <w:tr>
-        <w:tc>
-          <w:tcPr/>
+          <w:tcPr>
+            <w:tcW w:w="873" w:type="dxa"/>
+          </w:tcPr>
+          <w:p>
+            <w:pPr>
+              <w:pStyle w:val="Compact"/>
+            </w:pPr>
+          </w:p>
+        </w:tc>
+        <w:tc>
+          <w:tcPr>
+            <w:tcW w:w="873" w:type="dxa"/>
+          </w:tcPr>
+          <w:p>
+            <w:pPr>
+              <w:pStyle w:val="Compact"/>
+            </w:pPr>
+          </w:p>
+        </w:tc>
+        <w:tc>
+          <w:tcPr>
+            <w:tcW w:w="964" w:type="dxa"/>
+          </w:tcPr>
+          <w:p>
+            <w:pPr>
+              <w:pStyle w:val="Compact"/>
+            </w:pPr>
+          </w:p>
+        </w:tc>
+        <w:tc>
+          <w:tcPr>
+            <w:tcW w:w="1377" w:type="dxa"/>
+          </w:tcPr>
+          <w:p>
+            <w:pPr>
+              <w:pStyle w:val="Compact"/>
+            </w:pPr>
+          </w:p>
+        </w:tc>
+      </w:tr>
+      <w:tr>
+        <w:tc>
+          <w:tcPr>
+            <w:tcW w:w="873" w:type="dxa"/>
+          </w:tcPr>
           <w:p>
             <w:pPr>
               <w:pStyle w:val="Compact"/>
@@ -2698,7 +3073,9 @@
           </w:p>
         </w:tc>
         <w:tc>
-          <w:tcPr/>
+          <w:tcPr>
+            <w:tcW w:w="4398" w:type="dxa"/>
+          </w:tcPr>
           <w:p>
             <w:pPr>
               <w:pStyle w:val="Compact"/>
@@ -2710,41 +3087,51 @@
           </w:p>
         </w:tc>
         <w:tc>
-          <w:tcPr/>
-          <w:p>
-            <w:pPr>
-              <w:pStyle w:val="Compact"/>
-            </w:pPr>
-          </w:p>
-        </w:tc>
-        <w:tc>
-          <w:tcPr/>
-          <w:p>
-            <w:pPr>
-              <w:pStyle w:val="Compact"/>
-            </w:pPr>
-          </w:p>
-        </w:tc>
-        <w:tc>
-          <w:tcPr/>
-          <w:p>
-            <w:pPr>
-              <w:pStyle w:val="Compact"/>
-            </w:pPr>
-          </w:p>
-        </w:tc>
-        <w:tc>
-          <w:tcPr/>
-          <w:p>
-            <w:pPr>
-              <w:pStyle w:val="Compact"/>
-            </w:pPr>
-          </w:p>
-        </w:tc>
-      </w:tr>
-      <w:tr>
-        <w:tc>
-          <w:tcPr/>
+          <w:tcPr>
+            <w:tcW w:w="873" w:type="dxa"/>
+          </w:tcPr>
+          <w:p>
+            <w:pPr>
+              <w:pStyle w:val="Compact"/>
+            </w:pPr>
+          </w:p>
+        </w:tc>
+        <w:tc>
+          <w:tcPr>
+            <w:tcW w:w="873" w:type="dxa"/>
+          </w:tcPr>
+          <w:p>
+            <w:pPr>
+              <w:pStyle w:val="Compact"/>
+            </w:pPr>
+          </w:p>
+        </w:tc>
+        <w:tc>
+          <w:tcPr>
+            <w:tcW w:w="964" w:type="dxa"/>
+          </w:tcPr>
+          <w:p>
+            <w:pPr>
+              <w:pStyle w:val="Compact"/>
+            </w:pPr>
+          </w:p>
+        </w:tc>
+        <w:tc>
+          <w:tcPr>
+            <w:tcW w:w="1377" w:type="dxa"/>
+          </w:tcPr>
+          <w:p>
+            <w:pPr>
+              <w:pStyle w:val="Compact"/>
+            </w:pPr>
+          </w:p>
+        </w:tc>
+      </w:tr>
+      <w:tr>
+        <w:tc>
+          <w:tcPr>
+            <w:tcW w:w="873" w:type="dxa"/>
+          </w:tcPr>
           <w:p>
             <w:pPr>
               <w:pStyle w:val="Compact"/>
@@ -2756,7 +3143,9 @@
           </w:p>
         </w:tc>
         <w:tc>
-          <w:tcPr/>
+          <w:tcPr>
+            <w:tcW w:w="4398" w:type="dxa"/>
+          </w:tcPr>
           <w:p>
             <w:pPr>
               <w:pStyle w:val="Compact"/>
@@ -2768,41 +3157,51 @@
           </w:p>
         </w:tc>
         <w:tc>
-          <w:tcPr/>
-          <w:p>
-            <w:pPr>
-              <w:pStyle w:val="Compact"/>
-            </w:pPr>
-          </w:p>
-        </w:tc>
-        <w:tc>
-          <w:tcPr/>
-          <w:p>
-            <w:pPr>
-              <w:pStyle w:val="Compact"/>
-            </w:pPr>
-          </w:p>
-        </w:tc>
-        <w:tc>
-          <w:tcPr/>
-          <w:p>
-            <w:pPr>
-              <w:pStyle w:val="Compact"/>
-            </w:pPr>
-          </w:p>
-        </w:tc>
-        <w:tc>
-          <w:tcPr/>
-          <w:p>
-            <w:pPr>
-              <w:pStyle w:val="Compact"/>
-            </w:pPr>
-          </w:p>
-        </w:tc>
-      </w:tr>
-      <w:tr>
-        <w:tc>
-          <w:tcPr/>
+          <w:tcPr>
+            <w:tcW w:w="873" w:type="dxa"/>
+          </w:tcPr>
+          <w:p>
+            <w:pPr>
+              <w:pStyle w:val="Compact"/>
+            </w:pPr>
+          </w:p>
+        </w:tc>
+        <w:tc>
+          <w:tcPr>
+            <w:tcW w:w="873" w:type="dxa"/>
+          </w:tcPr>
+          <w:p>
+            <w:pPr>
+              <w:pStyle w:val="Compact"/>
+            </w:pPr>
+          </w:p>
+        </w:tc>
+        <w:tc>
+          <w:tcPr>
+            <w:tcW w:w="964" w:type="dxa"/>
+          </w:tcPr>
+          <w:p>
+            <w:pPr>
+              <w:pStyle w:val="Compact"/>
+            </w:pPr>
+          </w:p>
+        </w:tc>
+        <w:tc>
+          <w:tcPr>
+            <w:tcW w:w="1377" w:type="dxa"/>
+          </w:tcPr>
+          <w:p>
+            <w:pPr>
+              <w:pStyle w:val="Compact"/>
+            </w:pPr>
+          </w:p>
+        </w:tc>
+      </w:tr>
+      <w:tr>
+        <w:tc>
+          <w:tcPr>
+            <w:tcW w:w="873" w:type="dxa"/>
+          </w:tcPr>
           <w:p>
             <w:pPr>
               <w:pStyle w:val="Compact"/>
@@ -2814,7 +3213,9 @@
           </w:p>
         </w:tc>
         <w:tc>
-          <w:tcPr/>
+          <w:tcPr>
+            <w:tcW w:w="4398" w:type="dxa"/>
+          </w:tcPr>
           <w:p>
             <w:pPr>
               <w:pStyle w:val="Compact"/>
@@ -2826,41 +3227,51 @@
           </w:p>
         </w:tc>
         <w:tc>
-          <w:tcPr/>
-          <w:p>
-            <w:pPr>
-              <w:pStyle w:val="Compact"/>
-            </w:pPr>
-          </w:p>
-        </w:tc>
-        <w:tc>
-          <w:tcPr/>
-          <w:p>
-            <w:pPr>
-              <w:pStyle w:val="Compact"/>
-            </w:pPr>
-          </w:p>
-        </w:tc>
-        <w:tc>
-          <w:tcPr/>
-          <w:p>
-            <w:pPr>
-              <w:pStyle w:val="Compact"/>
-            </w:pPr>
-          </w:p>
-        </w:tc>
-        <w:tc>
-          <w:tcPr/>
-          <w:p>
-            <w:pPr>
-              <w:pStyle w:val="Compact"/>
-            </w:pPr>
-          </w:p>
-        </w:tc>
-      </w:tr>
-      <w:tr>
-        <w:tc>
-          <w:tcPr/>
+          <w:tcPr>
+            <w:tcW w:w="873" w:type="dxa"/>
+          </w:tcPr>
+          <w:p>
+            <w:pPr>
+              <w:pStyle w:val="Compact"/>
+            </w:pPr>
+          </w:p>
+        </w:tc>
+        <w:tc>
+          <w:tcPr>
+            <w:tcW w:w="873" w:type="dxa"/>
+          </w:tcPr>
+          <w:p>
+            <w:pPr>
+              <w:pStyle w:val="Compact"/>
+            </w:pPr>
+          </w:p>
+        </w:tc>
+        <w:tc>
+          <w:tcPr>
+            <w:tcW w:w="964" w:type="dxa"/>
+          </w:tcPr>
+          <w:p>
+            <w:pPr>
+              <w:pStyle w:val="Compact"/>
+            </w:pPr>
+          </w:p>
+        </w:tc>
+        <w:tc>
+          <w:tcPr>
+            <w:tcW w:w="1377" w:type="dxa"/>
+          </w:tcPr>
+          <w:p>
+            <w:pPr>
+              <w:pStyle w:val="Compact"/>
+            </w:pPr>
+          </w:p>
+        </w:tc>
+      </w:tr>
+      <w:tr>
+        <w:tc>
+          <w:tcPr>
+            <w:tcW w:w="873" w:type="dxa"/>
+          </w:tcPr>
           <w:p>
             <w:pPr>
               <w:pStyle w:val="Compact"/>
@@ -2872,7 +3283,9 @@
           </w:p>
         </w:tc>
         <w:tc>
-          <w:tcPr/>
+          <w:tcPr>
+            <w:tcW w:w="4398" w:type="dxa"/>
+          </w:tcPr>
           <w:p>
             <w:pPr>
               <w:pStyle w:val="Compact"/>
@@ -2884,41 +3297,51 @@
           </w:p>
         </w:tc>
         <w:tc>
-          <w:tcPr/>
-          <w:p>
-            <w:pPr>
-              <w:pStyle w:val="Compact"/>
-            </w:pPr>
-          </w:p>
-        </w:tc>
-        <w:tc>
-          <w:tcPr/>
-          <w:p>
-            <w:pPr>
-              <w:pStyle w:val="Compact"/>
-            </w:pPr>
-          </w:p>
-        </w:tc>
-        <w:tc>
-          <w:tcPr/>
-          <w:p>
-            <w:pPr>
-              <w:pStyle w:val="Compact"/>
-            </w:pPr>
-          </w:p>
-        </w:tc>
-        <w:tc>
-          <w:tcPr/>
-          <w:p>
-            <w:pPr>
-              <w:pStyle w:val="Compact"/>
-            </w:pPr>
-          </w:p>
-        </w:tc>
-      </w:tr>
-      <w:tr>
-        <w:tc>
-          <w:tcPr/>
+          <w:tcPr>
+            <w:tcW w:w="873" w:type="dxa"/>
+          </w:tcPr>
+          <w:p>
+            <w:pPr>
+              <w:pStyle w:val="Compact"/>
+            </w:pPr>
+          </w:p>
+        </w:tc>
+        <w:tc>
+          <w:tcPr>
+            <w:tcW w:w="873" w:type="dxa"/>
+          </w:tcPr>
+          <w:p>
+            <w:pPr>
+              <w:pStyle w:val="Compact"/>
+            </w:pPr>
+          </w:p>
+        </w:tc>
+        <w:tc>
+          <w:tcPr>
+            <w:tcW w:w="964" w:type="dxa"/>
+          </w:tcPr>
+          <w:p>
+            <w:pPr>
+              <w:pStyle w:val="Compact"/>
+            </w:pPr>
+          </w:p>
+        </w:tc>
+        <w:tc>
+          <w:tcPr>
+            <w:tcW w:w="1377" w:type="dxa"/>
+          </w:tcPr>
+          <w:p>
+            <w:pPr>
+              <w:pStyle w:val="Compact"/>
+            </w:pPr>
+          </w:p>
+        </w:tc>
+      </w:tr>
+      <w:tr>
+        <w:tc>
+          <w:tcPr>
+            <w:tcW w:w="873" w:type="dxa"/>
+          </w:tcPr>
           <w:p>
             <w:pPr>
               <w:pStyle w:val="Compact"/>
@@ -2930,7 +3353,9 @@
           </w:p>
         </w:tc>
         <w:tc>
-          <w:tcPr/>
+          <w:tcPr>
+            <w:tcW w:w="4398" w:type="dxa"/>
+          </w:tcPr>
           <w:p>
             <w:pPr>
               <w:pStyle w:val="Compact"/>
@@ -2942,41 +3367,51 @@
           </w:p>
         </w:tc>
         <w:tc>
-          <w:tcPr/>
-          <w:p>
-            <w:pPr>
-              <w:pStyle w:val="Compact"/>
-            </w:pPr>
-          </w:p>
-        </w:tc>
-        <w:tc>
-          <w:tcPr/>
-          <w:p>
-            <w:pPr>
-              <w:pStyle w:val="Compact"/>
-            </w:pPr>
-          </w:p>
-        </w:tc>
-        <w:tc>
-          <w:tcPr/>
-          <w:p>
-            <w:pPr>
-              <w:pStyle w:val="Compact"/>
-            </w:pPr>
-          </w:p>
-        </w:tc>
-        <w:tc>
-          <w:tcPr/>
-          <w:p>
-            <w:pPr>
-              <w:pStyle w:val="Compact"/>
-            </w:pPr>
-          </w:p>
-        </w:tc>
-      </w:tr>
-      <w:tr>
-        <w:tc>
-          <w:tcPr/>
+          <w:tcPr>
+            <w:tcW w:w="873" w:type="dxa"/>
+          </w:tcPr>
+          <w:p>
+            <w:pPr>
+              <w:pStyle w:val="Compact"/>
+            </w:pPr>
+          </w:p>
+        </w:tc>
+        <w:tc>
+          <w:tcPr>
+            <w:tcW w:w="873" w:type="dxa"/>
+          </w:tcPr>
+          <w:p>
+            <w:pPr>
+              <w:pStyle w:val="Compact"/>
+            </w:pPr>
+          </w:p>
+        </w:tc>
+        <w:tc>
+          <w:tcPr>
+            <w:tcW w:w="964" w:type="dxa"/>
+          </w:tcPr>
+          <w:p>
+            <w:pPr>
+              <w:pStyle w:val="Compact"/>
+            </w:pPr>
+          </w:p>
+        </w:tc>
+        <w:tc>
+          <w:tcPr>
+            <w:tcW w:w="1377" w:type="dxa"/>
+          </w:tcPr>
+          <w:p>
+            <w:pPr>
+              <w:pStyle w:val="Compact"/>
+            </w:pPr>
+          </w:p>
+        </w:tc>
+      </w:tr>
+      <w:tr>
+        <w:tc>
+          <w:tcPr>
+            <w:tcW w:w="873" w:type="dxa"/>
+          </w:tcPr>
           <w:p>
             <w:pPr>
               <w:pStyle w:val="Compact"/>
@@ -2988,7 +3423,9 @@
           </w:p>
         </w:tc>
         <w:tc>
-          <w:tcPr/>
+          <w:tcPr>
+            <w:tcW w:w="4398" w:type="dxa"/>
+          </w:tcPr>
           <w:p>
             <w:pPr>
               <w:pStyle w:val="Compact"/>
@@ -3000,41 +3437,51 @@
           </w:p>
         </w:tc>
         <w:tc>
-          <w:tcPr/>
-          <w:p>
-            <w:pPr>
-              <w:pStyle w:val="Compact"/>
-            </w:pPr>
-          </w:p>
-        </w:tc>
-        <w:tc>
-          <w:tcPr/>
-          <w:p>
-            <w:pPr>
-              <w:pStyle w:val="Compact"/>
-            </w:pPr>
-          </w:p>
-        </w:tc>
-        <w:tc>
-          <w:tcPr/>
-          <w:p>
-            <w:pPr>
-              <w:pStyle w:val="Compact"/>
-            </w:pPr>
-          </w:p>
-        </w:tc>
-        <w:tc>
-          <w:tcPr/>
-          <w:p>
-            <w:pPr>
-              <w:pStyle w:val="Compact"/>
-            </w:pPr>
-          </w:p>
-        </w:tc>
-      </w:tr>
-      <w:tr>
-        <w:tc>
-          <w:tcPr/>
+          <w:tcPr>
+            <w:tcW w:w="873" w:type="dxa"/>
+          </w:tcPr>
+          <w:p>
+            <w:pPr>
+              <w:pStyle w:val="Compact"/>
+            </w:pPr>
+          </w:p>
+        </w:tc>
+        <w:tc>
+          <w:tcPr>
+            <w:tcW w:w="873" w:type="dxa"/>
+          </w:tcPr>
+          <w:p>
+            <w:pPr>
+              <w:pStyle w:val="Compact"/>
+            </w:pPr>
+          </w:p>
+        </w:tc>
+        <w:tc>
+          <w:tcPr>
+            <w:tcW w:w="964" w:type="dxa"/>
+          </w:tcPr>
+          <w:p>
+            <w:pPr>
+              <w:pStyle w:val="Compact"/>
+            </w:pPr>
+          </w:p>
+        </w:tc>
+        <w:tc>
+          <w:tcPr>
+            <w:tcW w:w="1377" w:type="dxa"/>
+          </w:tcPr>
+          <w:p>
+            <w:pPr>
+              <w:pStyle w:val="Compact"/>
+            </w:pPr>
+          </w:p>
+        </w:tc>
+      </w:tr>
+      <w:tr>
+        <w:tc>
+          <w:tcPr>
+            <w:tcW w:w="873" w:type="dxa"/>
+          </w:tcPr>
           <w:p>
             <w:pPr>
               <w:pStyle w:val="Compact"/>
@@ -3046,7 +3493,9 @@
           </w:p>
         </w:tc>
         <w:tc>
-          <w:tcPr/>
+          <w:tcPr>
+            <w:tcW w:w="4398" w:type="dxa"/>
+          </w:tcPr>
           <w:p>
             <w:pPr>
               <w:pStyle w:val="Compact"/>
@@ -3058,41 +3507,51 @@
           </w:p>
         </w:tc>
         <w:tc>
-          <w:tcPr/>
-          <w:p>
-            <w:pPr>
-              <w:pStyle w:val="Compact"/>
-            </w:pPr>
-          </w:p>
-        </w:tc>
-        <w:tc>
-          <w:tcPr/>
-          <w:p>
-            <w:pPr>
-              <w:pStyle w:val="Compact"/>
-            </w:pPr>
-          </w:p>
-        </w:tc>
-        <w:tc>
-          <w:tcPr/>
-          <w:p>
-            <w:pPr>
-              <w:pStyle w:val="Compact"/>
-            </w:pPr>
-          </w:p>
-        </w:tc>
-        <w:tc>
-          <w:tcPr/>
-          <w:p>
-            <w:pPr>
-              <w:pStyle w:val="Compact"/>
-            </w:pPr>
-          </w:p>
-        </w:tc>
-      </w:tr>
-      <w:tr>
-        <w:tc>
-          <w:tcPr/>
+          <w:tcPr>
+            <w:tcW w:w="873" w:type="dxa"/>
+          </w:tcPr>
+          <w:p>
+            <w:pPr>
+              <w:pStyle w:val="Compact"/>
+            </w:pPr>
+          </w:p>
+        </w:tc>
+        <w:tc>
+          <w:tcPr>
+            <w:tcW w:w="873" w:type="dxa"/>
+          </w:tcPr>
+          <w:p>
+            <w:pPr>
+              <w:pStyle w:val="Compact"/>
+            </w:pPr>
+          </w:p>
+        </w:tc>
+        <w:tc>
+          <w:tcPr>
+            <w:tcW w:w="964" w:type="dxa"/>
+          </w:tcPr>
+          <w:p>
+            <w:pPr>
+              <w:pStyle w:val="Compact"/>
+            </w:pPr>
+          </w:p>
+        </w:tc>
+        <w:tc>
+          <w:tcPr>
+            <w:tcW w:w="1377" w:type="dxa"/>
+          </w:tcPr>
+          <w:p>
+            <w:pPr>
+              <w:pStyle w:val="Compact"/>
+            </w:pPr>
+          </w:p>
+        </w:tc>
+      </w:tr>
+      <w:tr>
+        <w:tc>
+          <w:tcPr>
+            <w:tcW w:w="873" w:type="dxa"/>
+          </w:tcPr>
           <w:p>
             <w:pPr>
               <w:pStyle w:val="Compact"/>
@@ -3104,7 +3563,9 @@
           </w:p>
         </w:tc>
         <w:tc>
-          <w:tcPr/>
+          <w:tcPr>
+            <w:tcW w:w="4398" w:type="dxa"/>
+          </w:tcPr>
           <w:p>
             <w:pPr>
               <w:pStyle w:val="Compact"/>
@@ -3116,41 +3577,51 @@
           </w:p>
         </w:tc>
         <w:tc>
-          <w:tcPr/>
-          <w:p>
-            <w:pPr>
-              <w:pStyle w:val="Compact"/>
-            </w:pPr>
-          </w:p>
-        </w:tc>
-        <w:tc>
-          <w:tcPr/>
-          <w:p>
-            <w:pPr>
-              <w:pStyle w:val="Compact"/>
-            </w:pPr>
-          </w:p>
-        </w:tc>
-        <w:tc>
-          <w:tcPr/>
-          <w:p>
-            <w:pPr>
-              <w:pStyle w:val="Compact"/>
-            </w:pPr>
-          </w:p>
-        </w:tc>
-        <w:tc>
-          <w:tcPr/>
-          <w:p>
-            <w:pPr>
-              <w:pStyle w:val="Compact"/>
-            </w:pPr>
-          </w:p>
-        </w:tc>
-      </w:tr>
-      <w:tr>
-        <w:tc>
-          <w:tcPr/>
+          <w:tcPr>
+            <w:tcW w:w="873" w:type="dxa"/>
+          </w:tcPr>
+          <w:p>
+            <w:pPr>
+              <w:pStyle w:val="Compact"/>
+            </w:pPr>
+          </w:p>
+        </w:tc>
+        <w:tc>
+          <w:tcPr>
+            <w:tcW w:w="873" w:type="dxa"/>
+          </w:tcPr>
+          <w:p>
+            <w:pPr>
+              <w:pStyle w:val="Compact"/>
+            </w:pPr>
+          </w:p>
+        </w:tc>
+        <w:tc>
+          <w:tcPr>
+            <w:tcW w:w="964" w:type="dxa"/>
+          </w:tcPr>
+          <w:p>
+            <w:pPr>
+              <w:pStyle w:val="Compact"/>
+            </w:pPr>
+          </w:p>
+        </w:tc>
+        <w:tc>
+          <w:tcPr>
+            <w:tcW w:w="1377" w:type="dxa"/>
+          </w:tcPr>
+          <w:p>
+            <w:pPr>
+              <w:pStyle w:val="Compact"/>
+            </w:pPr>
+          </w:p>
+        </w:tc>
+      </w:tr>
+      <w:tr>
+        <w:tc>
+          <w:tcPr>
+            <w:tcW w:w="873" w:type="dxa"/>
+          </w:tcPr>
           <w:p>
             <w:pPr>
               <w:pStyle w:val="Compact"/>
@@ -3162,7 +3633,9 @@
           </w:p>
         </w:tc>
         <w:tc>
-          <w:tcPr/>
+          <w:tcPr>
+            <w:tcW w:w="4398" w:type="dxa"/>
+          </w:tcPr>
           <w:p>
             <w:pPr>
               <w:pStyle w:val="Compact"/>
@@ -3174,41 +3647,51 @@
           </w:p>
         </w:tc>
         <w:tc>
-          <w:tcPr/>
-          <w:p>
-            <w:pPr>
-              <w:pStyle w:val="Compact"/>
-            </w:pPr>
-          </w:p>
-        </w:tc>
-        <w:tc>
-          <w:tcPr/>
-          <w:p>
-            <w:pPr>
-              <w:pStyle w:val="Compact"/>
-            </w:pPr>
-          </w:p>
-        </w:tc>
-        <w:tc>
-          <w:tcPr/>
-          <w:p>
-            <w:pPr>
-              <w:pStyle w:val="Compact"/>
-            </w:pPr>
-          </w:p>
-        </w:tc>
-        <w:tc>
-          <w:tcPr/>
-          <w:p>
-            <w:pPr>
-              <w:pStyle w:val="Compact"/>
-            </w:pPr>
-          </w:p>
-        </w:tc>
-      </w:tr>
-      <w:tr>
-        <w:tc>
-          <w:tcPr/>
+          <w:tcPr>
+            <w:tcW w:w="873" w:type="dxa"/>
+          </w:tcPr>
+          <w:p>
+            <w:pPr>
+              <w:pStyle w:val="Compact"/>
+            </w:pPr>
+          </w:p>
+        </w:tc>
+        <w:tc>
+          <w:tcPr>
+            <w:tcW w:w="873" w:type="dxa"/>
+          </w:tcPr>
+          <w:p>
+            <w:pPr>
+              <w:pStyle w:val="Compact"/>
+            </w:pPr>
+          </w:p>
+        </w:tc>
+        <w:tc>
+          <w:tcPr>
+            <w:tcW w:w="964" w:type="dxa"/>
+          </w:tcPr>
+          <w:p>
+            <w:pPr>
+              <w:pStyle w:val="Compact"/>
+            </w:pPr>
+          </w:p>
+        </w:tc>
+        <w:tc>
+          <w:tcPr>
+            <w:tcW w:w="1377" w:type="dxa"/>
+          </w:tcPr>
+          <w:p>
+            <w:pPr>
+              <w:pStyle w:val="Compact"/>
+            </w:pPr>
+          </w:p>
+        </w:tc>
+      </w:tr>
+      <w:tr>
+        <w:tc>
+          <w:tcPr>
+            <w:tcW w:w="873" w:type="dxa"/>
+          </w:tcPr>
           <w:p>
             <w:pPr>
               <w:pStyle w:val="Compact"/>
@@ -3220,7 +3703,9 @@
           </w:p>
         </w:tc>
         <w:tc>
-          <w:tcPr/>
+          <w:tcPr>
+            <w:tcW w:w="4398" w:type="dxa"/>
+          </w:tcPr>
           <w:p>
             <w:pPr>
               <w:pStyle w:val="Compact"/>
@@ -3232,41 +3717,51 @@
           </w:p>
         </w:tc>
         <w:tc>
-          <w:tcPr/>
-          <w:p>
-            <w:pPr>
-              <w:pStyle w:val="Compact"/>
-            </w:pPr>
-          </w:p>
-        </w:tc>
-        <w:tc>
-          <w:tcPr/>
-          <w:p>
-            <w:pPr>
-              <w:pStyle w:val="Compact"/>
-            </w:pPr>
-          </w:p>
-        </w:tc>
-        <w:tc>
-          <w:tcPr/>
-          <w:p>
-            <w:pPr>
-              <w:pStyle w:val="Compact"/>
-            </w:pPr>
-          </w:p>
-        </w:tc>
-        <w:tc>
-          <w:tcPr/>
-          <w:p>
-            <w:pPr>
-              <w:pStyle w:val="Compact"/>
-            </w:pPr>
-          </w:p>
-        </w:tc>
-      </w:tr>
-      <w:tr>
-        <w:tc>
-          <w:tcPr/>
+          <w:tcPr>
+            <w:tcW w:w="873" w:type="dxa"/>
+          </w:tcPr>
+          <w:p>
+            <w:pPr>
+              <w:pStyle w:val="Compact"/>
+            </w:pPr>
+          </w:p>
+        </w:tc>
+        <w:tc>
+          <w:tcPr>
+            <w:tcW w:w="873" w:type="dxa"/>
+          </w:tcPr>
+          <w:p>
+            <w:pPr>
+              <w:pStyle w:val="Compact"/>
+            </w:pPr>
+          </w:p>
+        </w:tc>
+        <w:tc>
+          <w:tcPr>
+            <w:tcW w:w="964" w:type="dxa"/>
+          </w:tcPr>
+          <w:p>
+            <w:pPr>
+              <w:pStyle w:val="Compact"/>
+            </w:pPr>
+          </w:p>
+        </w:tc>
+        <w:tc>
+          <w:tcPr>
+            <w:tcW w:w="1377" w:type="dxa"/>
+          </w:tcPr>
+          <w:p>
+            <w:pPr>
+              <w:pStyle w:val="Compact"/>
+            </w:pPr>
+          </w:p>
+        </w:tc>
+      </w:tr>
+      <w:tr>
+        <w:tc>
+          <w:tcPr>
+            <w:tcW w:w="873" w:type="dxa"/>
+          </w:tcPr>
           <w:p>
             <w:pPr>
               <w:pStyle w:val="Compact"/>
@@ -3278,7 +3773,9 @@
           </w:p>
         </w:tc>
         <w:tc>
-          <w:tcPr/>
+          <w:tcPr>
+            <w:tcW w:w="4398" w:type="dxa"/>
+          </w:tcPr>
           <w:p>
             <w:pPr>
               <w:pStyle w:val="Compact"/>
@@ -3290,41 +3787,51 @@
           </w:p>
         </w:tc>
         <w:tc>
-          <w:tcPr/>
-          <w:p>
-            <w:pPr>
-              <w:pStyle w:val="Compact"/>
-            </w:pPr>
-          </w:p>
-        </w:tc>
-        <w:tc>
-          <w:tcPr/>
-          <w:p>
-            <w:pPr>
-              <w:pStyle w:val="Compact"/>
-            </w:pPr>
-          </w:p>
-        </w:tc>
-        <w:tc>
-          <w:tcPr/>
-          <w:p>
-            <w:pPr>
-              <w:pStyle w:val="Compact"/>
-            </w:pPr>
-          </w:p>
-        </w:tc>
-        <w:tc>
-          <w:tcPr/>
-          <w:p>
-            <w:pPr>
-              <w:pStyle w:val="Compact"/>
-            </w:pPr>
-          </w:p>
-        </w:tc>
-      </w:tr>
-      <w:tr>
-        <w:tc>
-          <w:tcPr/>
+          <w:tcPr>
+            <w:tcW w:w="873" w:type="dxa"/>
+          </w:tcPr>
+          <w:p>
+            <w:pPr>
+              <w:pStyle w:val="Compact"/>
+            </w:pPr>
+          </w:p>
+        </w:tc>
+        <w:tc>
+          <w:tcPr>
+            <w:tcW w:w="873" w:type="dxa"/>
+          </w:tcPr>
+          <w:p>
+            <w:pPr>
+              <w:pStyle w:val="Compact"/>
+            </w:pPr>
+          </w:p>
+        </w:tc>
+        <w:tc>
+          <w:tcPr>
+            <w:tcW w:w="964" w:type="dxa"/>
+          </w:tcPr>
+          <w:p>
+            <w:pPr>
+              <w:pStyle w:val="Compact"/>
+            </w:pPr>
+          </w:p>
+        </w:tc>
+        <w:tc>
+          <w:tcPr>
+            <w:tcW w:w="1377" w:type="dxa"/>
+          </w:tcPr>
+          <w:p>
+            <w:pPr>
+              <w:pStyle w:val="Compact"/>
+            </w:pPr>
+          </w:p>
+        </w:tc>
+      </w:tr>
+      <w:tr>
+        <w:tc>
+          <w:tcPr>
+            <w:tcW w:w="873" w:type="dxa"/>
+          </w:tcPr>
           <w:p>
             <w:pPr>
               <w:pStyle w:val="Compact"/>
@@ -3336,7 +3843,9 @@
           </w:p>
         </w:tc>
         <w:tc>
-          <w:tcPr/>
+          <w:tcPr>
+            <w:tcW w:w="4398" w:type="dxa"/>
+          </w:tcPr>
           <w:p>
             <w:pPr>
               <w:pStyle w:val="Compact"/>
@@ -3348,41 +3857,51 @@
           </w:p>
         </w:tc>
         <w:tc>
-          <w:tcPr/>
-          <w:p>
-            <w:pPr>
-              <w:pStyle w:val="Compact"/>
-            </w:pPr>
-          </w:p>
-        </w:tc>
-        <w:tc>
-          <w:tcPr/>
-          <w:p>
-            <w:pPr>
-              <w:pStyle w:val="Compact"/>
-            </w:pPr>
-          </w:p>
-        </w:tc>
-        <w:tc>
-          <w:tcPr/>
-          <w:p>
-            <w:pPr>
-              <w:pStyle w:val="Compact"/>
-            </w:pPr>
-          </w:p>
-        </w:tc>
-        <w:tc>
-          <w:tcPr/>
-          <w:p>
-            <w:pPr>
-              <w:pStyle w:val="Compact"/>
-            </w:pPr>
-          </w:p>
-        </w:tc>
-      </w:tr>
-      <w:tr>
-        <w:tc>
-          <w:tcPr/>
+          <w:tcPr>
+            <w:tcW w:w="873" w:type="dxa"/>
+          </w:tcPr>
+          <w:p>
+            <w:pPr>
+              <w:pStyle w:val="Compact"/>
+            </w:pPr>
+          </w:p>
+        </w:tc>
+        <w:tc>
+          <w:tcPr>
+            <w:tcW w:w="873" w:type="dxa"/>
+          </w:tcPr>
+          <w:p>
+            <w:pPr>
+              <w:pStyle w:val="Compact"/>
+            </w:pPr>
+          </w:p>
+        </w:tc>
+        <w:tc>
+          <w:tcPr>
+            <w:tcW w:w="964" w:type="dxa"/>
+          </w:tcPr>
+          <w:p>
+            <w:pPr>
+              <w:pStyle w:val="Compact"/>
+            </w:pPr>
+          </w:p>
+        </w:tc>
+        <w:tc>
+          <w:tcPr>
+            <w:tcW w:w="1377" w:type="dxa"/>
+          </w:tcPr>
+          <w:p>
+            <w:pPr>
+              <w:pStyle w:val="Compact"/>
+            </w:pPr>
+          </w:p>
+        </w:tc>
+      </w:tr>
+      <w:tr>
+        <w:tc>
+          <w:tcPr>
+            <w:tcW w:w="873" w:type="dxa"/>
+          </w:tcPr>
           <w:p>
             <w:pPr>
               <w:pStyle w:val="Compact"/>
@@ -3394,7 +3913,9 @@
           </w:p>
         </w:tc>
         <w:tc>
-          <w:tcPr/>
+          <w:tcPr>
+            <w:tcW w:w="4398" w:type="dxa"/>
+          </w:tcPr>
           <w:p>
             <w:pPr>
               <w:pStyle w:val="Compact"/>
@@ -3406,41 +3927,51 @@
           </w:p>
         </w:tc>
         <w:tc>
-          <w:tcPr/>
-          <w:p>
-            <w:pPr>
-              <w:pStyle w:val="Compact"/>
-            </w:pPr>
-          </w:p>
-        </w:tc>
-        <w:tc>
-          <w:tcPr/>
-          <w:p>
-            <w:pPr>
-              <w:pStyle w:val="Compact"/>
-            </w:pPr>
-          </w:p>
-        </w:tc>
-        <w:tc>
-          <w:tcPr/>
-          <w:p>
-            <w:pPr>
-              <w:pStyle w:val="Compact"/>
-            </w:pPr>
-          </w:p>
-        </w:tc>
-        <w:tc>
-          <w:tcPr/>
-          <w:p>
-            <w:pPr>
-              <w:pStyle w:val="Compact"/>
-            </w:pPr>
-          </w:p>
-        </w:tc>
-      </w:tr>
-      <w:tr>
-        <w:tc>
-          <w:tcPr/>
+          <w:tcPr>
+            <w:tcW w:w="873" w:type="dxa"/>
+          </w:tcPr>
+          <w:p>
+            <w:pPr>
+              <w:pStyle w:val="Compact"/>
+            </w:pPr>
+          </w:p>
+        </w:tc>
+        <w:tc>
+          <w:tcPr>
+            <w:tcW w:w="873" w:type="dxa"/>
+          </w:tcPr>
+          <w:p>
+            <w:pPr>
+              <w:pStyle w:val="Compact"/>
+            </w:pPr>
+          </w:p>
+        </w:tc>
+        <w:tc>
+          <w:tcPr>
+            <w:tcW w:w="964" w:type="dxa"/>
+          </w:tcPr>
+          <w:p>
+            <w:pPr>
+              <w:pStyle w:val="Compact"/>
+            </w:pPr>
+          </w:p>
+        </w:tc>
+        <w:tc>
+          <w:tcPr>
+            <w:tcW w:w="1377" w:type="dxa"/>
+          </w:tcPr>
+          <w:p>
+            <w:pPr>
+              <w:pStyle w:val="Compact"/>
+            </w:pPr>
+          </w:p>
+        </w:tc>
+      </w:tr>
+      <w:tr>
+        <w:tc>
+          <w:tcPr>
+            <w:tcW w:w="873" w:type="dxa"/>
+          </w:tcPr>
           <w:p>
             <w:pPr>
               <w:pStyle w:val="Compact"/>
@@ -3452,7 +3983,9 @@
           </w:p>
         </w:tc>
         <w:tc>
-          <w:tcPr/>
+          <w:tcPr>
+            <w:tcW w:w="4398" w:type="dxa"/>
+          </w:tcPr>
           <w:p>
             <w:pPr>
               <w:pStyle w:val="Compact"/>
@@ -3464,41 +3997,51 @@
           </w:p>
         </w:tc>
         <w:tc>
-          <w:tcPr/>
-          <w:p>
-            <w:pPr>
-              <w:pStyle w:val="Compact"/>
-            </w:pPr>
-          </w:p>
-        </w:tc>
-        <w:tc>
-          <w:tcPr/>
-          <w:p>
-            <w:pPr>
-              <w:pStyle w:val="Compact"/>
-            </w:pPr>
-          </w:p>
-        </w:tc>
-        <w:tc>
-          <w:tcPr/>
-          <w:p>
-            <w:pPr>
-              <w:pStyle w:val="Compact"/>
-            </w:pPr>
-          </w:p>
-        </w:tc>
-        <w:tc>
-          <w:tcPr/>
-          <w:p>
-            <w:pPr>
-              <w:pStyle w:val="Compact"/>
-            </w:pPr>
-          </w:p>
-        </w:tc>
-      </w:tr>
-      <w:tr>
-        <w:tc>
-          <w:tcPr/>
+          <w:tcPr>
+            <w:tcW w:w="873" w:type="dxa"/>
+          </w:tcPr>
+          <w:p>
+            <w:pPr>
+              <w:pStyle w:val="Compact"/>
+            </w:pPr>
+          </w:p>
+        </w:tc>
+        <w:tc>
+          <w:tcPr>
+            <w:tcW w:w="873" w:type="dxa"/>
+          </w:tcPr>
+          <w:p>
+            <w:pPr>
+              <w:pStyle w:val="Compact"/>
+            </w:pPr>
+          </w:p>
+        </w:tc>
+        <w:tc>
+          <w:tcPr>
+            <w:tcW w:w="964" w:type="dxa"/>
+          </w:tcPr>
+          <w:p>
+            <w:pPr>
+              <w:pStyle w:val="Compact"/>
+            </w:pPr>
+          </w:p>
+        </w:tc>
+        <w:tc>
+          <w:tcPr>
+            <w:tcW w:w="1377" w:type="dxa"/>
+          </w:tcPr>
+          <w:p>
+            <w:pPr>
+              <w:pStyle w:val="Compact"/>
+            </w:pPr>
+          </w:p>
+        </w:tc>
+      </w:tr>
+      <w:tr>
+        <w:tc>
+          <w:tcPr>
+            <w:tcW w:w="873" w:type="dxa"/>
+          </w:tcPr>
           <w:p>
             <w:pPr>
               <w:pStyle w:val="Compact"/>
@@ -3510,7 +4053,9 @@
           </w:p>
         </w:tc>
         <w:tc>
-          <w:tcPr/>
+          <w:tcPr>
+            <w:tcW w:w="4398" w:type="dxa"/>
+          </w:tcPr>
           <w:p>
             <w:pPr>
               <w:pStyle w:val="Compact"/>
@@ -3522,41 +4067,51 @@
           </w:p>
         </w:tc>
         <w:tc>
-          <w:tcPr/>
-          <w:p>
-            <w:pPr>
-              <w:pStyle w:val="Compact"/>
-            </w:pPr>
-          </w:p>
-        </w:tc>
-        <w:tc>
-          <w:tcPr/>
-          <w:p>
-            <w:pPr>
-              <w:pStyle w:val="Compact"/>
-            </w:pPr>
-          </w:p>
-        </w:tc>
-        <w:tc>
-          <w:tcPr/>
-          <w:p>
-            <w:pPr>
-              <w:pStyle w:val="Compact"/>
-            </w:pPr>
-          </w:p>
-        </w:tc>
-        <w:tc>
-          <w:tcPr/>
-          <w:p>
-            <w:pPr>
-              <w:pStyle w:val="Compact"/>
-            </w:pPr>
-          </w:p>
-        </w:tc>
-      </w:tr>
-      <w:tr>
-        <w:tc>
-          <w:tcPr/>
+          <w:tcPr>
+            <w:tcW w:w="873" w:type="dxa"/>
+          </w:tcPr>
+          <w:p>
+            <w:pPr>
+              <w:pStyle w:val="Compact"/>
+            </w:pPr>
+          </w:p>
+        </w:tc>
+        <w:tc>
+          <w:tcPr>
+            <w:tcW w:w="873" w:type="dxa"/>
+          </w:tcPr>
+          <w:p>
+            <w:pPr>
+              <w:pStyle w:val="Compact"/>
+            </w:pPr>
+          </w:p>
+        </w:tc>
+        <w:tc>
+          <w:tcPr>
+            <w:tcW w:w="964" w:type="dxa"/>
+          </w:tcPr>
+          <w:p>
+            <w:pPr>
+              <w:pStyle w:val="Compact"/>
+            </w:pPr>
+          </w:p>
+        </w:tc>
+        <w:tc>
+          <w:tcPr>
+            <w:tcW w:w="1377" w:type="dxa"/>
+          </w:tcPr>
+          <w:p>
+            <w:pPr>
+              <w:pStyle w:val="Compact"/>
+            </w:pPr>
+          </w:p>
+        </w:tc>
+      </w:tr>
+      <w:tr>
+        <w:tc>
+          <w:tcPr>
+            <w:tcW w:w="873" w:type="dxa"/>
+          </w:tcPr>
           <w:p>
             <w:pPr>
               <w:pStyle w:val="Compact"/>
@@ -3568,7 +4123,9 @@
           </w:p>
         </w:tc>
         <w:tc>
-          <w:tcPr/>
+          <w:tcPr>
+            <w:tcW w:w="4398" w:type="dxa"/>
+          </w:tcPr>
           <w:p>
             <w:pPr>
               <w:pStyle w:val="Compact"/>
@@ -3580,31 +4137,39 @@
           </w:p>
         </w:tc>
         <w:tc>
-          <w:tcPr/>
-          <w:p>
-            <w:pPr>
-              <w:pStyle w:val="Compact"/>
-            </w:pPr>
-          </w:p>
-        </w:tc>
-        <w:tc>
-          <w:tcPr/>
-          <w:p>
-            <w:pPr>
-              <w:pStyle w:val="Compact"/>
-            </w:pPr>
-          </w:p>
-        </w:tc>
-        <w:tc>
-          <w:tcPr/>
-          <w:p>
-            <w:pPr>
-              <w:pStyle w:val="Compact"/>
-            </w:pPr>
-          </w:p>
-        </w:tc>
-        <w:tc>
-          <w:tcPr/>
+          <w:tcPr>
+            <w:tcW w:w="873" w:type="dxa"/>
+          </w:tcPr>
+          <w:p>
+            <w:pPr>
+              <w:pStyle w:val="Compact"/>
+            </w:pPr>
+          </w:p>
+        </w:tc>
+        <w:tc>
+          <w:tcPr>
+            <w:tcW w:w="873" w:type="dxa"/>
+          </w:tcPr>
+          <w:p>
+            <w:pPr>
+              <w:pStyle w:val="Compact"/>
+            </w:pPr>
+          </w:p>
+        </w:tc>
+        <w:tc>
+          <w:tcPr>
+            <w:tcW w:w="964" w:type="dxa"/>
+          </w:tcPr>
+          <w:p>
+            <w:pPr>
+              <w:pStyle w:val="Compact"/>
+            </w:pPr>
+          </w:p>
+        </w:tc>
+        <w:tc>
+          <w:tcPr>
+            <w:tcW w:w="1377" w:type="dxa"/>
+          </w:tcPr>
           <w:p>
             <w:pPr>
               <w:pStyle w:val="Compact"/>
@@ -3626,21 +4191,24 @@
     <w:tbl>
       <w:tblPr>
         <w:tblStyle w:val="Table"/>
-        <w:tblW w:type="auto" w:w="0"/>
+        <w:tblW w:type="dxa" w:w="9360"/>
         <w:tblLook w:firstRow="1" w:lastRow="0" w:firstColumn="0" w:lastColumn="0" w:noHBand="0" w:noVBand="0" w:val="0020"/>
         <w:jc w:val="start"/>
+        <w:tblLayout w:type="fixed"/>
       </w:tblPr>
       <w:tblGrid>
-        <w:gridCol w:w="2640"/>
-        <w:gridCol w:w="2640"/>
-        <w:gridCol w:w="2640"/>
+        <w:gridCol w:w="1786"/>
+        <w:gridCol w:w="2799"/>
+        <w:gridCol w:w="4773"/>
       </w:tblGrid>
       <w:tr>
         <w:trPr>
           <w:tblHeader w:val="true"/>
         </w:trPr>
         <w:tc>
-          <w:tcPr/>
+          <w:tcPr>
+            <w:tcW w:w="1786" w:type="dxa"/>
+          </w:tcPr>
           <w:p>
             <w:pPr>
               <w:pStyle w:val="Compact"/>
@@ -3652,7 +4220,9 @@
           </w:p>
         </w:tc>
         <w:tc>
-          <w:tcPr/>
+          <w:tcPr>
+            <w:tcW w:w="2799" w:type="dxa"/>
+          </w:tcPr>
           <w:p>
             <w:pPr>
               <w:pStyle w:val="Compact"/>
@@ -3664,7 +4234,9 @@
           </w:p>
         </w:tc>
         <w:tc>
-          <w:tcPr/>
+          <w:tcPr>
+            <w:tcW w:w="4773" w:type="dxa"/>
+          </w:tcPr>
           <w:p>
             <w:pPr>
               <w:pStyle w:val="Compact"/>
@@ -3678,7 +4250,9 @@
       </w:tr>
       <w:tr>
         <w:tc>
-          <w:tcPr/>
+          <w:tcPr>
+            <w:tcW w:w="1786" w:type="dxa"/>
+          </w:tcPr>
           <w:p>
             <w:pPr>
               <w:pStyle w:val="Compact"/>
@@ -3690,7 +4264,9 @@
           </w:p>
         </w:tc>
         <w:tc>
-          <w:tcPr/>
+          <w:tcPr>
+            <w:tcW w:w="2799" w:type="dxa"/>
+          </w:tcPr>
           <w:p>
             <w:pPr>
               <w:pStyle w:val="Compact"/>
@@ -3702,7 +4278,9 @@
           </w:p>
         </w:tc>
         <w:tc>
-          <w:tcPr/>
+          <w:tcPr>
+            <w:tcW w:w="4773" w:type="dxa"/>
+          </w:tcPr>
           <w:p>
             <w:pPr>
               <w:pStyle w:val="Compact"/>
@@ -3716,7 +4294,9 @@
       </w:tr>
       <w:tr>
         <w:tc>
-          <w:tcPr/>
+          <w:tcPr>
+            <w:tcW w:w="1786" w:type="dxa"/>
+          </w:tcPr>
           <w:p>
             <w:pPr>
               <w:pStyle w:val="Compact"/>
@@ -3728,7 +4308,9 @@
           </w:p>
         </w:tc>
         <w:tc>
-          <w:tcPr/>
+          <w:tcPr>
+            <w:tcW w:w="2799" w:type="dxa"/>
+          </w:tcPr>
           <w:p>
             <w:pPr>
               <w:pStyle w:val="Compact"/>
@@ -3740,7 +4322,9 @@
           </w:p>
         </w:tc>
         <w:tc>
-          <w:tcPr/>
+          <w:tcPr>
+            <w:tcW w:w="4773" w:type="dxa"/>
+          </w:tcPr>
           <w:p>
             <w:pPr>
               <w:pStyle w:val="Compact"/>
@@ -3754,7 +4338,9 @@
       </w:tr>
       <w:tr>
         <w:tc>
-          <w:tcPr/>
+          <w:tcPr>
+            <w:tcW w:w="1786" w:type="dxa"/>
+          </w:tcPr>
           <w:p>
             <w:pPr>
               <w:pStyle w:val="Compact"/>
@@ -3766,7 +4352,9 @@
           </w:p>
         </w:tc>
         <w:tc>
-          <w:tcPr/>
+          <w:tcPr>
+            <w:tcW w:w="2799" w:type="dxa"/>
+          </w:tcPr>
           <w:p>
             <w:pPr>
               <w:pStyle w:val="Compact"/>
@@ -3778,7 +4366,9 @@
           </w:p>
         </w:tc>
         <w:tc>
-          <w:tcPr/>
+          <w:tcPr>
+            <w:tcW w:w="4773" w:type="dxa"/>
+          </w:tcPr>
           <w:p>
             <w:pPr>
               <w:pStyle w:val="Compact"/>
@@ -3792,7 +4382,9 @@
       </w:tr>
       <w:tr>
         <w:tc>
-          <w:tcPr/>
+          <w:tcPr>
+            <w:tcW w:w="1786" w:type="dxa"/>
+          </w:tcPr>
           <w:p>
             <w:pPr>
               <w:pStyle w:val="Compact"/>
@@ -3804,7 +4396,9 @@
           </w:p>
         </w:tc>
         <w:tc>
-          <w:tcPr/>
+          <w:tcPr>
+            <w:tcW w:w="2799" w:type="dxa"/>
+          </w:tcPr>
           <w:p>
             <w:pPr>
               <w:pStyle w:val="Compact"/>
@@ -3816,7 +4410,9 @@
           </w:p>
         </w:tc>
         <w:tc>
-          <w:tcPr/>
+          <w:tcPr>
+            <w:tcW w:w="4773" w:type="dxa"/>
+          </w:tcPr>
           <w:p>
             <w:pPr>
               <w:pStyle w:val="Compact"/>
@@ -3830,7 +4426,9 @@
       </w:tr>
       <w:tr>
         <w:tc>
-          <w:tcPr/>
+          <w:tcPr>
+            <w:tcW w:w="1786" w:type="dxa"/>
+          </w:tcPr>
           <w:p>
             <w:pPr>
               <w:pStyle w:val="Compact"/>
@@ -3842,7 +4440,9 @@
           </w:p>
         </w:tc>
         <w:tc>
-          <w:tcPr/>
+          <w:tcPr>
+            <w:tcW w:w="2799" w:type="dxa"/>
+          </w:tcPr>
           <w:p>
             <w:pPr>
               <w:pStyle w:val="Compact"/>
@@ -3854,7 +4454,9 @@
           </w:p>
         </w:tc>
         <w:tc>
-          <w:tcPr/>
+          <w:tcPr>
+            <w:tcW w:w="4773" w:type="dxa"/>
+          </w:tcPr>
           <w:p>
             <w:pPr>
               <w:pStyle w:val="Compact"/>
@@ -3929,21 +4531,24 @@
     <w:tbl>
       <w:tblPr>
         <w:tblStyle w:val="Table"/>
-        <w:tblW w:type="auto" w:w="0"/>
+        <w:tblW w:type="dxa" w:w="9360"/>
         <w:tblLook w:firstRow="1" w:lastRow="0" w:firstColumn="0" w:lastColumn="0" w:noHBand="0" w:noVBand="0" w:val="0020"/>
         <w:jc w:val="start"/>
+        <w:tblLayout w:type="fixed"/>
       </w:tblPr>
       <w:tblGrid>
-        <w:gridCol w:w="2640"/>
-        <w:gridCol w:w="2640"/>
-        <w:gridCol w:w="2640"/>
+        <w:gridCol w:w="2360"/>
+        <w:gridCol w:w="5794"/>
+        <w:gridCol w:w="1205"/>
       </w:tblGrid>
       <w:tr>
         <w:trPr>
           <w:tblHeader w:val="true"/>
         </w:trPr>
         <w:tc>
-          <w:tcPr/>
+          <w:tcPr>
+            <w:tcW w:w="2360" w:type="dxa"/>
+          </w:tcPr>
           <w:p>
             <w:pPr>
               <w:pStyle w:val="Compact"/>
@@ -3955,7 +4560,9 @@
           </w:p>
         </w:tc>
         <w:tc>
-          <w:tcPr/>
+          <w:tcPr>
+            <w:tcW w:w="5794" w:type="dxa"/>
+          </w:tcPr>
           <w:p>
             <w:pPr>
               <w:pStyle w:val="Compact"/>
@@ -3967,7 +4574,9 @@
           </w:p>
         </w:tc>
         <w:tc>
-          <w:tcPr/>
+          <w:tcPr>
+            <w:tcW w:w="1205" w:type="dxa"/>
+          </w:tcPr>
           <w:p>
             <w:pPr>
               <w:pStyle w:val="Compact"/>
@@ -3981,7 +4590,9 @@
       </w:tr>
       <w:tr>
         <w:tc>
-          <w:tcPr/>
+          <w:tcPr>
+            <w:tcW w:w="2360" w:type="dxa"/>
+          </w:tcPr>
           <w:p>
             <w:pPr>
               <w:pStyle w:val="Compact"/>
@@ -3993,7 +4604,9 @@
           </w:p>
         </w:tc>
         <w:tc>
-          <w:tcPr/>
+          <w:tcPr>
+            <w:tcW w:w="5794" w:type="dxa"/>
+          </w:tcPr>
           <w:p>
             <w:pPr>
               <w:pStyle w:val="Compact"/>
@@ -4005,7 +4618,9 @@
           </w:p>
         </w:tc>
         <w:tc>
-          <w:tcPr/>
+          <w:tcPr>
+            <w:tcW w:w="1205" w:type="dxa"/>
+          </w:tcPr>
           <w:p>
             <w:pPr>
               <w:pStyle w:val="Compact"/>
@@ -4019,7 +4634,9 @@
       </w:tr>
       <w:tr>
         <w:tc>
-          <w:tcPr/>
+          <w:tcPr>
+            <w:tcW w:w="2360" w:type="dxa"/>
+          </w:tcPr>
           <w:p>
             <w:pPr>
               <w:pStyle w:val="Compact"/>
@@ -4031,7 +4648,9 @@
           </w:p>
         </w:tc>
         <w:tc>
-          <w:tcPr/>
+          <w:tcPr>
+            <w:tcW w:w="5794" w:type="dxa"/>
+          </w:tcPr>
           <w:p>
             <w:pPr>
               <w:pStyle w:val="Compact"/>
@@ -4043,7 +4662,9 @@
           </w:p>
         </w:tc>
         <w:tc>
-          <w:tcPr/>
+          <w:tcPr>
+            <w:tcW w:w="1205" w:type="dxa"/>
+          </w:tcPr>
           <w:p>
             <w:pPr>
               <w:pStyle w:val="Compact"/>
@@ -4057,7 +4678,9 @@
       </w:tr>
       <w:tr>
         <w:tc>
-          <w:tcPr/>
+          <w:tcPr>
+            <w:tcW w:w="2360" w:type="dxa"/>
+          </w:tcPr>
           <w:p>
             <w:pPr>
               <w:pStyle w:val="Compact"/>
@@ -4069,7 +4692,9 @@
           </w:p>
         </w:tc>
         <w:tc>
-          <w:tcPr/>
+          <w:tcPr>
+            <w:tcW w:w="5794" w:type="dxa"/>
+          </w:tcPr>
           <w:p>
             <w:pPr>
               <w:pStyle w:val="Compact"/>
@@ -4096,7 +4721,9 @@
           </w:p>
         </w:tc>
         <w:tc>
-          <w:tcPr/>
+          <w:tcPr>
+            <w:tcW w:w="1205" w:type="dxa"/>
+          </w:tcPr>
           <w:p>
             <w:pPr>
               <w:pStyle w:val="Compact"/>
@@ -4110,7 +4737,9 @@
       </w:tr>
       <w:tr>
         <w:tc>
-          <w:tcPr/>
+          <w:tcPr>
+            <w:tcW w:w="2360" w:type="dxa"/>
+          </w:tcPr>
           <w:p>
             <w:pPr>
               <w:pStyle w:val="Compact"/>
@@ -4122,7 +4751,9 @@
           </w:p>
         </w:tc>
         <w:tc>
-          <w:tcPr/>
+          <w:tcPr>
+            <w:tcW w:w="5794" w:type="dxa"/>
+          </w:tcPr>
           <w:p>
             <w:pPr>
               <w:pStyle w:val="Compact"/>
@@ -4134,7 +4765,9 @@
           </w:p>
         </w:tc>
         <w:tc>
-          <w:tcPr/>
+          <w:tcPr>
+            <w:tcW w:w="1205" w:type="dxa"/>
+          </w:tcPr>
           <w:p>
             <w:pPr>
               <w:pStyle w:val="Compact"/>
@@ -4148,7 +4781,9 @@
       </w:tr>
       <w:tr>
         <w:tc>
-          <w:tcPr/>
+          <w:tcPr>
+            <w:tcW w:w="2360" w:type="dxa"/>
+          </w:tcPr>
           <w:p>
             <w:pPr>
               <w:pStyle w:val="Compact"/>
@@ -4160,7 +4795,9 @@
           </w:p>
         </w:tc>
         <w:tc>
-          <w:tcPr/>
+          <w:tcPr>
+            <w:tcW w:w="5794" w:type="dxa"/>
+          </w:tcPr>
           <w:p>
             <w:pPr>
               <w:pStyle w:val="Compact"/>
@@ -4172,7 +4809,9 @@
           </w:p>
         </w:tc>
         <w:tc>
-          <w:tcPr/>
+          <w:tcPr>
+            <w:tcW w:w="1205" w:type="dxa"/>
+          </w:tcPr>
           <w:p>
             <w:pPr>
               <w:pStyle w:val="Compact"/>
@@ -4186,7 +4825,9 @@
       </w:tr>
       <w:tr>
         <w:tc>
-          <w:tcPr/>
+          <w:tcPr>
+            <w:tcW w:w="2360" w:type="dxa"/>
+          </w:tcPr>
           <w:p>
             <w:pPr>
               <w:pStyle w:val="Compact"/>
@@ -4198,7 +4839,9 @@
           </w:p>
         </w:tc>
         <w:tc>
-          <w:tcPr/>
+          <w:tcPr>
+            <w:tcW w:w="5794" w:type="dxa"/>
+          </w:tcPr>
           <w:p>
             <w:pPr>
               <w:pStyle w:val="Compact"/>
@@ -4210,7 +4853,9 @@
           </w:p>
         </w:tc>
         <w:tc>
-          <w:tcPr/>
+          <w:tcPr>
+            <w:tcW w:w="1205" w:type="dxa"/>
+          </w:tcPr>
           <w:p>
             <w:pPr>
               <w:pStyle w:val="Compact"/>
@@ -4224,7 +4869,9 @@
       </w:tr>
       <w:tr>
         <w:tc>
-          <w:tcPr/>
+          <w:tcPr>
+            <w:tcW w:w="2360" w:type="dxa"/>
+          </w:tcPr>
           <w:p>
             <w:pPr>
               <w:pStyle w:val="Compact"/>
@@ -4236,7 +4883,9 @@
           </w:p>
         </w:tc>
         <w:tc>
-          <w:tcPr/>
+          <w:tcPr>
+            <w:tcW w:w="5794" w:type="dxa"/>
+          </w:tcPr>
           <w:p>
             <w:pPr>
               <w:pStyle w:val="Compact"/>
@@ -4248,7 +4897,9 @@
           </w:p>
         </w:tc>
         <w:tc>
-          <w:tcPr/>
+          <w:tcPr>
+            <w:tcW w:w="1205" w:type="dxa"/>
+          </w:tcPr>
           <w:p>
             <w:pPr>
               <w:pStyle w:val="Compact"/>
@@ -4262,7 +4913,9 @@
       </w:tr>
       <w:tr>
         <w:tc>
-          <w:tcPr/>
+          <w:tcPr>
+            <w:tcW w:w="2360" w:type="dxa"/>
+          </w:tcPr>
           <w:p>
             <w:pPr>
               <w:pStyle w:val="Compact"/>
@@ -4274,7 +4927,9 @@
           </w:p>
         </w:tc>
         <w:tc>
-          <w:tcPr/>
+          <w:tcPr>
+            <w:tcW w:w="5794" w:type="dxa"/>
+          </w:tcPr>
           <w:p>
             <w:pPr>
               <w:pStyle w:val="Compact"/>
@@ -4286,7 +4941,9 @@
           </w:p>
         </w:tc>
         <w:tc>
-          <w:tcPr/>
+          <w:tcPr>
+            <w:tcW w:w="1205" w:type="dxa"/>
+          </w:tcPr>
           <w:p>
             <w:pPr>
               <w:pStyle w:val="Compact"/>
@@ -4300,7 +4957,9 @@
       </w:tr>
       <w:tr>
         <w:tc>
-          <w:tcPr/>
+          <w:tcPr>
+            <w:tcW w:w="2360" w:type="dxa"/>
+          </w:tcPr>
           <w:p>
             <w:pPr>
               <w:pStyle w:val="Compact"/>
@@ -4312,7 +4971,9 @@
           </w:p>
         </w:tc>
         <w:tc>
-          <w:tcPr/>
+          <w:tcPr>
+            <w:tcW w:w="5794" w:type="dxa"/>
+          </w:tcPr>
           <w:p>
             <w:pPr>
               <w:pStyle w:val="Compact"/>
@@ -4324,7 +4985,9 @@
           </w:p>
         </w:tc>
         <w:tc>
-          <w:tcPr/>
+          <w:tcPr>
+            <w:tcW w:w="1205" w:type="dxa"/>
+          </w:tcPr>
           <w:p>
             <w:pPr>
               <w:pStyle w:val="Compact"/>

--- a/dist/docs/04-access-request-checklist.docx
+++ b/dist/docs/04-access-request-checklist.docx
@@ -2,7 +2,7 @@
 <file path=word/document.xml><?xml version="1.0" encoding="utf-8"?>
 <w:document xmlns:w="http://schemas.openxmlformats.org/wordprocessingml/2006/main" xmlns:m="http://schemas.openxmlformats.org/officeDocument/2006/math" xmlns:r="http://schemas.openxmlformats.org/officeDocument/2006/relationships" xmlns:o="urn:schemas-microsoft-com:office:office" xmlns:v="urn:schemas-microsoft-com:vml" xmlns:w10="urn:schemas-microsoft-com:office:word" xmlns:a="http://schemas.openxmlformats.org/drawingml/2006/main" xmlns:pic="http://schemas.openxmlformats.org/drawingml/2006/picture" xmlns:wp="http://schemas.openxmlformats.org/drawingml/2006/wordprocessingDrawing">
   <w:body>
-    <w:bookmarkStart w:id="26" w:name="access-request-checklist"/>
+    <w:bookmarkStart w:id="28" w:name="access-request-checklist"/>
     <w:p>
       <w:pPr>
         <w:pStyle w:val="Heading1"/>
@@ -16,7 +16,7 @@
         <w:pStyle w:val="FirstParagraph"/>
       </w:pPr>
       <w:r>
-        <w:t xml:space="preserve">Last updated: 2026-10-08 · Owner: BSA Manager</w:t>
+        <w:t xml:space="preserve">Last updated: 2026-10-17 · Owner: BSA Manager</w:t>
       </w:r>
     </w:p>
     <w:p>
@@ -38,7 +38,7 @@
         <w:t xml:space="preserve"> </w:t>
       </w:r>
       <w:r>
-        <w:t xml:space="preserve">one list of every system the two new BSAs need: why, at what level (least privilege), how to request it, and by when. It also covers the approval, tracking and escalation rules, and what the hires do in Week 1 if access is late.</w:t>
+        <w:t xml:space="preserve">one list of every system the two new BSAs need: why, at what level (least privilege), how to request it, and by when. It also covers the approval, tracking and escalation rules, the one account the hires never get (the service account), and what the hires do in Week 1 if access is late.</w:t>
       </w:r>
     </w:p>
     <w:p>
@@ -82,7 +82,7 @@
         <w:t xml:space="preserve"> </w:t>
       </w:r>
       <w:r>
-        <w:t xml:space="preserve">submit Day-1 and Week-1 items by Mon 10/12 at the latest (earlier is better, since many IT teams quote 5-10 business days; confirm [COMPANY: IT service-level target]). Review it again at day 30 (Wed 11/18), day 60 (Fri 12/18) and day 90 (Fri 1/15/2027).</w:t>
+        <w:t xml:space="preserve">submit Day-1 and Week-1 items by Mon 10/12 at the latest (earlier is better, since many IT teams quote 5-10 business days; confirm [COMPANY: IT service-level target]). The sandbox grant in AR-07 and rows AR-22 to AR-24 were added on 10/17: submit them by Mon 10/19. Review access again at day 30 (Wed 11/18), day 60 (Fri 12/18) and day 90 (Fri 1/15/2027), using "Milestone access reviews" below.</w:t>
       </w:r>
     </w:p>
     <w:bookmarkStart w:id="20" w:name="rules"/>
@@ -162,7 +162,19 @@
         <w:t xml:space="preserve"> </w:t>
       </w:r>
       <w:r>
-        <w:t xml:space="preserve">That covers Oracle, the AS400 trade system, SQL Server, the data warehouse, production Power BI workspaces, production Power Apps and flows, tool folders, and broker or government portals. The one exception is a test or dev copy of the hire's own tool: edit rights on that copy are requested at the day-30 review and work from W6 (AR-12, AR-13, AR-15).</w:t>
+        <w:t xml:space="preserve">That covers Oracle, the AS400 trade system, SQL Server, the data warehouse, production Power BI workspaces, production Power Apps and flows, tool folders, and broker or government portals. There are two exceptions, and neither is production. (a) The hire's own tables in [COMPANY: sandbox or staging schema in the team database]: the AR-07 sandbox grant lets them create, load and drop their own tables there. Sandbox tables are not production, and nothing a report, flow, app or tool relies on may read from one (</w:t>
+      </w:r>
+      <w:r>
+        <w:rPr>
+          <w:rStyle w:val="VerbatimChar"/>
+        </w:rPr>
+        <w:t xml:space="preserve">docs/primers/data-platform-primer.md</w:t>
+      </w:r>
+      <w:r>
+        <w:t xml:space="preserve"> </w:t>
+      </w:r>
+      <w:r>
+        <w:t xml:space="preserve">1.1, rule 4). (b) A test or dev copy of the hire's own tool: edit rights on that copy are requested at the day-30 review and work from W6 (AR-12, AR-13, AR-15).</w:t>
       </w:r>
     </w:p>
     <w:p>
@@ -274,7 +286,7 @@
         <w:t xml:space="preserve"> </w:t>
       </w:r>
       <w:r>
-        <w:t xml:space="preserve">No borrowed credentials, no shared accounts, no "just use mine to look". If a hire needs to see something before access arrives, the account holder shares their screen.</w:t>
+        <w:t xml:space="preserve">No borrowed credentials, no shared accounts, no "just use mine to look". If a hire needs to see something before access arrives, the account holder shares their screen. This includes the team's service account: the hires never sign in with it or see its password ("The service account" below).</w:t>
       </w:r>
     </w:p>
     <w:p>
@@ -340,7 +352,7 @@
         <w:t xml:space="preserve"> </w:t>
       </w:r>
       <w:r>
-        <w:t xml:space="preserve">At day 30, 60 and 90 the Manager compares each hire's access with this list and removes anything that is no longer needed.</w:t>
+        <w:t xml:space="preserve">At day 30, 60 and 90 the Manager compares each hire's access with this list and removes anything that is no longer needed, using the checks in "Milestone access reviews" below.</w:t>
       </w:r>
     </w:p>
     <w:bookmarkEnd w:id="20"/>
@@ -362,9 +374,9 @@
         <w:tblLayout w:type="fixed"/>
       </w:tblPr>
       <w:tblGrid>
-        <w:gridCol w:w="3329"/>
-        <w:gridCol w:w="2523"/>
-        <w:gridCol w:w="3507"/>
+        <w:gridCol w:w="3517"/>
+        <w:gridCol w:w="2314"/>
+        <w:gridCol w:w="3527"/>
       </w:tblGrid>
       <w:tr>
         <w:trPr>
@@ -372,7 +384,7 @@
         </w:trPr>
         <w:tc>
           <w:tcPr>
-            <w:tcW w:w="3329" w:type="dxa"/>
+            <w:tcW w:w="3517" w:type="dxa"/>
           </w:tcPr>
           <w:p>
             <w:pPr>
@@ -386,7 +398,7 @@
         </w:tc>
         <w:tc>
           <w:tcPr>
-            <w:tcW w:w="2523" w:type="dxa"/>
+            <w:tcW w:w="2314" w:type="dxa"/>
           </w:tcPr>
           <w:p>
             <w:pPr>
@@ -400,7 +412,7 @@
         </w:tc>
         <w:tc>
           <w:tcPr>
-            <w:tcW w:w="3507" w:type="dxa"/>
+            <w:tcW w:w="3527" w:type="dxa"/>
           </w:tcPr>
           <w:p>
             <w:pPr>
@@ -416,7 +428,7 @@
       <w:tr>
         <w:tc>
           <w:tcPr>
-            <w:tcW w:w="3329" w:type="dxa"/>
+            <w:tcW w:w="3517" w:type="dxa"/>
           </w:tcPr>
           <w:p>
             <w:pPr>
@@ -430,7 +442,7 @@
         </w:tc>
         <w:tc>
           <w:tcPr>
-            <w:tcW w:w="2523" w:type="dxa"/>
+            <w:tcW w:w="2314" w:type="dxa"/>
           </w:tcPr>
           <w:p>
             <w:pPr>
@@ -444,7 +456,7 @@
         </w:tc>
         <w:tc>
           <w:tcPr>
-            <w:tcW w:w="3507" w:type="dxa"/>
+            <w:tcW w:w="3527" w:type="dxa"/>
           </w:tcPr>
           <w:p>
             <w:pPr>
@@ -460,21 +472,21 @@
       <w:tr>
         <w:tc>
           <w:tcPr>
-            <w:tcW w:w="3329" w:type="dxa"/>
-          </w:tcPr>
-          <w:p>
-            <w:pPr>
-              <w:pStyle w:val="Compact"/>
-              <w:jc w:val="left"/>
-            </w:pPr>
-            <w:r>
-              <w:t xml:space="preserve">Network, email, Teams, Microsoft 365 apps, software installs (Python, Access runtime, Anki, SQL client, Power BI Desktop)</w:t>
-            </w:r>
-          </w:p>
-        </w:tc>
-        <w:tc>
-          <w:tcPr>
-            <w:tcW w:w="2523" w:type="dxa"/>
+            <w:tcW w:w="3517" w:type="dxa"/>
+          </w:tcPr>
+          <w:p>
+            <w:pPr>
+              <w:pStyle w:val="Compact"/>
+              <w:jc w:val="left"/>
+            </w:pPr>
+            <w:r>
+              <w:t xml:space="preserve">Network, email, Teams, Microsoft 365 apps, software installs (Python, Access runtime, Anki, SSMS, DBeaver, Power BI Desktop)</w:t>
+            </w:r>
+          </w:p>
+        </w:tc>
+        <w:tc>
+          <w:tcPr>
+            <w:tcW w:w="2314" w:type="dxa"/>
           </w:tcPr>
           <w:p>
             <w:pPr>
@@ -488,7 +500,7 @@
         </w:tc>
         <w:tc>
           <w:tcPr>
-            <w:tcW w:w="3507" w:type="dxa"/>
+            <w:tcW w:w="3527" w:type="dxa"/>
           </w:tcPr>
           <w:p>
             <w:pPr>
@@ -504,21 +516,21 @@
       <w:tr>
         <w:tc>
           <w:tcPr>
-            <w:tcW w:w="3329" w:type="dxa"/>
-          </w:tcPr>
-          <w:p>
-            <w:pPr>
-              <w:pStyle w:val="Compact"/>
-              <w:jc w:val="left"/>
-            </w:pPr>
-            <w:r>
-              <w:t xml:space="preserve">Oracle ERP inquiry</w:t>
-            </w:r>
-          </w:p>
-        </w:tc>
-        <w:tc>
-          <w:tcPr>
-            <w:tcW w:w="2523" w:type="dxa"/>
+            <w:tcW w:w="3517" w:type="dxa"/>
+          </w:tcPr>
+          <w:p>
+            <w:pPr>
+              <w:pStyle w:val="Compact"/>
+              <w:jc w:val="left"/>
+            </w:pPr>
+            <w:r>
+              <w:t xml:space="preserve">Microsoft 365 Copilot Chat</w:t>
+            </w:r>
+          </w:p>
+        </w:tc>
+        <w:tc>
+          <w:tcPr>
+            <w:tcW w:w="2314" w:type="dxa"/>
           </w:tcPr>
           <w:p>
             <w:pPr>
@@ -532,7 +544,51 @@
         </w:tc>
         <w:tc>
           <w:tcPr>
-            <w:tcW w:w="3507" w:type="dxa"/>
+            <w:tcW w:w="3527" w:type="dxa"/>
+          </w:tcPr>
+          <w:p>
+            <w:pPr>
+              <w:pStyle w:val="Compact"/>
+              <w:jc w:val="left"/>
+            </w:pPr>
+            <w:r>
+              <w:t xml:space="preserve">[COMPANY: Microsoft 365 administrator]</w:t>
+            </w:r>
+          </w:p>
+        </w:tc>
+      </w:tr>
+      <w:tr>
+        <w:tc>
+          <w:tcPr>
+            <w:tcW w:w="3517" w:type="dxa"/>
+          </w:tcPr>
+          <w:p>
+            <w:pPr>
+              <w:pStyle w:val="Compact"/>
+              <w:jc w:val="left"/>
+            </w:pPr>
+            <w:r>
+              <w:t xml:space="preserve">Oracle EBS inquiry (screens)</w:t>
+            </w:r>
+          </w:p>
+        </w:tc>
+        <w:tc>
+          <w:tcPr>
+            <w:tcW w:w="2314" w:type="dxa"/>
+          </w:tcPr>
+          <w:p>
+            <w:pPr>
+              <w:pStyle w:val="Compact"/>
+              <w:jc w:val="left"/>
+            </w:pPr>
+            <w:r>
+              <w:t xml:space="preserve">Manager</w:t>
+            </w:r>
+          </w:p>
+        </w:tc>
+        <w:tc>
+          <w:tcPr>
+            <w:tcW w:w="3527" w:type="dxa"/>
           </w:tcPr>
           <w:p>
             <w:pPr>
@@ -548,7 +604,51 @@
       <w:tr>
         <w:tc>
           <w:tcPr>
-            <w:tcW w:w="3329" w:type="dxa"/>
+            <w:tcW w:w="3517" w:type="dxa"/>
+          </w:tcPr>
+          <w:p>
+            <w:pPr>
+              <w:pStyle w:val="Compact"/>
+              <w:jc w:val="left"/>
+            </w:pPr>
+            <w:r>
+              <w:t xml:space="preserve">Oracle EBS database account for DBeaver (read-only)</w:t>
+            </w:r>
+          </w:p>
+        </w:tc>
+        <w:tc>
+          <w:tcPr>
+            <w:tcW w:w="2314" w:type="dxa"/>
+          </w:tcPr>
+          <w:p>
+            <w:pPr>
+              <w:pStyle w:val="Compact"/>
+              <w:jc w:val="left"/>
+            </w:pPr>
+            <w:r>
+              <w:t xml:space="preserve">Manager</w:t>
+            </w:r>
+          </w:p>
+        </w:tc>
+        <w:tc>
+          <w:tcPr>
+            <w:tcW w:w="3527" w:type="dxa"/>
+          </w:tcPr>
+          <w:p>
+            <w:pPr>
+              <w:pStyle w:val="Compact"/>
+              <w:jc w:val="left"/>
+            </w:pPr>
+            <w:r>
+              <w:t xml:space="preserve">[COMPANY: ERP security], who also confirms to the Manager that the account is read-only</w:t>
+            </w:r>
+          </w:p>
+        </w:tc>
+      </w:tr>
+      <w:tr>
+        <w:tc>
+          <w:tcPr>
+            <w:tcW w:w="3517" w:type="dxa"/>
           </w:tcPr>
           <w:p>
             <w:pPr>
@@ -562,7 +662,7 @@
         </w:tc>
         <w:tc>
           <w:tcPr>
-            <w:tcW w:w="2523" w:type="dxa"/>
+            <w:tcW w:w="2314" w:type="dxa"/>
           </w:tcPr>
           <w:p>
             <w:pPr>
@@ -576,7 +676,7 @@
         </w:tc>
         <w:tc>
           <w:tcPr>
-            <w:tcW w:w="3507" w:type="dxa"/>
+            <w:tcW w:w="3527" w:type="dxa"/>
           </w:tcPr>
           <w:p>
             <w:pPr>
@@ -592,21 +692,21 @@
       <w:tr>
         <w:tc>
           <w:tcPr>
-            <w:tcW w:w="3329" w:type="dxa"/>
-          </w:tcPr>
-          <w:p>
-            <w:pPr>
-              <w:pStyle w:val="Compact"/>
-              <w:jc w:val="left"/>
-            </w:pPr>
-            <w:r>
-              <w:t xml:space="preserve">SQL Server and data warehouse</w:t>
-            </w:r>
-          </w:p>
-        </w:tc>
-        <w:tc>
-          <w:tcPr>
-            <w:tcW w:w="2523" w:type="dxa"/>
+            <w:tcW w:w="3517" w:type="dxa"/>
+          </w:tcPr>
+          <w:p>
+            <w:pPr>
+              <w:pStyle w:val="Compact"/>
+              <w:jc w:val="left"/>
+            </w:pPr>
+            <w:r>
+              <w:t xml:space="preserve">SQL Server and data warehouse, including the sandbox grant</w:t>
+            </w:r>
+          </w:p>
+        </w:tc>
+        <w:tc>
+          <w:tcPr>
+            <w:tcW w:w="2314" w:type="dxa"/>
           </w:tcPr>
           <w:p>
             <w:pPr>
@@ -620,7 +720,7 @@
         </w:tc>
         <w:tc>
           <w:tcPr>
-            <w:tcW w:w="3507" w:type="dxa"/>
+            <w:tcW w:w="3527" w:type="dxa"/>
           </w:tcPr>
           <w:p>
             <w:pPr>
@@ -636,21 +736,21 @@
       <w:tr>
         <w:tc>
           <w:tcPr>
-            <w:tcW w:w="3329" w:type="dxa"/>
-          </w:tcPr>
-          <w:p>
-            <w:pPr>
-              <w:pStyle w:val="Compact"/>
-              <w:jc w:val="left"/>
-            </w:pPr>
-            <w:r>
-              <w:t xml:space="preserve">Power BI and Power Platform</w:t>
-            </w:r>
-          </w:p>
-        </w:tc>
-        <w:tc>
-          <w:tcPr>
-            <w:tcW w:w="2523" w:type="dxa"/>
+            <w:tcW w:w="3517" w:type="dxa"/>
+          </w:tcPr>
+          <w:p>
+            <w:pPr>
+              <w:pStyle w:val="Compact"/>
+              <w:jc w:val="left"/>
+            </w:pPr>
+            <w:r>
+              <w:t xml:space="preserve">Power BI (including the premium workspace) and Power Platform environments</w:t>
+            </w:r>
+          </w:p>
+        </w:tc>
+        <w:tc>
+          <w:tcPr>
+            <w:tcW w:w="2314" w:type="dxa"/>
           </w:tcPr>
           <w:p>
             <w:pPr>
@@ -664,7 +764,7 @@
         </w:tc>
         <w:tc>
           <w:tcPr>
-            <w:tcW w:w="3507" w:type="dxa"/>
+            <w:tcW w:w="3527" w:type="dxa"/>
           </w:tcPr>
           <w:p>
             <w:pPr>
@@ -680,7 +780,51 @@
       <w:tr>
         <w:tc>
           <w:tcPr>
-            <w:tcW w:w="3329" w:type="dxa"/>
+            <w:tcW w:w="3517" w:type="dxa"/>
+          </w:tcPr>
+          <w:p>
+            <w:pPr>
+              <w:pStyle w:val="Compact"/>
+              <w:jc w:val="left"/>
+            </w:pPr>
+            <w:r>
+              <w:t xml:space="preserve">Remote Desktop to the team server</w:t>
+            </w:r>
+          </w:p>
+        </w:tc>
+        <w:tc>
+          <w:tcPr>
+            <w:tcW w:w="2314" w:type="dxa"/>
+          </w:tcPr>
+          <w:p>
+            <w:pPr>
+              <w:pStyle w:val="Compact"/>
+              <w:jc w:val="left"/>
+            </w:pPr>
+            <w:r>
+              <w:t xml:space="preserve">Manager</w:t>
+            </w:r>
+          </w:p>
+        </w:tc>
+        <w:tc>
+          <w:tcPr>
+            <w:tcW w:w="3527" w:type="dxa"/>
+          </w:tcPr>
+          <w:p>
+            <w:pPr>
+              <w:pStyle w:val="Compact"/>
+              <w:jc w:val="left"/>
+            </w:pPr>
+            <w:r>
+              <w:t xml:space="preserve">[COMPANY: IT server owner]</w:t>
+            </w:r>
+          </w:p>
+        </w:tc>
+      </w:tr>
+      <w:tr>
+        <w:tc>
+          <w:tcPr>
+            <w:tcW w:w="3517" w:type="dxa"/>
           </w:tcPr>
           <w:p>
             <w:pPr>
@@ -694,7 +838,7 @@
         </w:tc>
         <w:tc>
           <w:tcPr>
-            <w:tcW w:w="2523" w:type="dxa"/>
+            <w:tcW w:w="2314" w:type="dxa"/>
           </w:tcPr>
           <w:p>
             <w:pPr>
@@ -708,7 +852,7 @@
         </w:tc>
         <w:tc>
           <w:tcPr>
-            <w:tcW w:w="3507" w:type="dxa"/>
+            <w:tcW w:w="3527" w:type="dxa"/>
           </w:tcPr>
           <w:p>
             <w:pPr>
@@ -724,7 +868,7 @@
       <w:tr>
         <w:tc>
           <w:tcPr>
-            <w:tcW w:w="3329" w:type="dxa"/>
+            <w:tcW w:w="3517" w:type="dxa"/>
           </w:tcPr>
           <w:p>
             <w:pPr>
@@ -738,7 +882,7 @@
         </w:tc>
         <w:tc>
           <w:tcPr>
-            <w:tcW w:w="2523" w:type="dxa"/>
+            <w:tcW w:w="2314" w:type="dxa"/>
           </w:tcPr>
           <w:p>
             <w:pPr>
@@ -752,7 +896,7 @@
         </w:tc>
         <w:tc>
           <w:tcPr>
-            <w:tcW w:w="3507" w:type="dxa"/>
+            <w:tcW w:w="3527" w:type="dxa"/>
           </w:tcPr>
           <w:p>
             <w:pPr>
@@ -768,7 +912,7 @@
       <w:tr>
         <w:tc>
           <w:tcPr>
-            <w:tcW w:w="3329" w:type="dxa"/>
+            <w:tcW w:w="3517" w:type="dxa"/>
           </w:tcPr>
           <w:p>
             <w:pPr>
@@ -782,7 +926,7 @@
         </w:tc>
         <w:tc>
           <w:tcPr>
-            <w:tcW w:w="2523" w:type="dxa"/>
+            <w:tcW w:w="2314" w:type="dxa"/>
           </w:tcPr>
           <w:p>
             <w:pPr>
@@ -796,7 +940,7 @@
         </w:tc>
         <w:tc>
           <w:tcPr>
-            <w:tcW w:w="3507" w:type="dxa"/>
+            <w:tcW w:w="3527" w:type="dxa"/>
           </w:tcPr>
           <w:p>
             <w:pPr>
@@ -812,7 +956,7 @@
       <w:tr>
         <w:tc>
           <w:tcPr>
-            <w:tcW w:w="3329" w:type="dxa"/>
+            <w:tcW w:w="3517" w:type="dxa"/>
           </w:tcPr>
           <w:p>
             <w:pPr>
@@ -826,7 +970,7 @@
         </w:tc>
         <w:tc>
           <w:tcPr>
-            <w:tcW w:w="2523" w:type="dxa"/>
+            <w:tcW w:w="2314" w:type="dxa"/>
           </w:tcPr>
           <w:p>
             <w:pPr>
@@ -840,7 +984,7 @@
         </w:tc>
         <w:tc>
           <w:tcPr>
-            <w:tcW w:w="3507" w:type="dxa"/>
+            <w:tcW w:w="3527" w:type="dxa"/>
           </w:tcPr>
           <w:p>
             <w:pPr>
@@ -856,7 +1000,7 @@
       <w:tr>
         <w:tc>
           <w:tcPr>
-            <w:tcW w:w="3329" w:type="dxa"/>
+            <w:tcW w:w="3517" w:type="dxa"/>
           </w:tcPr>
           <w:p>
             <w:pPr>
@@ -870,7 +1014,7 @@
         </w:tc>
         <w:tc>
           <w:tcPr>
-            <w:tcW w:w="2523" w:type="dxa"/>
+            <w:tcW w:w="2314" w:type="dxa"/>
           </w:tcPr>
           <w:p>
             <w:pPr>
@@ -884,7 +1028,7 @@
         </w:tc>
         <w:tc>
           <w:tcPr>
-            <w:tcW w:w="3507" w:type="dxa"/>
+            <w:tcW w:w="3527" w:type="dxa"/>
           </w:tcPr>
           <w:p>
             <w:pPr>
@@ -900,7 +1044,7 @@
       <w:tr>
         <w:tc>
           <w:tcPr>
-            <w:tcW w:w="3329" w:type="dxa"/>
+            <w:tcW w:w="3517" w:type="dxa"/>
           </w:tcPr>
           <w:p>
             <w:pPr>
@@ -914,7 +1058,7 @@
         </w:tc>
         <w:tc>
           <w:tcPr>
-            <w:tcW w:w="2523" w:type="dxa"/>
+            <w:tcW w:w="2314" w:type="dxa"/>
           </w:tcPr>
           <w:p>
             <w:pPr>
@@ -928,7 +1072,7 @@
         </w:tc>
         <w:tc>
           <w:tcPr>
-            <w:tcW w:w="3507" w:type="dxa"/>
+            <w:tcW w:w="3527" w:type="dxa"/>
           </w:tcPr>
           <w:p>
             <w:pPr>
@@ -957,7 +1101,7 @@
         <w:pStyle w:val="FirstParagraph"/>
       </w:pPr>
       <w:r>
-        <w:t xml:space="preserve">"Needed by" dates come from the Weeks 1-2 schedule. "Hire A" or "Hire B" means only that hire needs it by that date.</w:t>
+        <w:t xml:space="preserve">"Needed by" dates come from the Weeks 1-2 schedule and, for later weeks, the plan. Each date is the first planned use. "Hire A" or "Hire B" means only that hire needs it by that date.</w:t>
       </w:r>
     </w:p>
     <w:tbl>
@@ -969,11 +1113,11 @@
         <w:tblLayout w:type="fixed"/>
       </w:tblPr>
       <w:tblGrid>
-        <w:gridCol w:w="1482"/>
-        <w:gridCol w:w="2024"/>
-        <w:gridCol w:w="2881"/>
-        <w:gridCol w:w="1461"/>
-        <w:gridCol w:w="1510"/>
+        <w:gridCol w:w="1924"/>
+        <w:gridCol w:w="1938"/>
+        <w:gridCol w:w="1938"/>
+        <w:gridCol w:w="1620"/>
+        <w:gridCol w:w="1938"/>
       </w:tblGrid>
       <w:tr>
         <w:trPr>
@@ -981,7 +1125,7 @@
         </w:trPr>
         <w:tc>
           <w:tcPr>
-            <w:tcW w:w="1482" w:type="dxa"/>
+            <w:tcW w:w="1924" w:type="dxa"/>
           </w:tcPr>
           <w:p>
             <w:pPr>
@@ -995,7 +1139,7 @@
         </w:tc>
         <w:tc>
           <w:tcPr>
-            <w:tcW w:w="2024" w:type="dxa"/>
+            <w:tcW w:w="1938" w:type="dxa"/>
           </w:tcPr>
           <w:p>
             <w:pPr>
@@ -1009,7 +1153,7 @@
         </w:tc>
         <w:tc>
           <w:tcPr>
-            <w:tcW w:w="2881" w:type="dxa"/>
+            <w:tcW w:w="1938" w:type="dxa"/>
           </w:tcPr>
           <w:p>
             <w:pPr>
@@ -1023,7 +1167,7 @@
         </w:tc>
         <w:tc>
           <w:tcPr>
-            <w:tcW w:w="1461" w:type="dxa"/>
+            <w:tcW w:w="1620" w:type="dxa"/>
           </w:tcPr>
           <w:p>
             <w:pPr>
@@ -1037,7 +1181,7 @@
         </w:tc>
         <w:tc>
           <w:tcPr>
-            <w:tcW w:w="1510" w:type="dxa"/>
+            <w:tcW w:w="1938" w:type="dxa"/>
           </w:tcPr>
           <w:p>
             <w:pPr>
@@ -1053,7 +1197,7 @@
       <w:tr>
         <w:tc>
           <w:tcPr>
-            <w:tcW w:w="1482" w:type="dxa"/>
+            <w:tcW w:w="1924" w:type="dxa"/>
           </w:tcPr>
           <w:p>
             <w:pPr>
@@ -1067,7 +1211,7 @@
         </w:tc>
         <w:tc>
           <w:tcPr>
-            <w:tcW w:w="2024" w:type="dxa"/>
+            <w:tcW w:w="1938" w:type="dxa"/>
           </w:tcPr>
           <w:p>
             <w:pPr>
@@ -1081,7 +1225,7 @@
         </w:tc>
         <w:tc>
           <w:tcPr>
-            <w:tcW w:w="2881" w:type="dxa"/>
+            <w:tcW w:w="1938" w:type="dxa"/>
           </w:tcPr>
           <w:p>
             <w:pPr>
@@ -1095,7 +1239,7 @@
         </w:tc>
         <w:tc>
           <w:tcPr>
-            <w:tcW w:w="1461" w:type="dxa"/>
+            <w:tcW w:w="1620" w:type="dxa"/>
           </w:tcPr>
           <w:p>
             <w:pPr>
@@ -1109,7 +1253,7 @@
         </w:tc>
         <w:tc>
           <w:tcPr>
-            <w:tcW w:w="1510" w:type="dxa"/>
+            <w:tcW w:w="1938" w:type="dxa"/>
           </w:tcPr>
           <w:p>
             <w:pPr>
@@ -1125,7 +1269,7 @@
       <w:tr>
         <w:tc>
           <w:tcPr>
-            <w:tcW w:w="1482" w:type="dxa"/>
+            <w:tcW w:w="1924" w:type="dxa"/>
           </w:tcPr>
           <w:p>
             <w:pPr>
@@ -1139,7 +1283,7 @@
         </w:tc>
         <w:tc>
           <w:tcPr>
-            <w:tcW w:w="2024" w:type="dxa"/>
+            <w:tcW w:w="1938" w:type="dxa"/>
           </w:tcPr>
           <w:p>
             <w:pPr>
@@ -1153,7 +1297,7 @@
         </w:tc>
         <w:tc>
           <w:tcPr>
-            <w:tcW w:w="2881" w:type="dxa"/>
+            <w:tcW w:w="1938" w:type="dxa"/>
           </w:tcPr>
           <w:p>
             <w:pPr>
@@ -1167,7 +1311,7 @@
         </w:tc>
         <w:tc>
           <w:tcPr>
-            <w:tcW w:w="1461" w:type="dxa"/>
+            <w:tcW w:w="1620" w:type="dxa"/>
           </w:tcPr>
           <w:p>
             <w:pPr>
@@ -1181,7 +1325,7 @@
         </w:tc>
         <w:tc>
           <w:tcPr>
-            <w:tcW w:w="1510" w:type="dxa"/>
+            <w:tcW w:w="1938" w:type="dxa"/>
           </w:tcPr>
           <w:p>
             <w:pPr>
@@ -1197,7 +1341,7 @@
       <w:tr>
         <w:tc>
           <w:tcPr>
-            <w:tcW w:w="1482" w:type="dxa"/>
+            <w:tcW w:w="1924" w:type="dxa"/>
           </w:tcPr>
           <w:p>
             <w:pPr>
@@ -1211,7 +1355,7 @@
         </w:tc>
         <w:tc>
           <w:tcPr>
-            <w:tcW w:w="2024" w:type="dxa"/>
+            <w:tcW w:w="1938" w:type="dxa"/>
           </w:tcPr>
           <w:p>
             <w:pPr>
@@ -1225,7 +1369,7 @@
         </w:tc>
         <w:tc>
           <w:tcPr>
-            <w:tcW w:w="2881" w:type="dxa"/>
+            <w:tcW w:w="1938" w:type="dxa"/>
           </w:tcPr>
           <w:p>
             <w:pPr>
@@ -1239,7 +1383,7 @@
         </w:tc>
         <w:tc>
           <w:tcPr>
-            <w:tcW w:w="1461" w:type="dxa"/>
+            <w:tcW w:w="1620" w:type="dxa"/>
           </w:tcPr>
           <w:p>
             <w:pPr>
@@ -1253,7 +1397,7 @@
         </w:tc>
         <w:tc>
           <w:tcPr>
-            <w:tcW w:w="1510" w:type="dxa"/>
+            <w:tcW w:w="1938" w:type="dxa"/>
           </w:tcPr>
           <w:p>
             <w:pPr>
@@ -1269,7 +1413,7 @@
       <w:tr>
         <w:tc>
           <w:tcPr>
-            <w:tcW w:w="1482" w:type="dxa"/>
+            <w:tcW w:w="1924" w:type="dxa"/>
           </w:tcPr>
           <w:p>
             <w:pPr>
@@ -1283,7 +1427,7 @@
         </w:tc>
         <w:tc>
           <w:tcPr>
-            <w:tcW w:w="2024" w:type="dxa"/>
+            <w:tcW w:w="1938" w:type="dxa"/>
           </w:tcPr>
           <w:p>
             <w:pPr>
@@ -1297,7 +1441,7 @@
         </w:tc>
         <w:tc>
           <w:tcPr>
-            <w:tcW w:w="2881" w:type="dxa"/>
+            <w:tcW w:w="1938" w:type="dxa"/>
           </w:tcPr>
           <w:p>
             <w:pPr>
@@ -1311,7 +1455,7 @@
         </w:tc>
         <w:tc>
           <w:tcPr>
-            <w:tcW w:w="1461" w:type="dxa"/>
+            <w:tcW w:w="1620" w:type="dxa"/>
           </w:tcPr>
           <w:p>
             <w:pPr>
@@ -1325,7 +1469,7 @@
         </w:tc>
         <w:tc>
           <w:tcPr>
-            <w:tcW w:w="1510" w:type="dxa"/>
+            <w:tcW w:w="1938" w:type="dxa"/>
           </w:tcPr>
           <w:p>
             <w:pPr>
@@ -1341,21 +1485,21 @@
       <w:tr>
         <w:tc>
           <w:tcPr>
-            <w:tcW w:w="1482" w:type="dxa"/>
-          </w:tcPr>
-          <w:p>
-            <w:pPr>
-              <w:pStyle w:val="Compact"/>
-              <w:jc w:val="left"/>
-            </w:pPr>
-            <w:r>
-              <w:t xml:space="preserve">AR-05 Oracle ERP, read-only inquiry [COMPANY: Oracle EBS or Fusion]</w:t>
-            </w:r>
-          </w:p>
-        </w:tc>
-        <w:tc>
-          <w:tcPr>
-            <w:tcW w:w="2024" w:type="dxa"/>
+            <w:tcW w:w="1924" w:type="dxa"/>
+          </w:tcPr>
+          <w:p>
+            <w:pPr>
+              <w:pStyle w:val="Compact"/>
+              <w:jc w:val="left"/>
+            </w:pPr>
+            <w:r>
+              <w:t xml:space="preserve">AR-05 Oracle EBS, read-only inquiry (screens)</w:t>
+            </w:r>
+          </w:p>
+        </w:tc>
+        <w:tc>
+          <w:tcPr>
+            <w:tcW w:w="1938" w:type="dxa"/>
           </w:tcPr>
           <w:p>
             <w:pPr>
@@ -1369,21 +1513,21 @@
         </w:tc>
         <w:tc>
           <w:tcPr>
-            <w:tcW w:w="2881" w:type="dxa"/>
-          </w:tcPr>
-          <w:p>
-            <w:pPr>
-              <w:pStyle w:val="Compact"/>
-              <w:jc w:val="left"/>
-            </w:pPr>
-            <w:r>
-              <w:t xml:space="preserve">Inquiry-only [COMPANY: Oracle responsibility or role name] covering items, item costs, purchasing and receiving inquiry and [COMPANY: cost reports]. No item, cost, PO or receipt entry; no cost-update function</w:t>
-            </w:r>
-          </w:p>
-        </w:tc>
-        <w:tc>
-          <w:tcPr>
-            <w:tcW w:w="1461" w:type="dxa"/>
+            <w:tcW w:w="1938" w:type="dxa"/>
+          </w:tcPr>
+          <w:p>
+            <w:pPr>
+              <w:pStyle w:val="Compact"/>
+              <w:jc w:val="left"/>
+            </w:pPr>
+            <w:r>
+              <w:t xml:space="preserve">Inquiry-only [COMPANY: Oracle responsibility or role name] covering items, item costs, purchasing and receiving inquiry and [COMPANY: cost reports]. No item, cost, PO or receipt entry; no cost-update function. Database access through DBeaver is AR-23, not this row</w:t>
+            </w:r>
+          </w:p>
+        </w:tc>
+        <w:tc>
+          <w:tcPr>
+            <w:tcW w:w="1620" w:type="dxa"/>
           </w:tcPr>
           <w:p>
             <w:pPr>
@@ -1397,7 +1541,7 @@
         </w:tc>
         <w:tc>
           <w:tcPr>
-            <w:tcW w:w="1510" w:type="dxa"/>
+            <w:tcW w:w="1938" w:type="dxa"/>
           </w:tcPr>
           <w:p>
             <w:pPr>
@@ -1413,7 +1557,7 @@
       <w:tr>
         <w:tc>
           <w:tcPr>
-            <w:tcW w:w="1482" w:type="dxa"/>
+            <w:tcW w:w="1924" w:type="dxa"/>
           </w:tcPr>
           <w:p>
             <w:pPr>
@@ -1427,7 +1571,7 @@
         </w:tc>
         <w:tc>
           <w:tcPr>
-            <w:tcW w:w="2024" w:type="dxa"/>
+            <w:tcW w:w="1938" w:type="dxa"/>
           </w:tcPr>
           <w:p>
             <w:pPr>
@@ -1441,7 +1585,7 @@
         </w:tc>
         <w:tc>
           <w:tcPr>
-            <w:tcW w:w="2881" w:type="dxa"/>
+            <w:tcW w:w="1938" w:type="dxa"/>
           </w:tcPr>
           <w:p>
             <w:pPr>
@@ -1467,7 +1611,7 @@
         </w:tc>
         <w:tc>
           <w:tcPr>
-            <w:tcW w:w="1461" w:type="dxa"/>
+            <w:tcW w:w="1620" w:type="dxa"/>
           </w:tcPr>
           <w:p>
             <w:pPr>
@@ -1481,7 +1625,7 @@
         </w:tc>
         <w:tc>
           <w:tcPr>
-            <w:tcW w:w="1510" w:type="dxa"/>
+            <w:tcW w:w="1938" w:type="dxa"/>
           </w:tcPr>
           <w:p>
             <w:pPr>
@@ -1497,35 +1641,47 @@
       <w:tr>
         <w:tc>
           <w:tcPr>
-            <w:tcW w:w="1482" w:type="dxa"/>
-          </w:tcPr>
-          <w:p>
-            <w:pPr>
-              <w:pStyle w:val="Compact"/>
-              <w:jc w:val="left"/>
-            </w:pPr>
-            <w:r>
-              <w:t xml:space="preserve">AR-07 SQL Server, read-only on named databases</w:t>
-            </w:r>
-          </w:p>
-        </w:tc>
-        <w:tc>
-          <w:tcPr>
-            <w:tcW w:w="2024" w:type="dxa"/>
-          </w:tcPr>
-          <w:p>
-            <w:pPr>
-              <w:pStyle w:val="Compact"/>
-              <w:jc w:val="left"/>
-            </w:pPr>
-            <w:r>
-              <w:t xml:space="preserve">Queries for the first real analysis before day 30; checking tool data sources</w:t>
-            </w:r>
-          </w:p>
-        </w:tc>
-        <w:tc>
-          <w:tcPr>
-            <w:tcW w:w="2881" w:type="dxa"/>
+            <w:tcW w:w="1924" w:type="dxa"/>
+          </w:tcPr>
+          <w:p>
+            <w:pPr>
+              <w:pStyle w:val="Compact"/>
+              <w:jc w:val="left"/>
+            </w:pPr>
+            <w:r>
+              <w:t xml:space="preserve">AR-07 SQL Server: read on named databases, plus the sandbox grant</w:t>
+            </w:r>
+          </w:p>
+        </w:tc>
+        <w:tc>
+          <w:tcPr>
+            <w:tcW w:w="1938" w:type="dxa"/>
+          </w:tcPr>
+          <w:p>
+            <w:pPr>
+              <w:pStyle w:val="Compact"/>
+              <w:jc w:val="left"/>
+            </w:pPr>
+            <w:r>
+              <w:t xml:space="preserve">Queries for the first real analysis before day 30; checking tool data sources; the SSMS lab and sandbox loads (</w:t>
+            </w:r>
+            <w:r>
+              <w:rPr>
+                <w:rStyle w:val="VerbatimChar"/>
+              </w:rPr>
+              <w:t xml:space="preserve">docs/primers/data-platform-primer.md</w:t>
+            </w:r>
+            <w:r>
+              <w:t xml:space="preserve"> </w:t>
+            </w:r>
+            <w:r>
+              <w:t xml:space="preserve">Part 4 and 10.1)</w:t>
+            </w:r>
+          </w:p>
+        </w:tc>
+        <w:tc>
+          <w:tcPr>
+            <w:tcW w:w="1938" w:type="dxa"/>
           </w:tcPr>
           <w:p>
             <w:pPr>
@@ -1542,27 +1698,99 @@
               <w:t xml:space="preserve"> </w:t>
             </w:r>
             <w:r>
-              <w:t xml:space="preserve">(or a read-only AD group) on [COMPANY: database names] only; no write roles; no access to production transactional databases if the warehouse has the data. Client: SQL Server Management Studio or VS Code with the MSSQL extension (Azure Data Studio was retired on 2/28/2026, so don't install it)</w:t>
-            </w:r>
-          </w:p>
-        </w:tc>
-        <w:tc>
-          <w:tcPr>
-            <w:tcW w:w="1461" w:type="dxa"/>
-          </w:tcPr>
-          <w:p>
-            <w:pPr>
-              <w:pStyle w:val="Compact"/>
-              <w:jc w:val="left"/>
-            </w:pPr>
-            <w:r>
-              <w:t xml:space="preserve">[COMPANY: database access request] plus a software install ticket for the client</w:t>
-            </w:r>
-          </w:p>
-        </w:tc>
-        <w:tc>
-          <w:tcPr>
-            <w:tcW w:w="1510" w:type="dxa"/>
+              <w:t xml:space="preserve">(or a read-only AD group) on [COMPANY: database names] only, with Windows Authentication and the hire's own login. One write grant only: create, load and drop the hire's own tables in [COMPANY: sandbox or staging schema in the team database] ([COMPANY: DBA confirms the sandbox grant]). No other write roles; no access to production transactional databases if the warehouse has the data. Client: SQL Server Management Studio (SSMS) or VS Code with the MSSQL extension (Azure Data Studio was retired on 2/28/2026, so don't install it)</w:t>
+            </w:r>
+          </w:p>
+        </w:tc>
+        <w:tc>
+          <w:tcPr>
+            <w:tcW w:w="1620" w:type="dxa"/>
+          </w:tcPr>
+          <w:p>
+            <w:pPr>
+              <w:pStyle w:val="Compact"/>
+              <w:jc w:val="left"/>
+            </w:pPr>
+            <w:r>
+              <w:t xml:space="preserve">[COMPANY: database access request] plus a software install ticket for the client; submitted with the Week-1 items</w:t>
+            </w:r>
+          </w:p>
+        </w:tc>
+        <w:tc>
+          <w:tcPr>
+            <w:tcW w:w="1938" w:type="dxa"/>
+          </w:tcPr>
+          <w:p>
+            <w:pPr>
+              <w:pStyle w:val="Compact"/>
+              <w:jc w:val="left"/>
+            </w:pPr>
+            <w:r>
+              <w:t xml:space="preserve">SSMS, the login and the sandbox grant in W1 (by Thu 10/22, the data landscape tour; only after platform primer Part 1 on Tue 10/20). Mon 11/2 (W3, SSMS lab) at the latest</w:t>
+            </w:r>
+          </w:p>
+        </w:tc>
+      </w:tr>
+      <w:tr>
+        <w:tc>
+          <w:tcPr>
+            <w:tcW w:w="1924" w:type="dxa"/>
+          </w:tcPr>
+          <w:p>
+            <w:pPr>
+              <w:pStyle w:val="Compact"/>
+              <w:jc w:val="left"/>
+            </w:pPr>
+            <w:r>
+              <w:t xml:space="preserve">AR-08 Data warehouse [COMPANY: name]</w:t>
+            </w:r>
+          </w:p>
+        </w:tc>
+        <w:tc>
+          <w:tcPr>
+            <w:tcW w:w="1938" w:type="dxa"/>
+          </w:tcPr>
+          <w:p>
+            <w:pPr>
+              <w:pStyle w:val="Compact"/>
+              <w:jc w:val="left"/>
+            </w:pPr>
+            <w:r>
+              <w:t xml:space="preserve">Trade and cost history for analysis and reporting backlog items (W10+)</w:t>
+            </w:r>
+          </w:p>
+        </w:tc>
+        <w:tc>
+          <w:tcPr>
+            <w:tcW w:w="1938" w:type="dxa"/>
+          </w:tcPr>
+          <w:p>
+            <w:pPr>
+              <w:pStyle w:val="Compact"/>
+              <w:jc w:val="left"/>
+            </w:pPr>
+            <w:r>
+              <w:t xml:space="preserve">Read on curated schemas or views [COMPANY]; no staging or ETL write</w:t>
+            </w:r>
+          </w:p>
+        </w:tc>
+        <w:tc>
+          <w:tcPr>
+            <w:tcW w:w="1620" w:type="dxa"/>
+          </w:tcPr>
+          <w:p>
+            <w:pPr>
+              <w:pStyle w:val="Compact"/>
+              <w:jc w:val="left"/>
+            </w:pPr>
+            <w:r>
+              <w:t xml:space="preserve">[COMPANY: data access request]</w:t>
+            </w:r>
+          </w:p>
+        </w:tc>
+        <w:tc>
+          <w:tcPr>
+            <w:tcW w:w="1938" w:type="dxa"/>
           </w:tcPr>
           <w:p>
             <w:pPr>
@@ -1578,79 +1806,7 @@
       <w:tr>
         <w:tc>
           <w:tcPr>
-            <w:tcW w:w="1482" w:type="dxa"/>
-          </w:tcPr>
-          <w:p>
-            <w:pPr>
-              <w:pStyle w:val="Compact"/>
-              <w:jc w:val="left"/>
-            </w:pPr>
-            <w:r>
-              <w:t xml:space="preserve">AR-08 Data warehouse [COMPANY: name]</w:t>
-            </w:r>
-          </w:p>
-        </w:tc>
-        <w:tc>
-          <w:tcPr>
-            <w:tcW w:w="2024" w:type="dxa"/>
-          </w:tcPr>
-          <w:p>
-            <w:pPr>
-              <w:pStyle w:val="Compact"/>
-              <w:jc w:val="left"/>
-            </w:pPr>
-            <w:r>
-              <w:t xml:space="preserve">Trade and cost history for analysis and reporting backlog items (W10+)</w:t>
-            </w:r>
-          </w:p>
-        </w:tc>
-        <w:tc>
-          <w:tcPr>
-            <w:tcW w:w="2881" w:type="dxa"/>
-          </w:tcPr>
-          <w:p>
-            <w:pPr>
-              <w:pStyle w:val="Compact"/>
-              <w:jc w:val="left"/>
-            </w:pPr>
-            <w:r>
-              <w:t xml:space="preserve">Read on curated schemas or views [COMPANY]; no staging or ETL write</w:t>
-            </w:r>
-          </w:p>
-        </w:tc>
-        <w:tc>
-          <w:tcPr>
-            <w:tcW w:w="1461" w:type="dxa"/>
-          </w:tcPr>
-          <w:p>
-            <w:pPr>
-              <w:pStyle w:val="Compact"/>
-              <w:jc w:val="left"/>
-            </w:pPr>
-            <w:r>
-              <w:t xml:space="preserve">[COMPANY: data access request]</w:t>
-            </w:r>
-          </w:p>
-        </w:tc>
-        <w:tc>
-          <w:tcPr>
-            <w:tcW w:w="1510" w:type="dxa"/>
-          </w:tcPr>
-          <w:p>
-            <w:pPr>
-              <w:pStyle w:val="Compact"/>
-              <w:jc w:val="left"/>
-            </w:pPr>
-            <w:r>
-              <w:t xml:space="preserve">Mon 11/2 (W3)</w:t>
-            </w:r>
-          </w:p>
-        </w:tc>
-      </w:tr>
-      <w:tr>
-        <w:tc>
-          <w:tcPr>
-            <w:tcW w:w="1482" w:type="dxa"/>
+            <w:tcW w:w="1924" w:type="dxa"/>
           </w:tcPr>
           <w:p>
             <w:pPr>
@@ -1664,7 +1820,7 @@
         </w:tc>
         <w:tc>
           <w:tcPr>
-            <w:tcW w:w="2024" w:type="dxa"/>
+            <w:tcW w:w="1938" w:type="dxa"/>
           </w:tcPr>
           <w:p>
             <w:pPr>
@@ -1678,21 +1834,33 @@
         </w:tc>
         <w:tc>
           <w:tcPr>
-            <w:tcW w:w="2881" w:type="dxa"/>
-          </w:tcPr>
-          <w:p>
-            <w:pPr>
-              <w:pStyle w:val="Compact"/>
-              <w:jc w:val="left"/>
-            </w:pPr>
-            <w:r>
-              <w:t xml:space="preserve">Viewer on [COMPANY: named workspaces]. A Pro (or PPU) license is needed unless the content sits on Premium or Fabric F64+ capacity, where free users can view with the Viewer role. Contributor only in a personal or dev workspace; no publishing to production workspaces before day 60. Install Power BI Desktop (free)</w:t>
-            </w:r>
-          </w:p>
-        </w:tc>
-        <w:tc>
-          <w:tcPr>
-            <w:tcW w:w="1461" w:type="dxa"/>
+            <w:tcW w:w="1938" w:type="dxa"/>
+          </w:tcPr>
+          <w:p>
+            <w:pPr>
+              <w:pStyle w:val="Compact"/>
+              <w:jc w:val="left"/>
+            </w:pPr>
+            <w:r>
+              <w:t xml:space="preserve">Viewer on [COMPANY: named workspaces], including the team's Power BI premium workspace [COMPANY: workspace name and type]; never Member or Admin, and no gateway role before day 60 (</w:t>
+            </w:r>
+            <w:r>
+              <w:rPr>
+                <w:rStyle w:val="VerbatimChar"/>
+              </w:rPr>
+              <w:t xml:space="preserve">docs/primers/data-platform-primer.md</w:t>
+            </w:r>
+            <w:r>
+              <w:t xml:space="preserve"> </w:t>
+            </w:r>
+            <w:r>
+              <w:t xml:space="preserve">6.2 and 6.5). A Pro (or PPU) license is needed unless the content sits on Premium or Fabric F64+ capacity, where free users can view with the Viewer role. Contributor only in a personal or dev workspace; no publishing to production workspaces before day 60. Install Power BI Desktop (free)</w:t>
+            </w:r>
+          </w:p>
+        </w:tc>
+        <w:tc>
+          <w:tcPr>
+            <w:tcW w:w="1620" w:type="dxa"/>
           </w:tcPr>
           <w:p>
             <w:pPr>
@@ -1706,7 +1874,7 @@
         </w:tc>
         <w:tc>
           <w:tcPr>
-            <w:tcW w:w="1510" w:type="dxa"/>
+            <w:tcW w:w="1938" w:type="dxa"/>
           </w:tcPr>
           <w:p>
             <w:pPr>
@@ -1722,7 +1890,7 @@
       <w:tr>
         <w:tc>
           <w:tcPr>
-            <w:tcW w:w="1482" w:type="dxa"/>
+            <w:tcW w:w="1924" w:type="dxa"/>
           </w:tcPr>
           <w:p>
             <w:pPr>
@@ -1736,7 +1904,7 @@
         </w:tc>
         <w:tc>
           <w:tcPr>
-            <w:tcW w:w="2024" w:type="dxa"/>
+            <w:tcW w:w="1938" w:type="dxa"/>
           </w:tcPr>
           <w:p>
             <w:pPr>
@@ -1750,7 +1918,7 @@
         </w:tc>
         <w:tc>
           <w:tcPr>
-            <w:tcW w:w="2881" w:type="dxa"/>
+            <w:tcW w:w="1938" w:type="dxa"/>
           </w:tcPr>
           <w:p>
             <w:pPr>
@@ -1764,7 +1932,7 @@
         </w:tc>
         <w:tc>
           <w:tcPr>
-            <w:tcW w:w="1461" w:type="dxa"/>
+            <w:tcW w:w="1620" w:type="dxa"/>
           </w:tcPr>
           <w:p>
             <w:pPr>
@@ -1778,7 +1946,7 @@
         </w:tc>
         <w:tc>
           <w:tcPr>
-            <w:tcW w:w="1510" w:type="dxa"/>
+            <w:tcW w:w="1938" w:type="dxa"/>
           </w:tcPr>
           <w:p>
             <w:pPr>
@@ -1794,7 +1962,7 @@
       <w:tr>
         <w:tc>
           <w:tcPr>
-            <w:tcW w:w="1482" w:type="dxa"/>
+            <w:tcW w:w="1924" w:type="dxa"/>
           </w:tcPr>
           <w:p>
             <w:pPr>
@@ -1808,7 +1976,7 @@
         </w:tc>
         <w:tc>
           <w:tcPr>
-            <w:tcW w:w="2024" w:type="dxa"/>
+            <w:tcW w:w="1938" w:type="dxa"/>
           </w:tcPr>
           <w:p>
             <w:pPr>
@@ -1822,7 +1990,7 @@
         </w:tc>
         <w:tc>
           <w:tcPr>
-            <w:tcW w:w="2881" w:type="dxa"/>
+            <w:tcW w:w="1938" w:type="dxa"/>
           </w:tcPr>
           <w:p>
             <w:pPr>
@@ -1836,7 +2004,7 @@
         </w:tc>
         <w:tc>
           <w:tcPr>
-            <w:tcW w:w="1461" w:type="dxa"/>
+            <w:tcW w:w="1620" w:type="dxa"/>
           </w:tcPr>
           <w:p>
             <w:pPr>
@@ -1850,7 +2018,7 @@
         </w:tc>
         <w:tc>
           <w:tcPr>
-            <w:tcW w:w="1510" w:type="dxa"/>
+            <w:tcW w:w="1938" w:type="dxa"/>
           </w:tcPr>
           <w:p>
             <w:pPr>
@@ -1866,7 +2034,7 @@
       <w:tr>
         <w:tc>
           <w:tcPr>
-            <w:tcW w:w="1482" w:type="dxa"/>
+            <w:tcW w:w="1924" w:type="dxa"/>
           </w:tcPr>
           <w:p>
             <w:pPr>
@@ -1880,7 +2048,7 @@
         </w:tc>
         <w:tc>
           <w:tcPr>
-            <w:tcW w:w="2024" w:type="dxa"/>
+            <w:tcW w:w="1938" w:type="dxa"/>
           </w:tcPr>
           <w:p>
             <w:pPr>
@@ -1894,7 +2062,7 @@
         </w:tc>
         <w:tc>
           <w:tcPr>
-            <w:tcW w:w="2881" w:type="dxa"/>
+            <w:tcW w:w="1938" w:type="dxa"/>
           </w:tcPr>
           <w:p>
             <w:pPr>
@@ -1908,7 +2076,7 @@
         </w:tc>
         <w:tc>
           <w:tcPr>
-            <w:tcW w:w="1461" w:type="dxa"/>
+            <w:tcW w:w="1620" w:type="dxa"/>
           </w:tcPr>
           <w:p>
             <w:pPr>
@@ -1922,7 +2090,7 @@
         </w:tc>
         <w:tc>
           <w:tcPr>
-            <w:tcW w:w="1510" w:type="dxa"/>
+            <w:tcW w:w="1938" w:type="dxa"/>
           </w:tcPr>
           <w:p>
             <w:pPr>
@@ -1938,7 +2106,7 @@
       <w:tr>
         <w:tc>
           <w:tcPr>
-            <w:tcW w:w="1482" w:type="dxa"/>
+            <w:tcW w:w="1924" w:type="dxa"/>
           </w:tcPr>
           <w:p>
             <w:pPr>
@@ -1952,7 +2120,7 @@
         </w:tc>
         <w:tc>
           <w:tcPr>
-            <w:tcW w:w="2024" w:type="dxa"/>
+            <w:tcW w:w="1938" w:type="dxa"/>
           </w:tcPr>
           <w:p>
             <w:pPr>
@@ -1966,21 +2134,21 @@
         </w:tc>
         <w:tc>
           <w:tcPr>
-            <w:tcW w:w="2881" w:type="dxa"/>
-          </w:tcPr>
-          <w:p>
-            <w:pPr>
-              <w:pStyle w:val="Compact"/>
-              <w:jc w:val="left"/>
-            </w:pPr>
-            <w:r>
-              <w:t xml:space="preserve">Now: user of the production apps they need to see. Flow details come from the knowledge holder's screen-share or export. From W6, for the owned tool only: Environment Maker in [COMPANY: dev or sandbox environment] and co-owner of the test copy. Production changes only after the day-60 review, through change control</w:t>
-            </w:r>
-          </w:p>
-        </w:tc>
-        <w:tc>
-          <w:tcPr>
-            <w:tcW w:w="1461" w:type="dxa"/>
+            <w:tcW w:w="1938" w:type="dxa"/>
+          </w:tcPr>
+          <w:p>
+            <w:pPr>
+              <w:pStyle w:val="Compact"/>
+              <w:jc w:val="left"/>
+            </w:pPr>
+            <w:r>
+              <w:t xml:space="preserve">Now: user of the production apps they need to see, with no environment role beyond what running them needs [COMPANY: environment security role]; never Environment Admin or System Administrator. Flow details come from the knowledge holder's screen-share or export. From W6, for the owned tool only: Environment Maker in [COMPANY: dev or sandbox environment] and co-owner of the test copy; before day 60 the hire works on test copies only. Production changes only after the day-60 review, through change control</w:t>
+            </w:r>
+          </w:p>
+        </w:tc>
+        <w:tc>
+          <w:tcPr>
+            <w:tcW w:w="1620" w:type="dxa"/>
           </w:tcPr>
           <w:p>
             <w:pPr>
@@ -1994,7 +2162,7 @@
         </w:tc>
         <w:tc>
           <w:tcPr>
-            <w:tcW w:w="1510" w:type="dxa"/>
+            <w:tcW w:w="1938" w:type="dxa"/>
           </w:tcPr>
           <w:p>
             <w:pPr>
@@ -2010,7 +2178,7 @@
       <w:tr>
         <w:tc>
           <w:tcPr>
-            <w:tcW w:w="1482" w:type="dxa"/>
+            <w:tcW w:w="1924" w:type="dxa"/>
           </w:tcPr>
           <w:p>
             <w:pPr>
@@ -2024,7 +2192,7 @@
         </w:tc>
         <w:tc>
           <w:tcPr>
-            <w:tcW w:w="2024" w:type="dxa"/>
+            <w:tcW w:w="1938" w:type="dxa"/>
           </w:tcPr>
           <w:p>
             <w:pPr>
@@ -2038,7 +2206,7 @@
         </w:tc>
         <w:tc>
           <w:tcPr>
-            <w:tcW w:w="2881" w:type="dxa"/>
+            <w:tcW w:w="1938" w:type="dxa"/>
           </w:tcPr>
           <w:p>
             <w:pPr>
@@ -2052,7 +2220,7 @@
         </w:tc>
         <w:tc>
           <w:tcPr>
-            <w:tcW w:w="1461" w:type="dxa"/>
+            <w:tcW w:w="1620" w:type="dxa"/>
           </w:tcPr>
           <w:p>
             <w:pPr>
@@ -2066,7 +2234,7 @@
         </w:tc>
         <w:tc>
           <w:tcPr>
-            <w:tcW w:w="1510" w:type="dxa"/>
+            <w:tcW w:w="1938" w:type="dxa"/>
           </w:tcPr>
           <w:p>
             <w:pPr>
@@ -2082,7 +2250,7 @@
       <w:tr>
         <w:tc>
           <w:tcPr>
-            <w:tcW w:w="1482" w:type="dxa"/>
+            <w:tcW w:w="1924" w:type="dxa"/>
           </w:tcPr>
           <w:p>
             <w:pPr>
@@ -2096,7 +2264,7 @@
         </w:tc>
         <w:tc>
           <w:tcPr>
-            <w:tcW w:w="2024" w:type="dxa"/>
+            <w:tcW w:w="1938" w:type="dxa"/>
           </w:tcPr>
           <w:p>
             <w:pPr>
@@ -2110,7 +2278,7 @@
         </w:tc>
         <w:tc>
           <w:tcPr>
-            <w:tcW w:w="2881" w:type="dxa"/>
+            <w:tcW w:w="1938" w:type="dxa"/>
           </w:tcPr>
           <w:p>
             <w:pPr>
@@ -2124,7 +2292,7 @@
         </w:tc>
         <w:tc>
           <w:tcPr>
-            <w:tcW w:w="1461" w:type="dxa"/>
+            <w:tcW w:w="1620" w:type="dxa"/>
           </w:tcPr>
           <w:p>
             <w:pPr>
@@ -2138,7 +2306,7 @@
         </w:tc>
         <w:tc>
           <w:tcPr>
-            <w:tcW w:w="1510" w:type="dxa"/>
+            <w:tcW w:w="1938" w:type="dxa"/>
           </w:tcPr>
           <w:p>
             <w:pPr>
@@ -2154,7 +2322,7 @@
       <w:tr>
         <w:tc>
           <w:tcPr>
-            <w:tcW w:w="1482" w:type="dxa"/>
+            <w:tcW w:w="1924" w:type="dxa"/>
           </w:tcPr>
           <w:p>
             <w:pPr>
@@ -2168,7 +2336,7 @@
         </w:tc>
         <w:tc>
           <w:tcPr>
-            <w:tcW w:w="2024" w:type="dxa"/>
+            <w:tcW w:w="1938" w:type="dxa"/>
           </w:tcPr>
           <w:p>
             <w:pPr>
@@ -2182,7 +2350,7 @@
         </w:tc>
         <w:tc>
           <w:tcPr>
-            <w:tcW w:w="2881" w:type="dxa"/>
+            <w:tcW w:w="1938" w:type="dxa"/>
           </w:tcPr>
           <w:p>
             <w:pPr>
@@ -2196,7 +2364,7 @@
         </w:tc>
         <w:tc>
           <w:tcPr>
-            <w:tcW w:w="1461" w:type="dxa"/>
+            <w:tcW w:w="1620" w:type="dxa"/>
           </w:tcPr>
           <w:p>
             <w:pPr>
@@ -2210,7 +2378,7 @@
         </w:tc>
         <w:tc>
           <w:tcPr>
-            <w:tcW w:w="1510" w:type="dxa"/>
+            <w:tcW w:w="1938" w:type="dxa"/>
           </w:tcPr>
           <w:p>
             <w:pPr>
@@ -2226,7 +2394,7 @@
       <w:tr>
         <w:tc>
           <w:tcPr>
-            <w:tcW w:w="1482" w:type="dxa"/>
+            <w:tcW w:w="1924" w:type="dxa"/>
           </w:tcPr>
           <w:p>
             <w:pPr>
@@ -2240,7 +2408,7 @@
         </w:tc>
         <w:tc>
           <w:tcPr>
-            <w:tcW w:w="2024" w:type="dxa"/>
+            <w:tcW w:w="1938" w:type="dxa"/>
           </w:tcPr>
           <w:p>
             <w:pPr>
@@ -2254,7 +2422,7 @@
         </w:tc>
         <w:tc>
           <w:tcPr>
-            <w:tcW w:w="2881" w:type="dxa"/>
+            <w:tcW w:w="1938" w:type="dxa"/>
           </w:tcPr>
           <w:p>
             <w:pPr>
@@ -2268,7 +2436,7 @@
         </w:tc>
         <w:tc>
           <w:tcPr>
-            <w:tcW w:w="1461" w:type="dxa"/>
+            <w:tcW w:w="1620" w:type="dxa"/>
           </w:tcPr>
           <w:p>
             <w:pPr>
@@ -2282,7 +2450,7 @@
         </w:tc>
         <w:tc>
           <w:tcPr>
-            <w:tcW w:w="1510" w:type="dxa"/>
+            <w:tcW w:w="1938" w:type="dxa"/>
           </w:tcPr>
           <w:p>
             <w:pPr>
@@ -2298,7 +2466,7 @@
       <w:tr>
         <w:tc>
           <w:tcPr>
-            <w:tcW w:w="1482" w:type="dxa"/>
+            <w:tcW w:w="1924" w:type="dxa"/>
           </w:tcPr>
           <w:p>
             <w:pPr>
@@ -2312,7 +2480,7 @@
         </w:tc>
         <w:tc>
           <w:tcPr>
-            <w:tcW w:w="2024" w:type="dxa"/>
+            <w:tcW w:w="1938" w:type="dxa"/>
           </w:tcPr>
           <w:p>
             <w:pPr>
@@ -2326,7 +2494,7 @@
         </w:tc>
         <w:tc>
           <w:tcPr>
-            <w:tcW w:w="2881" w:type="dxa"/>
+            <w:tcW w:w="1938" w:type="dxa"/>
           </w:tcPr>
           <w:p>
             <w:pPr>
@@ -2340,7 +2508,7 @@
         </w:tc>
         <w:tc>
           <w:tcPr>
-            <w:tcW w:w="1461" w:type="dxa"/>
+            <w:tcW w:w="1620" w:type="dxa"/>
           </w:tcPr>
           <w:p>
             <w:pPr>
@@ -2354,7 +2522,7 @@
         </w:tc>
         <w:tc>
           <w:tcPr>
-            <w:tcW w:w="1510" w:type="dxa"/>
+            <w:tcW w:w="1938" w:type="dxa"/>
           </w:tcPr>
           <w:p>
             <w:pPr>
@@ -2370,7 +2538,7 @@
       <w:tr>
         <w:tc>
           <w:tcPr>
-            <w:tcW w:w="1482" w:type="dxa"/>
+            <w:tcW w:w="1924" w:type="dxa"/>
           </w:tcPr>
           <w:p>
             <w:pPr>
@@ -2384,7 +2552,7 @@
         </w:tc>
         <w:tc>
           <w:tcPr>
-            <w:tcW w:w="2024" w:type="dxa"/>
+            <w:tcW w:w="1938" w:type="dxa"/>
           </w:tcPr>
           <w:p>
             <w:pPr>
@@ -2398,7 +2566,7 @@
         </w:tc>
         <w:tc>
           <w:tcPr>
-            <w:tcW w:w="2881" w:type="dxa"/>
+            <w:tcW w:w="1938" w:type="dxa"/>
           </w:tcPr>
           <w:p>
             <w:pPr>
@@ -2412,7 +2580,7 @@
         </w:tc>
         <w:tc>
           <w:tcPr>
-            <w:tcW w:w="1461" w:type="dxa"/>
+            <w:tcW w:w="1620" w:type="dxa"/>
           </w:tcPr>
           <w:p>
             <w:pPr>
@@ -2426,7 +2594,7 @@
         </w:tc>
         <w:tc>
           <w:tcPr>
-            <w:tcW w:w="1510" w:type="dxa"/>
+            <w:tcW w:w="1938" w:type="dxa"/>
           </w:tcPr>
           <w:p>
             <w:pPr>
@@ -2442,7 +2610,7 @@
       <w:tr>
         <w:tc>
           <w:tcPr>
-            <w:tcW w:w="1482" w:type="dxa"/>
+            <w:tcW w:w="1924" w:type="dxa"/>
           </w:tcPr>
           <w:p>
             <w:pPr>
@@ -2456,7 +2624,7 @@
         </w:tc>
         <w:tc>
           <w:tcPr>
-            <w:tcW w:w="2024" w:type="dxa"/>
+            <w:tcW w:w="1938" w:type="dxa"/>
           </w:tcPr>
           <w:p>
             <w:pPr>
@@ -2470,7 +2638,7 @@
         </w:tc>
         <w:tc>
           <w:tcPr>
-            <w:tcW w:w="2881" w:type="dxa"/>
+            <w:tcW w:w="1938" w:type="dxa"/>
           </w:tcPr>
           <w:p>
             <w:pPr>
@@ -2484,7 +2652,7 @@
         </w:tc>
         <w:tc>
           <w:tcPr>
-            <w:tcW w:w="1461" w:type="dxa"/>
+            <w:tcW w:w="1620" w:type="dxa"/>
           </w:tcPr>
           <w:p>
             <w:pPr>
@@ -2498,7 +2666,7 @@
         </w:tc>
         <w:tc>
           <w:tcPr>
-            <w:tcW w:w="1510" w:type="dxa"/>
+            <w:tcW w:w="1938" w:type="dxa"/>
           </w:tcPr>
           <w:p>
             <w:pPr>
@@ -2514,7 +2682,7 @@
       <w:tr>
         <w:tc>
           <w:tcPr>
-            <w:tcW w:w="1482" w:type="dxa"/>
+            <w:tcW w:w="1924" w:type="dxa"/>
           </w:tcPr>
           <w:p>
             <w:pPr>
@@ -2528,7 +2696,7 @@
         </w:tc>
         <w:tc>
           <w:tcPr>
-            <w:tcW w:w="2024" w:type="dxa"/>
+            <w:tcW w:w="1938" w:type="dxa"/>
           </w:tcPr>
           <w:p>
             <w:pPr>
@@ -2542,7 +2710,7 @@
         </w:tc>
         <w:tc>
           <w:tcPr>
-            <w:tcW w:w="2881" w:type="dxa"/>
+            <w:tcW w:w="1938" w:type="dxa"/>
           </w:tcPr>
           <w:p>
             <w:pPr>
@@ -2556,7 +2724,7 @@
         </w:tc>
         <w:tc>
           <w:tcPr>
-            <w:tcW w:w="1461" w:type="dxa"/>
+            <w:tcW w:w="1620" w:type="dxa"/>
           </w:tcPr>
           <w:p>
             <w:pPr>
@@ -2570,7 +2738,7 @@
         </w:tc>
         <w:tc>
           <w:tcPr>
-            <w:tcW w:w="1510" w:type="dxa"/>
+            <w:tcW w:w="1938" w:type="dxa"/>
           </w:tcPr>
           <w:p>
             <w:pPr>
@@ -2579,13 +2747,380 @@
             </w:pPr>
             <w:r>
               <w:t xml:space="preserve">Day 1, Mon 10/19 15:45</w:t>
+            </w:r>
+          </w:p>
+        </w:tc>
+      </w:tr>
+      <w:tr>
+        <w:tc>
+          <w:tcPr>
+            <w:tcW w:w="1924" w:type="dxa"/>
+          </w:tcPr>
+          <w:p>
+            <w:pPr>
+              <w:pStyle w:val="Compact"/>
+              <w:jc w:val="left"/>
+            </w:pPr>
+            <w:r>
+              <w:t xml:space="preserve">AR-22 Microsoft 365 Copilot Chat</w:t>
+            </w:r>
+          </w:p>
+        </w:tc>
+        <w:tc>
+          <w:tcPr>
+            <w:tcW w:w="1938" w:type="dxa"/>
+          </w:tcPr>
+          <w:p>
+            <w:pPr>
+              <w:pStyle w:val="Compact"/>
+              <w:jc w:val="left"/>
+            </w:pPr>
+            <w:r>
+              <w:t xml:space="preserve">Drafting, summarizing and explaining within the rules of</w:t>
+            </w:r>
+            <w:r>
+              <w:t xml:space="preserve"> </w:t>
+            </w:r>
+            <w:r>
+              <w:rPr>
+                <w:rStyle w:val="VerbatimChar"/>
+              </w:rPr>
+              <w:t xml:space="preserve">docs/primers/copilot-chat-guide.md</w:t>
+            </w:r>
+            <w:r>
+              <w:t xml:space="preserve"> </w:t>
+            </w:r>
+            <w:r>
+              <w:t xml:space="preserve">(M11); the use log and the team prompt library</w:t>
+            </w:r>
+          </w:p>
+        </w:tc>
+        <w:tc>
+          <w:tcPr>
+            <w:tcW w:w="1938" w:type="dxa"/>
+          </w:tcPr>
+          <w:p>
+            <w:pPr>
+              <w:pStyle w:val="Compact"/>
+              <w:jc w:val="left"/>
+            </w:pPr>
+            <w:r>
+              <w:t xml:space="preserve">Copilot Chat signed in with the work (Microsoft Entra ID) account, under enterprise data protection. No paid Microsoft 365 Copilot license assumed; no agents unless the Manager confirms; never the consumer Copilot or another AI tool for work data [COMPANY: confirm our Microsoft 365 plan includes Copilot Chat and what the AI acceptable-use policy allows]</w:t>
+            </w:r>
+          </w:p>
+        </w:tc>
+        <w:tc>
+          <w:tcPr>
+            <w:tcW w:w="1620" w:type="dxa"/>
+          </w:tcPr>
+          <w:p>
+            <w:pPr>
+              <w:pStyle w:val="Compact"/>
+              <w:jc w:val="left"/>
+            </w:pPr>
+            <w:r>
+              <w:t xml:space="preserve">Usually comes with the work account (AR-01); the Manager confirms with [COMPANY: Microsoft 365 administrator] that it is enabled for the hires</w:t>
+            </w:r>
+          </w:p>
+        </w:tc>
+        <w:tc>
+          <w:tcPr>
+            <w:tcW w:w="1938" w:type="dxa"/>
+          </w:tcPr>
+          <w:p>
+            <w:pPr>
+              <w:pStyle w:val="Compact"/>
+              <w:jc w:val="left"/>
+            </w:pPr>
+            <w:r>
+              <w:t xml:space="preserve">Day-1 check, Mon 10/19 14:15 (Copilot guide 1.6). Used for work only from the rules session, Fri 10/23 15:00</w:t>
+            </w:r>
+          </w:p>
+        </w:tc>
+      </w:tr>
+      <w:tr>
+        <w:tc>
+          <w:tcPr>
+            <w:tcW w:w="1924" w:type="dxa"/>
+          </w:tcPr>
+          <w:p>
+            <w:pPr>
+              <w:pStyle w:val="Compact"/>
+              <w:jc w:val="left"/>
+            </w:pPr>
+            <w:r>
+              <w:t xml:space="preserve">AR-23 DBeaver and a read-only Oracle EBS database account</w:t>
+            </w:r>
+          </w:p>
+        </w:tc>
+        <w:tc>
+          <w:tcPr>
+            <w:tcW w:w="1938" w:type="dxa"/>
+          </w:tcPr>
+          <w:p>
+            <w:pPr>
+              <w:pStyle w:val="Compact"/>
+              <w:jc w:val="left"/>
+            </w:pPr>
+            <w:r>
+              <w:t xml:space="preserve">Small, filtered SELECT queries on Oracle EBS production for data the team database's copy lacks (</w:t>
+            </w:r>
+            <w:r>
+              <w:rPr>
+                <w:rStyle w:val="VerbatimChar"/>
+              </w:rPr>
+              <w:t xml:space="preserve">docs/primers/data-platform-primer.md</w:t>
+            </w:r>
+            <w:r>
+              <w:t xml:space="preserve"> </w:t>
+            </w:r>
+            <w:r>
+              <w:t xml:space="preserve">Part 5). AR-05 covers EBS screens, not database access</w:t>
+            </w:r>
+          </w:p>
+        </w:tc>
+        <w:tc>
+          <w:tcPr>
+            <w:tcW w:w="1938" w:type="dxa"/>
+          </w:tcPr>
+          <w:p>
+            <w:pPr>
+              <w:pStyle w:val="Compact"/>
+              <w:jc w:val="left"/>
+            </w:pPr>
+            <w:r>
+              <w:t xml:space="preserve">DBeaver from [COMPANY: software portal or IT ticket]. A personal EBS database account that can only read [COMPANY: approved EBS views or tables]: no DML, no DDL, no administrative role. Steps: (1) [COMPANY: ERP security] creates the account; (2)</w:t>
+            </w:r>
+            <w:r>
+              <w:t xml:space="preserve"> </w:t>
+            </w:r>
+            <w:r>
+              <w:rPr>
+                <w:bCs/>
+                <w:b/>
+              </w:rPr>
+              <w:t xml:space="preserve">the Manager confirms with [COMPANY: ERP security] that the account is read-only</w:t>
+            </w:r>
+            <w:r>
+              <w:t xml:space="preserve">, before the first query; (3) the Manager checks on the hire's screen that the connection uses the Production connection type and the Read-only connection setting (primer 5.1)</w:t>
+            </w:r>
+          </w:p>
+        </w:tc>
+        <w:tc>
+          <w:tcPr>
+            <w:tcW w:w="1620" w:type="dxa"/>
+          </w:tcPr>
+          <w:p>
+            <w:pPr>
+              <w:pStyle w:val="Compact"/>
+              <w:jc w:val="left"/>
+            </w:pPr>
+            <w:r>
+              <w:t xml:space="preserve">[COMPANY: access request for DBeaver and a read-only EBS database account], approved by the ERP security owner</w:t>
+            </w:r>
+          </w:p>
+        </w:tc>
+        <w:tc>
+          <w:tcPr>
+            <w:tcW w:w="1938" w:type="dxa"/>
+          </w:tcPr>
+          <w:p>
+            <w:pPr>
+              <w:pStyle w:val="Compact"/>
+              <w:jc w:val="left"/>
+            </w:pPr>
+            <w:r>
+              <w:t xml:space="preserve">Before the first EBS query: Mon 11/2 (W3) for both. Hire B earlier only if a W2 cost-data task needs it, after reading primer Part 5</w:t>
+            </w:r>
+          </w:p>
+        </w:tc>
+      </w:tr>
+      <w:tr>
+        <w:tc>
+          <w:tcPr>
+            <w:tcW w:w="1924" w:type="dxa"/>
+          </w:tcPr>
+          <w:p>
+            <w:pPr>
+              <w:pStyle w:val="Compact"/>
+              <w:jc w:val="left"/>
+            </w:pPr>
+            <w:r>
+              <w:t xml:space="preserve">AR-24 Remote Desktop to the team server [COMPANY: server name]</w:t>
+            </w:r>
+          </w:p>
+        </w:tc>
+        <w:tc>
+          <w:tcPr>
+            <w:tcW w:w="1938" w:type="dxa"/>
+          </w:tcPr>
+          <w:p>
+            <w:pPr>
+              <w:pStyle w:val="Compact"/>
+              <w:jc w:val="left"/>
+            </w:pPr>
+            <w:r>
+              <w:t xml:space="preserve">The read-only server lab and the owned tool's scheduled jobs (</w:t>
+            </w:r>
+            <w:r>
+              <w:rPr>
+                <w:rStyle w:val="VerbatimChar"/>
+              </w:rPr>
+              <w:t xml:space="preserve">docs/primers/data-platform-primer.md</w:t>
+            </w:r>
+            <w:r>
+              <w:t xml:space="preserve"> </w:t>
+            </w:r>
+            <w:r>
+              <w:t xml:space="preserve">Part 8 and 10.3)</w:t>
+            </w:r>
+          </w:p>
+        </w:tc>
+        <w:tc>
+          <w:tcPr>
+            <w:tcW w:w="1938" w:type="dxa"/>
+          </w:tcPr>
+          <w:p>
+            <w:pPr>
+              <w:pStyle w:val="Compact"/>
+              <w:jc w:val="left"/>
+            </w:pPr>
+            <w:r>
+              <w:t xml:space="preserve">Member of Remote Desktop Users on that server only, signed in with the hire's personal account; no local administrator, no rights to change scheduled tasks or services; never the service account</w:t>
+            </w:r>
+          </w:p>
+        </w:tc>
+        <w:tc>
+          <w:tcPr>
+            <w:tcW w:w="1620" w:type="dxa"/>
+          </w:tcPr>
+          <w:p>
+            <w:pPr>
+              <w:pStyle w:val="Compact"/>
+              <w:jc w:val="left"/>
+            </w:pPr>
+            <w:r>
+              <w:t xml:space="preserve">[COMPANY: Remote Desktop access request], approved by [COMPANY: IT server owner]; submit by Mon 10/19 with the other 10/17 additions, and by Mon 11/9 (W4) at the latest</w:t>
+            </w:r>
+          </w:p>
+        </w:tc>
+        <w:tc>
+          <w:tcPr>
+            <w:tcW w:w="1938" w:type="dxa"/>
+          </w:tcPr>
+          <w:p>
+            <w:pPr>
+              <w:pStyle w:val="Compact"/>
+              <w:jc w:val="left"/>
+            </w:pPr>
+            <w:r>
+              <w:t xml:space="preserve">Mon 11/23 (W6 server lab; supervised run Wed 11/25)</w:t>
             </w:r>
           </w:p>
         </w:tc>
       </w:tr>
     </w:tbl>
     <w:bookmarkEnd w:id="22"/>
-    <w:bookmarkStart w:id="23" w:name="tracking-table"/>
+    <w:bookmarkStart w:id="23" w:name="X517eb04a18f23733a56e46e8c299ae107640842"/>
+    <w:p>
+      <w:pPr>
+        <w:pStyle w:val="Heading2"/>
+      </w:pPr>
+      <w:r>
+        <w:t xml:space="preserve">The service account: no access for the hires</w:t>
+      </w:r>
+    </w:p>
+    <w:p>
+      <w:pPr>
+        <w:pStyle w:val="FirstParagraph"/>
+      </w:pPr>
+      <w:r>
+        <w:t xml:space="preserve">The team's service account [COMPANY: its label in the platform map's Accounts table] has the same access as the team. Under the recommended model it is used only by saved, unattended connections: Power BI gateway data-source credentials, Power Automate connections and scheduled tasks on the server. It is never requested for the hires and has no row in the tracking table.</w:t>
+      </w:r>
+    </w:p>
+    <w:p>
+      <w:pPr>
+        <w:numPr>
+          <w:ilvl w:val="0"/>
+          <w:numId w:val="1003"/>
+        </w:numPr>
+        <w:pStyle w:val="Compact"/>
+      </w:pPr>
+      <w:r>
+        <w:t xml:space="preserve">The hires never sign in with it, never ask for or accept its password, and never type it into anything. The password lives in [COMPANY: password vault], held by the Manager (or IT).</w:t>
+      </w:r>
+    </w:p>
+    <w:p>
+      <w:pPr>
+        <w:numPr>
+          <w:ilvl w:val="0"/>
+          <w:numId w:val="1003"/>
+        </w:numPr>
+        <w:pStyle w:val="Compact"/>
+      </w:pPr>
+      <w:r>
+        <w:t xml:space="preserve">All interactive work uses the hire's personal account, so every query, load and change is attributable (rule 6).</w:t>
+      </w:r>
+    </w:p>
+    <w:p>
+      <w:pPr>
+        <w:numPr>
+          <w:ilvl w:val="0"/>
+          <w:numId w:val="1003"/>
+        </w:numPr>
+        <w:pStyle w:val="Compact"/>
+      </w:pPr>
+      <w:r>
+        <w:t xml:space="preserve">If anyone offers a hire the password or a shared login, the hire says no and tells the Manager the same day (</w:t>
+      </w:r>
+      <w:r>
+        <w:rPr>
+          <w:rStyle w:val="VerbatimChar"/>
+        </w:rPr>
+        <w:t xml:space="preserve">docs/primers/data-platform-primer.md</w:t>
+      </w:r>
+      <w:r>
+        <w:t xml:space="preserve"> </w:t>
+      </w:r>
+      <w:r>
+        <w:t xml:space="preserve">3.5).</w:t>
+      </w:r>
+    </w:p>
+    <w:p>
+      <w:pPr>
+        <w:pStyle w:val="BlockText"/>
+      </w:pPr>
+      <w:r>
+        <w:rPr>
+          <w:bCs/>
+          <w:b/>
+        </w:rPr>
+        <w:t xml:space="preserve">Manager decision (open): [COMPANY: confirm the service-account model before access requests go out].</w:t>
+      </w:r>
+      <w:r>
+        <w:t xml:space="preserve"> </w:t>
+      </w:r>
+      <w:r>
+        <w:t xml:space="preserve">The recommended model, and the related choices (who rotates the password, narrower grants, a service principal or a gMSA for some connections), are in Part 3 of</w:t>
+      </w:r>
+      <w:r>
+        <w:t xml:space="preserve"> </w:t>
+      </w:r>
+      <w:r>
+        <w:rPr>
+          <w:rStyle w:val="VerbatimChar"/>
+        </w:rPr>
+        <w:t xml:space="preserve">docs/primers/data-platform-primer.md</w:t>
+      </w:r>
+      <w:r>
+        <w:t xml:space="preserve"> </w:t>
+      </w:r>
+      <w:r>
+        <w:t xml:space="preserve">(3.2 and 3.3).</w:t>
+      </w:r>
+    </w:p>
+    <w:bookmarkEnd w:id="23"/>
+    <w:bookmarkStart w:id="24" w:name="tracking-table"/>
     <w:p>
       <w:pPr>
         <w:pStyle w:val="Heading2"/>
@@ -2611,12 +3146,12 @@
         <w:tblLayout w:type="fixed"/>
       </w:tblPr>
       <w:tblGrid>
-        <w:gridCol w:w="873"/>
-        <w:gridCol w:w="4398"/>
-        <w:gridCol w:w="873"/>
-        <w:gridCol w:w="873"/>
-        <w:gridCol w:w="964"/>
-        <w:gridCol w:w="1377"/>
+        <w:gridCol w:w="900"/>
+        <w:gridCol w:w="4204"/>
+        <w:gridCol w:w="920"/>
+        <w:gridCol w:w="920"/>
+        <w:gridCol w:w="1035"/>
+        <w:gridCol w:w="1380"/>
       </w:tblGrid>
       <w:tr>
         <w:trPr>
@@ -2624,7 +3159,7 @@
         </w:trPr>
         <w:tc>
           <w:tcPr>
-            <w:tcW w:w="873" w:type="dxa"/>
+            <w:tcW w:w="900" w:type="dxa"/>
           </w:tcPr>
           <w:p>
             <w:pPr>
@@ -2638,7 +3173,7 @@
         </w:tc>
         <w:tc>
           <w:tcPr>
-            <w:tcW w:w="4398" w:type="dxa"/>
+            <w:tcW w:w="4204" w:type="dxa"/>
           </w:tcPr>
           <w:p>
             <w:pPr>
@@ -2652,7 +3187,7 @@
         </w:tc>
         <w:tc>
           <w:tcPr>
-            <w:tcW w:w="873" w:type="dxa"/>
+            <w:tcW w:w="920" w:type="dxa"/>
           </w:tcPr>
           <w:p>
             <w:pPr>
@@ -2666,7 +3201,7 @@
         </w:tc>
         <w:tc>
           <w:tcPr>
-            <w:tcW w:w="873" w:type="dxa"/>
+            <w:tcW w:w="920" w:type="dxa"/>
           </w:tcPr>
           <w:p>
             <w:pPr>
@@ -2680,7 +3215,7 @@
         </w:tc>
         <w:tc>
           <w:tcPr>
-            <w:tcW w:w="964" w:type="dxa"/>
+            <w:tcW w:w="1035" w:type="dxa"/>
           </w:tcPr>
           <w:p>
             <w:pPr>
@@ -2694,7 +3229,7 @@
         </w:tc>
         <w:tc>
           <w:tcPr>
-            <w:tcW w:w="1377" w:type="dxa"/>
+            <w:tcW w:w="1380" w:type="dxa"/>
           </w:tcPr>
           <w:p>
             <w:pPr>
@@ -2710,7 +3245,7 @@
       <w:tr>
         <w:tc>
           <w:tcPr>
-            <w:tcW w:w="873" w:type="dxa"/>
+            <w:tcW w:w="900" w:type="dxa"/>
           </w:tcPr>
           <w:p>
             <w:pPr>
@@ -2724,7 +3259,7 @@
         </w:tc>
         <w:tc>
           <w:tcPr>
-            <w:tcW w:w="4398" w:type="dxa"/>
+            <w:tcW w:w="4204" w:type="dxa"/>
           </w:tcPr>
           <w:p>
             <w:pPr>
@@ -2738,49 +3273,49 @@
         </w:tc>
         <w:tc>
           <w:tcPr>
-            <w:tcW w:w="873" w:type="dxa"/>
-          </w:tcPr>
-          <w:p>
-            <w:pPr>
-              <w:pStyle w:val="Compact"/>
-            </w:pPr>
-          </w:p>
-        </w:tc>
-        <w:tc>
-          <w:tcPr>
-            <w:tcW w:w="873" w:type="dxa"/>
-          </w:tcPr>
-          <w:p>
-            <w:pPr>
-              <w:pStyle w:val="Compact"/>
-            </w:pPr>
-          </w:p>
-        </w:tc>
-        <w:tc>
-          <w:tcPr>
-            <w:tcW w:w="964" w:type="dxa"/>
-          </w:tcPr>
-          <w:p>
-            <w:pPr>
-              <w:pStyle w:val="Compact"/>
-            </w:pPr>
-          </w:p>
-        </w:tc>
-        <w:tc>
-          <w:tcPr>
-            <w:tcW w:w="1377" w:type="dxa"/>
-          </w:tcPr>
-          <w:p>
-            <w:pPr>
-              <w:pStyle w:val="Compact"/>
-            </w:pPr>
-          </w:p>
-        </w:tc>
-      </w:tr>
-      <w:tr>
-        <w:tc>
-          <w:tcPr>
-            <w:tcW w:w="873" w:type="dxa"/>
+            <w:tcW w:w="920" w:type="dxa"/>
+          </w:tcPr>
+          <w:p>
+            <w:pPr>
+              <w:pStyle w:val="Compact"/>
+            </w:pPr>
+          </w:p>
+        </w:tc>
+        <w:tc>
+          <w:tcPr>
+            <w:tcW w:w="920" w:type="dxa"/>
+          </w:tcPr>
+          <w:p>
+            <w:pPr>
+              <w:pStyle w:val="Compact"/>
+            </w:pPr>
+          </w:p>
+        </w:tc>
+        <w:tc>
+          <w:tcPr>
+            <w:tcW w:w="1035" w:type="dxa"/>
+          </w:tcPr>
+          <w:p>
+            <w:pPr>
+              <w:pStyle w:val="Compact"/>
+            </w:pPr>
+          </w:p>
+        </w:tc>
+        <w:tc>
+          <w:tcPr>
+            <w:tcW w:w="1380" w:type="dxa"/>
+          </w:tcPr>
+          <w:p>
+            <w:pPr>
+              <w:pStyle w:val="Compact"/>
+            </w:pPr>
+          </w:p>
+        </w:tc>
+      </w:tr>
+      <w:tr>
+        <w:tc>
+          <w:tcPr>
+            <w:tcW w:w="900" w:type="dxa"/>
           </w:tcPr>
           <w:p>
             <w:pPr>
@@ -2794,7 +3329,7 @@
         </w:tc>
         <w:tc>
           <w:tcPr>
-            <w:tcW w:w="4398" w:type="dxa"/>
+            <w:tcW w:w="4204" w:type="dxa"/>
           </w:tcPr>
           <w:p>
             <w:pPr>
@@ -2808,49 +3343,49 @@
         </w:tc>
         <w:tc>
           <w:tcPr>
-            <w:tcW w:w="873" w:type="dxa"/>
-          </w:tcPr>
-          <w:p>
-            <w:pPr>
-              <w:pStyle w:val="Compact"/>
-            </w:pPr>
-          </w:p>
-        </w:tc>
-        <w:tc>
-          <w:tcPr>
-            <w:tcW w:w="873" w:type="dxa"/>
-          </w:tcPr>
-          <w:p>
-            <w:pPr>
-              <w:pStyle w:val="Compact"/>
-            </w:pPr>
-          </w:p>
-        </w:tc>
-        <w:tc>
-          <w:tcPr>
-            <w:tcW w:w="964" w:type="dxa"/>
-          </w:tcPr>
-          <w:p>
-            <w:pPr>
-              <w:pStyle w:val="Compact"/>
-            </w:pPr>
-          </w:p>
-        </w:tc>
-        <w:tc>
-          <w:tcPr>
-            <w:tcW w:w="1377" w:type="dxa"/>
-          </w:tcPr>
-          <w:p>
-            <w:pPr>
-              <w:pStyle w:val="Compact"/>
-            </w:pPr>
-          </w:p>
-        </w:tc>
-      </w:tr>
-      <w:tr>
-        <w:tc>
-          <w:tcPr>
-            <w:tcW w:w="873" w:type="dxa"/>
+            <w:tcW w:w="920" w:type="dxa"/>
+          </w:tcPr>
+          <w:p>
+            <w:pPr>
+              <w:pStyle w:val="Compact"/>
+            </w:pPr>
+          </w:p>
+        </w:tc>
+        <w:tc>
+          <w:tcPr>
+            <w:tcW w:w="920" w:type="dxa"/>
+          </w:tcPr>
+          <w:p>
+            <w:pPr>
+              <w:pStyle w:val="Compact"/>
+            </w:pPr>
+          </w:p>
+        </w:tc>
+        <w:tc>
+          <w:tcPr>
+            <w:tcW w:w="1035" w:type="dxa"/>
+          </w:tcPr>
+          <w:p>
+            <w:pPr>
+              <w:pStyle w:val="Compact"/>
+            </w:pPr>
+          </w:p>
+        </w:tc>
+        <w:tc>
+          <w:tcPr>
+            <w:tcW w:w="1380" w:type="dxa"/>
+          </w:tcPr>
+          <w:p>
+            <w:pPr>
+              <w:pStyle w:val="Compact"/>
+            </w:pPr>
+          </w:p>
+        </w:tc>
+      </w:tr>
+      <w:tr>
+        <w:tc>
+          <w:tcPr>
+            <w:tcW w:w="900" w:type="dxa"/>
           </w:tcPr>
           <w:p>
             <w:pPr>
@@ -2864,7 +3399,7 @@
         </w:tc>
         <w:tc>
           <w:tcPr>
-            <w:tcW w:w="4398" w:type="dxa"/>
+            <w:tcW w:w="4204" w:type="dxa"/>
           </w:tcPr>
           <w:p>
             <w:pPr>
@@ -2878,49 +3413,49 @@
         </w:tc>
         <w:tc>
           <w:tcPr>
-            <w:tcW w:w="873" w:type="dxa"/>
-          </w:tcPr>
-          <w:p>
-            <w:pPr>
-              <w:pStyle w:val="Compact"/>
-            </w:pPr>
-          </w:p>
-        </w:tc>
-        <w:tc>
-          <w:tcPr>
-            <w:tcW w:w="873" w:type="dxa"/>
-          </w:tcPr>
-          <w:p>
-            <w:pPr>
-              <w:pStyle w:val="Compact"/>
-            </w:pPr>
-          </w:p>
-        </w:tc>
-        <w:tc>
-          <w:tcPr>
-            <w:tcW w:w="964" w:type="dxa"/>
-          </w:tcPr>
-          <w:p>
-            <w:pPr>
-              <w:pStyle w:val="Compact"/>
-            </w:pPr>
-          </w:p>
-        </w:tc>
-        <w:tc>
-          <w:tcPr>
-            <w:tcW w:w="1377" w:type="dxa"/>
-          </w:tcPr>
-          <w:p>
-            <w:pPr>
-              <w:pStyle w:val="Compact"/>
-            </w:pPr>
-          </w:p>
-        </w:tc>
-      </w:tr>
-      <w:tr>
-        <w:tc>
-          <w:tcPr>
-            <w:tcW w:w="873" w:type="dxa"/>
+            <w:tcW w:w="920" w:type="dxa"/>
+          </w:tcPr>
+          <w:p>
+            <w:pPr>
+              <w:pStyle w:val="Compact"/>
+            </w:pPr>
+          </w:p>
+        </w:tc>
+        <w:tc>
+          <w:tcPr>
+            <w:tcW w:w="920" w:type="dxa"/>
+          </w:tcPr>
+          <w:p>
+            <w:pPr>
+              <w:pStyle w:val="Compact"/>
+            </w:pPr>
+          </w:p>
+        </w:tc>
+        <w:tc>
+          <w:tcPr>
+            <w:tcW w:w="1035" w:type="dxa"/>
+          </w:tcPr>
+          <w:p>
+            <w:pPr>
+              <w:pStyle w:val="Compact"/>
+            </w:pPr>
+          </w:p>
+        </w:tc>
+        <w:tc>
+          <w:tcPr>
+            <w:tcW w:w="1380" w:type="dxa"/>
+          </w:tcPr>
+          <w:p>
+            <w:pPr>
+              <w:pStyle w:val="Compact"/>
+            </w:pPr>
+          </w:p>
+        </w:tc>
+      </w:tr>
+      <w:tr>
+        <w:tc>
+          <w:tcPr>
+            <w:tcW w:w="900" w:type="dxa"/>
           </w:tcPr>
           <w:p>
             <w:pPr>
@@ -2934,7 +3469,7 @@
         </w:tc>
         <w:tc>
           <w:tcPr>
-            <w:tcW w:w="4398" w:type="dxa"/>
+            <w:tcW w:w="4204" w:type="dxa"/>
           </w:tcPr>
           <w:p>
             <w:pPr>
@@ -2948,49 +3483,49 @@
         </w:tc>
         <w:tc>
           <w:tcPr>
-            <w:tcW w:w="873" w:type="dxa"/>
-          </w:tcPr>
-          <w:p>
-            <w:pPr>
-              <w:pStyle w:val="Compact"/>
-            </w:pPr>
-          </w:p>
-        </w:tc>
-        <w:tc>
-          <w:tcPr>
-            <w:tcW w:w="873" w:type="dxa"/>
-          </w:tcPr>
-          <w:p>
-            <w:pPr>
-              <w:pStyle w:val="Compact"/>
-            </w:pPr>
-          </w:p>
-        </w:tc>
-        <w:tc>
-          <w:tcPr>
-            <w:tcW w:w="964" w:type="dxa"/>
-          </w:tcPr>
-          <w:p>
-            <w:pPr>
-              <w:pStyle w:val="Compact"/>
-            </w:pPr>
-          </w:p>
-        </w:tc>
-        <w:tc>
-          <w:tcPr>
-            <w:tcW w:w="1377" w:type="dxa"/>
-          </w:tcPr>
-          <w:p>
-            <w:pPr>
-              <w:pStyle w:val="Compact"/>
-            </w:pPr>
-          </w:p>
-        </w:tc>
-      </w:tr>
-      <w:tr>
-        <w:tc>
-          <w:tcPr>
-            <w:tcW w:w="873" w:type="dxa"/>
+            <w:tcW w:w="920" w:type="dxa"/>
+          </w:tcPr>
+          <w:p>
+            <w:pPr>
+              <w:pStyle w:val="Compact"/>
+            </w:pPr>
+          </w:p>
+        </w:tc>
+        <w:tc>
+          <w:tcPr>
+            <w:tcW w:w="920" w:type="dxa"/>
+          </w:tcPr>
+          <w:p>
+            <w:pPr>
+              <w:pStyle w:val="Compact"/>
+            </w:pPr>
+          </w:p>
+        </w:tc>
+        <w:tc>
+          <w:tcPr>
+            <w:tcW w:w="1035" w:type="dxa"/>
+          </w:tcPr>
+          <w:p>
+            <w:pPr>
+              <w:pStyle w:val="Compact"/>
+            </w:pPr>
+          </w:p>
+        </w:tc>
+        <w:tc>
+          <w:tcPr>
+            <w:tcW w:w="1380" w:type="dxa"/>
+          </w:tcPr>
+          <w:p>
+            <w:pPr>
+              <w:pStyle w:val="Compact"/>
+            </w:pPr>
+          </w:p>
+        </w:tc>
+      </w:tr>
+      <w:tr>
+        <w:tc>
+          <w:tcPr>
+            <w:tcW w:w="900" w:type="dxa"/>
           </w:tcPr>
           <w:p>
             <w:pPr>
@@ -3004,63 +3539,63 @@
         </w:tc>
         <w:tc>
           <w:tcPr>
-            <w:tcW w:w="4398" w:type="dxa"/>
-          </w:tcPr>
-          <w:p>
-            <w:pPr>
-              <w:pStyle w:val="Compact"/>
-              <w:jc w:val="left"/>
-            </w:pPr>
-            <w:r>
-              <w:t xml:space="preserve">Oracle ERP inquiry</w:t>
-            </w:r>
-          </w:p>
-        </w:tc>
-        <w:tc>
-          <w:tcPr>
-            <w:tcW w:w="873" w:type="dxa"/>
-          </w:tcPr>
-          <w:p>
-            <w:pPr>
-              <w:pStyle w:val="Compact"/>
-            </w:pPr>
-          </w:p>
-        </w:tc>
-        <w:tc>
-          <w:tcPr>
-            <w:tcW w:w="873" w:type="dxa"/>
-          </w:tcPr>
-          <w:p>
-            <w:pPr>
-              <w:pStyle w:val="Compact"/>
-            </w:pPr>
-          </w:p>
-        </w:tc>
-        <w:tc>
-          <w:tcPr>
-            <w:tcW w:w="964" w:type="dxa"/>
-          </w:tcPr>
-          <w:p>
-            <w:pPr>
-              <w:pStyle w:val="Compact"/>
-            </w:pPr>
-          </w:p>
-        </w:tc>
-        <w:tc>
-          <w:tcPr>
-            <w:tcW w:w="1377" w:type="dxa"/>
-          </w:tcPr>
-          <w:p>
-            <w:pPr>
-              <w:pStyle w:val="Compact"/>
-            </w:pPr>
-          </w:p>
-        </w:tc>
-      </w:tr>
-      <w:tr>
-        <w:tc>
-          <w:tcPr>
-            <w:tcW w:w="873" w:type="dxa"/>
+            <w:tcW w:w="4204" w:type="dxa"/>
+          </w:tcPr>
+          <w:p>
+            <w:pPr>
+              <w:pStyle w:val="Compact"/>
+              <w:jc w:val="left"/>
+            </w:pPr>
+            <w:r>
+              <w:t xml:space="preserve">Oracle EBS inquiry (screens)</w:t>
+            </w:r>
+          </w:p>
+        </w:tc>
+        <w:tc>
+          <w:tcPr>
+            <w:tcW w:w="920" w:type="dxa"/>
+          </w:tcPr>
+          <w:p>
+            <w:pPr>
+              <w:pStyle w:val="Compact"/>
+            </w:pPr>
+          </w:p>
+        </w:tc>
+        <w:tc>
+          <w:tcPr>
+            <w:tcW w:w="920" w:type="dxa"/>
+          </w:tcPr>
+          <w:p>
+            <w:pPr>
+              <w:pStyle w:val="Compact"/>
+            </w:pPr>
+          </w:p>
+        </w:tc>
+        <w:tc>
+          <w:tcPr>
+            <w:tcW w:w="1035" w:type="dxa"/>
+          </w:tcPr>
+          <w:p>
+            <w:pPr>
+              <w:pStyle w:val="Compact"/>
+            </w:pPr>
+          </w:p>
+        </w:tc>
+        <w:tc>
+          <w:tcPr>
+            <w:tcW w:w="1380" w:type="dxa"/>
+          </w:tcPr>
+          <w:p>
+            <w:pPr>
+              <w:pStyle w:val="Compact"/>
+            </w:pPr>
+          </w:p>
+        </w:tc>
+      </w:tr>
+      <w:tr>
+        <w:tc>
+          <w:tcPr>
+            <w:tcW w:w="900" w:type="dxa"/>
           </w:tcPr>
           <w:p>
             <w:pPr>
@@ -3074,7 +3609,7 @@
         </w:tc>
         <w:tc>
           <w:tcPr>
-            <w:tcW w:w="4398" w:type="dxa"/>
+            <w:tcW w:w="4204" w:type="dxa"/>
           </w:tcPr>
           <w:p>
             <w:pPr>
@@ -3088,49 +3623,49 @@
         </w:tc>
         <w:tc>
           <w:tcPr>
-            <w:tcW w:w="873" w:type="dxa"/>
-          </w:tcPr>
-          <w:p>
-            <w:pPr>
-              <w:pStyle w:val="Compact"/>
-            </w:pPr>
-          </w:p>
-        </w:tc>
-        <w:tc>
-          <w:tcPr>
-            <w:tcW w:w="873" w:type="dxa"/>
-          </w:tcPr>
-          <w:p>
-            <w:pPr>
-              <w:pStyle w:val="Compact"/>
-            </w:pPr>
-          </w:p>
-        </w:tc>
-        <w:tc>
-          <w:tcPr>
-            <w:tcW w:w="964" w:type="dxa"/>
-          </w:tcPr>
-          <w:p>
-            <w:pPr>
-              <w:pStyle w:val="Compact"/>
-            </w:pPr>
-          </w:p>
-        </w:tc>
-        <w:tc>
-          <w:tcPr>
-            <w:tcW w:w="1377" w:type="dxa"/>
-          </w:tcPr>
-          <w:p>
-            <w:pPr>
-              <w:pStyle w:val="Compact"/>
-            </w:pPr>
-          </w:p>
-        </w:tc>
-      </w:tr>
-      <w:tr>
-        <w:tc>
-          <w:tcPr>
-            <w:tcW w:w="873" w:type="dxa"/>
+            <w:tcW w:w="920" w:type="dxa"/>
+          </w:tcPr>
+          <w:p>
+            <w:pPr>
+              <w:pStyle w:val="Compact"/>
+            </w:pPr>
+          </w:p>
+        </w:tc>
+        <w:tc>
+          <w:tcPr>
+            <w:tcW w:w="920" w:type="dxa"/>
+          </w:tcPr>
+          <w:p>
+            <w:pPr>
+              <w:pStyle w:val="Compact"/>
+            </w:pPr>
+          </w:p>
+        </w:tc>
+        <w:tc>
+          <w:tcPr>
+            <w:tcW w:w="1035" w:type="dxa"/>
+          </w:tcPr>
+          <w:p>
+            <w:pPr>
+              <w:pStyle w:val="Compact"/>
+            </w:pPr>
+          </w:p>
+        </w:tc>
+        <w:tc>
+          <w:tcPr>
+            <w:tcW w:w="1380" w:type="dxa"/>
+          </w:tcPr>
+          <w:p>
+            <w:pPr>
+              <w:pStyle w:val="Compact"/>
+            </w:pPr>
+          </w:p>
+        </w:tc>
+      </w:tr>
+      <w:tr>
+        <w:tc>
+          <w:tcPr>
+            <w:tcW w:w="900" w:type="dxa"/>
           </w:tcPr>
           <w:p>
             <w:pPr>
@@ -3144,63 +3679,63 @@
         </w:tc>
         <w:tc>
           <w:tcPr>
-            <w:tcW w:w="4398" w:type="dxa"/>
-          </w:tcPr>
-          <w:p>
-            <w:pPr>
-              <w:pStyle w:val="Compact"/>
-              <w:jc w:val="left"/>
-            </w:pPr>
-            <w:r>
-              <w:t xml:space="preserve">SQL Server read-only and client</w:t>
-            </w:r>
-          </w:p>
-        </w:tc>
-        <w:tc>
-          <w:tcPr>
-            <w:tcW w:w="873" w:type="dxa"/>
-          </w:tcPr>
-          <w:p>
-            <w:pPr>
-              <w:pStyle w:val="Compact"/>
-            </w:pPr>
-          </w:p>
-        </w:tc>
-        <w:tc>
-          <w:tcPr>
-            <w:tcW w:w="873" w:type="dxa"/>
-          </w:tcPr>
-          <w:p>
-            <w:pPr>
-              <w:pStyle w:val="Compact"/>
-            </w:pPr>
-          </w:p>
-        </w:tc>
-        <w:tc>
-          <w:tcPr>
-            <w:tcW w:w="964" w:type="dxa"/>
-          </w:tcPr>
-          <w:p>
-            <w:pPr>
-              <w:pStyle w:val="Compact"/>
-            </w:pPr>
-          </w:p>
-        </w:tc>
-        <w:tc>
-          <w:tcPr>
-            <w:tcW w:w="1377" w:type="dxa"/>
-          </w:tcPr>
-          <w:p>
-            <w:pPr>
-              <w:pStyle w:val="Compact"/>
-            </w:pPr>
-          </w:p>
-        </w:tc>
-      </w:tr>
-      <w:tr>
-        <w:tc>
-          <w:tcPr>
-            <w:tcW w:w="873" w:type="dxa"/>
+            <w:tcW w:w="4204" w:type="dxa"/>
+          </w:tcPr>
+          <w:p>
+            <w:pPr>
+              <w:pStyle w:val="Compact"/>
+              <w:jc w:val="left"/>
+            </w:pPr>
+            <w:r>
+              <w:t xml:space="preserve">SQL Server read, sandbox grant and SSMS</w:t>
+            </w:r>
+          </w:p>
+        </w:tc>
+        <w:tc>
+          <w:tcPr>
+            <w:tcW w:w="920" w:type="dxa"/>
+          </w:tcPr>
+          <w:p>
+            <w:pPr>
+              <w:pStyle w:val="Compact"/>
+            </w:pPr>
+          </w:p>
+        </w:tc>
+        <w:tc>
+          <w:tcPr>
+            <w:tcW w:w="920" w:type="dxa"/>
+          </w:tcPr>
+          <w:p>
+            <w:pPr>
+              <w:pStyle w:val="Compact"/>
+            </w:pPr>
+          </w:p>
+        </w:tc>
+        <w:tc>
+          <w:tcPr>
+            <w:tcW w:w="1035" w:type="dxa"/>
+          </w:tcPr>
+          <w:p>
+            <w:pPr>
+              <w:pStyle w:val="Compact"/>
+            </w:pPr>
+          </w:p>
+        </w:tc>
+        <w:tc>
+          <w:tcPr>
+            <w:tcW w:w="1380" w:type="dxa"/>
+          </w:tcPr>
+          <w:p>
+            <w:pPr>
+              <w:pStyle w:val="Compact"/>
+            </w:pPr>
+          </w:p>
+        </w:tc>
+      </w:tr>
+      <w:tr>
+        <w:tc>
+          <w:tcPr>
+            <w:tcW w:w="900" w:type="dxa"/>
           </w:tcPr>
           <w:p>
             <w:pPr>
@@ -3214,7 +3749,7 @@
         </w:tc>
         <w:tc>
           <w:tcPr>
-            <w:tcW w:w="4398" w:type="dxa"/>
+            <w:tcW w:w="4204" w:type="dxa"/>
           </w:tcPr>
           <w:p>
             <w:pPr>
@@ -3228,49 +3763,49 @@
         </w:tc>
         <w:tc>
           <w:tcPr>
-            <w:tcW w:w="873" w:type="dxa"/>
-          </w:tcPr>
-          <w:p>
-            <w:pPr>
-              <w:pStyle w:val="Compact"/>
-            </w:pPr>
-          </w:p>
-        </w:tc>
-        <w:tc>
-          <w:tcPr>
-            <w:tcW w:w="873" w:type="dxa"/>
-          </w:tcPr>
-          <w:p>
-            <w:pPr>
-              <w:pStyle w:val="Compact"/>
-            </w:pPr>
-          </w:p>
-        </w:tc>
-        <w:tc>
-          <w:tcPr>
-            <w:tcW w:w="964" w:type="dxa"/>
-          </w:tcPr>
-          <w:p>
-            <w:pPr>
-              <w:pStyle w:val="Compact"/>
-            </w:pPr>
-          </w:p>
-        </w:tc>
-        <w:tc>
-          <w:tcPr>
-            <w:tcW w:w="1377" w:type="dxa"/>
-          </w:tcPr>
-          <w:p>
-            <w:pPr>
-              <w:pStyle w:val="Compact"/>
-            </w:pPr>
-          </w:p>
-        </w:tc>
-      </w:tr>
-      <w:tr>
-        <w:tc>
-          <w:tcPr>
-            <w:tcW w:w="873" w:type="dxa"/>
+            <w:tcW w:w="920" w:type="dxa"/>
+          </w:tcPr>
+          <w:p>
+            <w:pPr>
+              <w:pStyle w:val="Compact"/>
+            </w:pPr>
+          </w:p>
+        </w:tc>
+        <w:tc>
+          <w:tcPr>
+            <w:tcW w:w="920" w:type="dxa"/>
+          </w:tcPr>
+          <w:p>
+            <w:pPr>
+              <w:pStyle w:val="Compact"/>
+            </w:pPr>
+          </w:p>
+        </w:tc>
+        <w:tc>
+          <w:tcPr>
+            <w:tcW w:w="1035" w:type="dxa"/>
+          </w:tcPr>
+          <w:p>
+            <w:pPr>
+              <w:pStyle w:val="Compact"/>
+            </w:pPr>
+          </w:p>
+        </w:tc>
+        <w:tc>
+          <w:tcPr>
+            <w:tcW w:w="1380" w:type="dxa"/>
+          </w:tcPr>
+          <w:p>
+            <w:pPr>
+              <w:pStyle w:val="Compact"/>
+            </w:pPr>
+          </w:p>
+        </w:tc>
+      </w:tr>
+      <w:tr>
+        <w:tc>
+          <w:tcPr>
+            <w:tcW w:w="900" w:type="dxa"/>
           </w:tcPr>
           <w:p>
             <w:pPr>
@@ -3284,7 +3819,7 @@
         </w:tc>
         <w:tc>
           <w:tcPr>
-            <w:tcW w:w="4398" w:type="dxa"/>
+            <w:tcW w:w="4204" w:type="dxa"/>
           </w:tcPr>
           <w:p>
             <w:pPr>
@@ -3298,49 +3833,49 @@
         </w:tc>
         <w:tc>
           <w:tcPr>
-            <w:tcW w:w="873" w:type="dxa"/>
-          </w:tcPr>
-          <w:p>
-            <w:pPr>
-              <w:pStyle w:val="Compact"/>
-            </w:pPr>
-          </w:p>
-        </w:tc>
-        <w:tc>
-          <w:tcPr>
-            <w:tcW w:w="873" w:type="dxa"/>
-          </w:tcPr>
-          <w:p>
-            <w:pPr>
-              <w:pStyle w:val="Compact"/>
-            </w:pPr>
-          </w:p>
-        </w:tc>
-        <w:tc>
-          <w:tcPr>
-            <w:tcW w:w="964" w:type="dxa"/>
-          </w:tcPr>
-          <w:p>
-            <w:pPr>
-              <w:pStyle w:val="Compact"/>
-            </w:pPr>
-          </w:p>
-        </w:tc>
-        <w:tc>
-          <w:tcPr>
-            <w:tcW w:w="1377" w:type="dxa"/>
-          </w:tcPr>
-          <w:p>
-            <w:pPr>
-              <w:pStyle w:val="Compact"/>
-            </w:pPr>
-          </w:p>
-        </w:tc>
-      </w:tr>
-      <w:tr>
-        <w:tc>
-          <w:tcPr>
-            <w:tcW w:w="873" w:type="dxa"/>
+            <w:tcW w:w="920" w:type="dxa"/>
+          </w:tcPr>
+          <w:p>
+            <w:pPr>
+              <w:pStyle w:val="Compact"/>
+            </w:pPr>
+          </w:p>
+        </w:tc>
+        <w:tc>
+          <w:tcPr>
+            <w:tcW w:w="920" w:type="dxa"/>
+          </w:tcPr>
+          <w:p>
+            <w:pPr>
+              <w:pStyle w:val="Compact"/>
+            </w:pPr>
+          </w:p>
+        </w:tc>
+        <w:tc>
+          <w:tcPr>
+            <w:tcW w:w="1035" w:type="dxa"/>
+          </w:tcPr>
+          <w:p>
+            <w:pPr>
+              <w:pStyle w:val="Compact"/>
+            </w:pPr>
+          </w:p>
+        </w:tc>
+        <w:tc>
+          <w:tcPr>
+            <w:tcW w:w="1380" w:type="dxa"/>
+          </w:tcPr>
+          <w:p>
+            <w:pPr>
+              <w:pStyle w:val="Compact"/>
+            </w:pPr>
+          </w:p>
+        </w:tc>
+      </w:tr>
+      <w:tr>
+        <w:tc>
+          <w:tcPr>
+            <w:tcW w:w="900" w:type="dxa"/>
           </w:tcPr>
           <w:p>
             <w:pPr>
@@ -3354,7 +3889,7 @@
         </w:tc>
         <w:tc>
           <w:tcPr>
-            <w:tcW w:w="4398" w:type="dxa"/>
+            <w:tcW w:w="4204" w:type="dxa"/>
           </w:tcPr>
           <w:p>
             <w:pPr>
@@ -3368,49 +3903,49 @@
         </w:tc>
         <w:tc>
           <w:tcPr>
-            <w:tcW w:w="873" w:type="dxa"/>
-          </w:tcPr>
-          <w:p>
-            <w:pPr>
-              <w:pStyle w:val="Compact"/>
-            </w:pPr>
-          </w:p>
-        </w:tc>
-        <w:tc>
-          <w:tcPr>
-            <w:tcW w:w="873" w:type="dxa"/>
-          </w:tcPr>
-          <w:p>
-            <w:pPr>
-              <w:pStyle w:val="Compact"/>
-            </w:pPr>
-          </w:p>
-        </w:tc>
-        <w:tc>
-          <w:tcPr>
-            <w:tcW w:w="964" w:type="dxa"/>
-          </w:tcPr>
-          <w:p>
-            <w:pPr>
-              <w:pStyle w:val="Compact"/>
-            </w:pPr>
-          </w:p>
-        </w:tc>
-        <w:tc>
-          <w:tcPr>
-            <w:tcW w:w="1377" w:type="dxa"/>
-          </w:tcPr>
-          <w:p>
-            <w:pPr>
-              <w:pStyle w:val="Compact"/>
-            </w:pPr>
-          </w:p>
-        </w:tc>
-      </w:tr>
-      <w:tr>
-        <w:tc>
-          <w:tcPr>
-            <w:tcW w:w="873" w:type="dxa"/>
+            <w:tcW w:w="920" w:type="dxa"/>
+          </w:tcPr>
+          <w:p>
+            <w:pPr>
+              <w:pStyle w:val="Compact"/>
+            </w:pPr>
+          </w:p>
+        </w:tc>
+        <w:tc>
+          <w:tcPr>
+            <w:tcW w:w="920" w:type="dxa"/>
+          </w:tcPr>
+          <w:p>
+            <w:pPr>
+              <w:pStyle w:val="Compact"/>
+            </w:pPr>
+          </w:p>
+        </w:tc>
+        <w:tc>
+          <w:tcPr>
+            <w:tcW w:w="1035" w:type="dxa"/>
+          </w:tcPr>
+          <w:p>
+            <w:pPr>
+              <w:pStyle w:val="Compact"/>
+            </w:pPr>
+          </w:p>
+        </w:tc>
+        <w:tc>
+          <w:tcPr>
+            <w:tcW w:w="1380" w:type="dxa"/>
+          </w:tcPr>
+          <w:p>
+            <w:pPr>
+              <w:pStyle w:val="Compact"/>
+            </w:pPr>
+          </w:p>
+        </w:tc>
+      </w:tr>
+      <w:tr>
+        <w:tc>
+          <w:tcPr>
+            <w:tcW w:w="900" w:type="dxa"/>
           </w:tcPr>
           <w:p>
             <w:pPr>
@@ -3424,7 +3959,7 @@
         </w:tc>
         <w:tc>
           <w:tcPr>
-            <w:tcW w:w="4398" w:type="dxa"/>
+            <w:tcW w:w="4204" w:type="dxa"/>
           </w:tcPr>
           <w:p>
             <w:pPr>
@@ -3438,49 +3973,49 @@
         </w:tc>
         <w:tc>
           <w:tcPr>
-            <w:tcW w:w="873" w:type="dxa"/>
-          </w:tcPr>
-          <w:p>
-            <w:pPr>
-              <w:pStyle w:val="Compact"/>
-            </w:pPr>
-          </w:p>
-        </w:tc>
-        <w:tc>
-          <w:tcPr>
-            <w:tcW w:w="873" w:type="dxa"/>
-          </w:tcPr>
-          <w:p>
-            <w:pPr>
-              <w:pStyle w:val="Compact"/>
-            </w:pPr>
-          </w:p>
-        </w:tc>
-        <w:tc>
-          <w:tcPr>
-            <w:tcW w:w="964" w:type="dxa"/>
-          </w:tcPr>
-          <w:p>
-            <w:pPr>
-              <w:pStyle w:val="Compact"/>
-            </w:pPr>
-          </w:p>
-        </w:tc>
-        <w:tc>
-          <w:tcPr>
-            <w:tcW w:w="1377" w:type="dxa"/>
-          </w:tcPr>
-          <w:p>
-            <w:pPr>
-              <w:pStyle w:val="Compact"/>
-            </w:pPr>
-          </w:p>
-        </w:tc>
-      </w:tr>
-      <w:tr>
-        <w:tc>
-          <w:tcPr>
-            <w:tcW w:w="873" w:type="dxa"/>
+            <w:tcW w:w="920" w:type="dxa"/>
+          </w:tcPr>
+          <w:p>
+            <w:pPr>
+              <w:pStyle w:val="Compact"/>
+            </w:pPr>
+          </w:p>
+        </w:tc>
+        <w:tc>
+          <w:tcPr>
+            <w:tcW w:w="920" w:type="dxa"/>
+          </w:tcPr>
+          <w:p>
+            <w:pPr>
+              <w:pStyle w:val="Compact"/>
+            </w:pPr>
+          </w:p>
+        </w:tc>
+        <w:tc>
+          <w:tcPr>
+            <w:tcW w:w="1035" w:type="dxa"/>
+          </w:tcPr>
+          <w:p>
+            <w:pPr>
+              <w:pStyle w:val="Compact"/>
+            </w:pPr>
+          </w:p>
+        </w:tc>
+        <w:tc>
+          <w:tcPr>
+            <w:tcW w:w="1380" w:type="dxa"/>
+          </w:tcPr>
+          <w:p>
+            <w:pPr>
+              <w:pStyle w:val="Compact"/>
+            </w:pPr>
+          </w:p>
+        </w:tc>
+      </w:tr>
+      <w:tr>
+        <w:tc>
+          <w:tcPr>
+            <w:tcW w:w="900" w:type="dxa"/>
           </w:tcPr>
           <w:p>
             <w:pPr>
@@ -3494,7 +4029,7 @@
         </w:tc>
         <w:tc>
           <w:tcPr>
-            <w:tcW w:w="4398" w:type="dxa"/>
+            <w:tcW w:w="4204" w:type="dxa"/>
           </w:tcPr>
           <w:p>
             <w:pPr>
@@ -3508,49 +4043,49 @@
         </w:tc>
         <w:tc>
           <w:tcPr>
-            <w:tcW w:w="873" w:type="dxa"/>
-          </w:tcPr>
-          <w:p>
-            <w:pPr>
-              <w:pStyle w:val="Compact"/>
-            </w:pPr>
-          </w:p>
-        </w:tc>
-        <w:tc>
-          <w:tcPr>
-            <w:tcW w:w="873" w:type="dxa"/>
-          </w:tcPr>
-          <w:p>
-            <w:pPr>
-              <w:pStyle w:val="Compact"/>
-            </w:pPr>
-          </w:p>
-        </w:tc>
-        <w:tc>
-          <w:tcPr>
-            <w:tcW w:w="964" w:type="dxa"/>
-          </w:tcPr>
-          <w:p>
-            <w:pPr>
-              <w:pStyle w:val="Compact"/>
-            </w:pPr>
-          </w:p>
-        </w:tc>
-        <w:tc>
-          <w:tcPr>
-            <w:tcW w:w="1377" w:type="dxa"/>
-          </w:tcPr>
-          <w:p>
-            <w:pPr>
-              <w:pStyle w:val="Compact"/>
-            </w:pPr>
-          </w:p>
-        </w:tc>
-      </w:tr>
-      <w:tr>
-        <w:tc>
-          <w:tcPr>
-            <w:tcW w:w="873" w:type="dxa"/>
+            <w:tcW w:w="920" w:type="dxa"/>
+          </w:tcPr>
+          <w:p>
+            <w:pPr>
+              <w:pStyle w:val="Compact"/>
+            </w:pPr>
+          </w:p>
+        </w:tc>
+        <w:tc>
+          <w:tcPr>
+            <w:tcW w:w="920" w:type="dxa"/>
+          </w:tcPr>
+          <w:p>
+            <w:pPr>
+              <w:pStyle w:val="Compact"/>
+            </w:pPr>
+          </w:p>
+        </w:tc>
+        <w:tc>
+          <w:tcPr>
+            <w:tcW w:w="1035" w:type="dxa"/>
+          </w:tcPr>
+          <w:p>
+            <w:pPr>
+              <w:pStyle w:val="Compact"/>
+            </w:pPr>
+          </w:p>
+        </w:tc>
+        <w:tc>
+          <w:tcPr>
+            <w:tcW w:w="1380" w:type="dxa"/>
+          </w:tcPr>
+          <w:p>
+            <w:pPr>
+              <w:pStyle w:val="Compact"/>
+            </w:pPr>
+          </w:p>
+        </w:tc>
+      </w:tr>
+      <w:tr>
+        <w:tc>
+          <w:tcPr>
+            <w:tcW w:w="900" w:type="dxa"/>
           </w:tcPr>
           <w:p>
             <w:pPr>
@@ -3564,7 +4099,7 @@
         </w:tc>
         <w:tc>
           <w:tcPr>
-            <w:tcW w:w="4398" w:type="dxa"/>
+            <w:tcW w:w="4204" w:type="dxa"/>
           </w:tcPr>
           <w:p>
             <w:pPr>
@@ -3578,49 +4113,49 @@
         </w:tc>
         <w:tc>
           <w:tcPr>
-            <w:tcW w:w="873" w:type="dxa"/>
-          </w:tcPr>
-          <w:p>
-            <w:pPr>
-              <w:pStyle w:val="Compact"/>
-            </w:pPr>
-          </w:p>
-        </w:tc>
-        <w:tc>
-          <w:tcPr>
-            <w:tcW w:w="873" w:type="dxa"/>
-          </w:tcPr>
-          <w:p>
-            <w:pPr>
-              <w:pStyle w:val="Compact"/>
-            </w:pPr>
-          </w:p>
-        </w:tc>
-        <w:tc>
-          <w:tcPr>
-            <w:tcW w:w="964" w:type="dxa"/>
-          </w:tcPr>
-          <w:p>
-            <w:pPr>
-              <w:pStyle w:val="Compact"/>
-            </w:pPr>
-          </w:p>
-        </w:tc>
-        <w:tc>
-          <w:tcPr>
-            <w:tcW w:w="1377" w:type="dxa"/>
-          </w:tcPr>
-          <w:p>
-            <w:pPr>
-              <w:pStyle w:val="Compact"/>
-            </w:pPr>
-          </w:p>
-        </w:tc>
-      </w:tr>
-      <w:tr>
-        <w:tc>
-          <w:tcPr>
-            <w:tcW w:w="873" w:type="dxa"/>
+            <w:tcW w:w="920" w:type="dxa"/>
+          </w:tcPr>
+          <w:p>
+            <w:pPr>
+              <w:pStyle w:val="Compact"/>
+            </w:pPr>
+          </w:p>
+        </w:tc>
+        <w:tc>
+          <w:tcPr>
+            <w:tcW w:w="920" w:type="dxa"/>
+          </w:tcPr>
+          <w:p>
+            <w:pPr>
+              <w:pStyle w:val="Compact"/>
+            </w:pPr>
+          </w:p>
+        </w:tc>
+        <w:tc>
+          <w:tcPr>
+            <w:tcW w:w="1035" w:type="dxa"/>
+          </w:tcPr>
+          <w:p>
+            <w:pPr>
+              <w:pStyle w:val="Compact"/>
+            </w:pPr>
+          </w:p>
+        </w:tc>
+        <w:tc>
+          <w:tcPr>
+            <w:tcW w:w="1380" w:type="dxa"/>
+          </w:tcPr>
+          <w:p>
+            <w:pPr>
+              <w:pStyle w:val="Compact"/>
+            </w:pPr>
+          </w:p>
+        </w:tc>
+      </w:tr>
+      <w:tr>
+        <w:tc>
+          <w:tcPr>
+            <w:tcW w:w="900" w:type="dxa"/>
           </w:tcPr>
           <w:p>
             <w:pPr>
@@ -3634,7 +4169,7 @@
         </w:tc>
         <w:tc>
           <w:tcPr>
-            <w:tcW w:w="4398" w:type="dxa"/>
+            <w:tcW w:w="4204" w:type="dxa"/>
           </w:tcPr>
           <w:p>
             <w:pPr>
@@ -3648,49 +4183,49 @@
         </w:tc>
         <w:tc>
           <w:tcPr>
-            <w:tcW w:w="873" w:type="dxa"/>
-          </w:tcPr>
-          <w:p>
-            <w:pPr>
-              <w:pStyle w:val="Compact"/>
-            </w:pPr>
-          </w:p>
-        </w:tc>
-        <w:tc>
-          <w:tcPr>
-            <w:tcW w:w="873" w:type="dxa"/>
-          </w:tcPr>
-          <w:p>
-            <w:pPr>
-              <w:pStyle w:val="Compact"/>
-            </w:pPr>
-          </w:p>
-        </w:tc>
-        <w:tc>
-          <w:tcPr>
-            <w:tcW w:w="964" w:type="dxa"/>
-          </w:tcPr>
-          <w:p>
-            <w:pPr>
-              <w:pStyle w:val="Compact"/>
-            </w:pPr>
-          </w:p>
-        </w:tc>
-        <w:tc>
-          <w:tcPr>
-            <w:tcW w:w="1377" w:type="dxa"/>
-          </w:tcPr>
-          <w:p>
-            <w:pPr>
-              <w:pStyle w:val="Compact"/>
-            </w:pPr>
-          </w:p>
-        </w:tc>
-      </w:tr>
-      <w:tr>
-        <w:tc>
-          <w:tcPr>
-            <w:tcW w:w="873" w:type="dxa"/>
+            <w:tcW w:w="920" w:type="dxa"/>
+          </w:tcPr>
+          <w:p>
+            <w:pPr>
+              <w:pStyle w:val="Compact"/>
+            </w:pPr>
+          </w:p>
+        </w:tc>
+        <w:tc>
+          <w:tcPr>
+            <w:tcW w:w="920" w:type="dxa"/>
+          </w:tcPr>
+          <w:p>
+            <w:pPr>
+              <w:pStyle w:val="Compact"/>
+            </w:pPr>
+          </w:p>
+        </w:tc>
+        <w:tc>
+          <w:tcPr>
+            <w:tcW w:w="1035" w:type="dxa"/>
+          </w:tcPr>
+          <w:p>
+            <w:pPr>
+              <w:pStyle w:val="Compact"/>
+            </w:pPr>
+          </w:p>
+        </w:tc>
+        <w:tc>
+          <w:tcPr>
+            <w:tcW w:w="1380" w:type="dxa"/>
+          </w:tcPr>
+          <w:p>
+            <w:pPr>
+              <w:pStyle w:val="Compact"/>
+            </w:pPr>
+          </w:p>
+        </w:tc>
+      </w:tr>
+      <w:tr>
+        <w:tc>
+          <w:tcPr>
+            <w:tcW w:w="900" w:type="dxa"/>
           </w:tcPr>
           <w:p>
             <w:pPr>
@@ -3704,7 +4239,7 @@
         </w:tc>
         <w:tc>
           <w:tcPr>
-            <w:tcW w:w="4398" w:type="dxa"/>
+            <w:tcW w:w="4204" w:type="dxa"/>
           </w:tcPr>
           <w:p>
             <w:pPr>
@@ -3718,49 +4253,49 @@
         </w:tc>
         <w:tc>
           <w:tcPr>
-            <w:tcW w:w="873" w:type="dxa"/>
-          </w:tcPr>
-          <w:p>
-            <w:pPr>
-              <w:pStyle w:val="Compact"/>
-            </w:pPr>
-          </w:p>
-        </w:tc>
-        <w:tc>
-          <w:tcPr>
-            <w:tcW w:w="873" w:type="dxa"/>
-          </w:tcPr>
-          <w:p>
-            <w:pPr>
-              <w:pStyle w:val="Compact"/>
-            </w:pPr>
-          </w:p>
-        </w:tc>
-        <w:tc>
-          <w:tcPr>
-            <w:tcW w:w="964" w:type="dxa"/>
-          </w:tcPr>
-          <w:p>
-            <w:pPr>
-              <w:pStyle w:val="Compact"/>
-            </w:pPr>
-          </w:p>
-        </w:tc>
-        <w:tc>
-          <w:tcPr>
-            <w:tcW w:w="1377" w:type="dxa"/>
-          </w:tcPr>
-          <w:p>
-            <w:pPr>
-              <w:pStyle w:val="Compact"/>
-            </w:pPr>
-          </w:p>
-        </w:tc>
-      </w:tr>
-      <w:tr>
-        <w:tc>
-          <w:tcPr>
-            <w:tcW w:w="873" w:type="dxa"/>
+            <w:tcW w:w="920" w:type="dxa"/>
+          </w:tcPr>
+          <w:p>
+            <w:pPr>
+              <w:pStyle w:val="Compact"/>
+            </w:pPr>
+          </w:p>
+        </w:tc>
+        <w:tc>
+          <w:tcPr>
+            <w:tcW w:w="920" w:type="dxa"/>
+          </w:tcPr>
+          <w:p>
+            <w:pPr>
+              <w:pStyle w:val="Compact"/>
+            </w:pPr>
+          </w:p>
+        </w:tc>
+        <w:tc>
+          <w:tcPr>
+            <w:tcW w:w="1035" w:type="dxa"/>
+          </w:tcPr>
+          <w:p>
+            <w:pPr>
+              <w:pStyle w:val="Compact"/>
+            </w:pPr>
+          </w:p>
+        </w:tc>
+        <w:tc>
+          <w:tcPr>
+            <w:tcW w:w="1380" w:type="dxa"/>
+          </w:tcPr>
+          <w:p>
+            <w:pPr>
+              <w:pStyle w:val="Compact"/>
+            </w:pPr>
+          </w:p>
+        </w:tc>
+      </w:tr>
+      <w:tr>
+        <w:tc>
+          <w:tcPr>
+            <w:tcW w:w="900" w:type="dxa"/>
           </w:tcPr>
           <w:p>
             <w:pPr>
@@ -3774,7 +4309,7 @@
         </w:tc>
         <w:tc>
           <w:tcPr>
-            <w:tcW w:w="4398" w:type="dxa"/>
+            <w:tcW w:w="4204" w:type="dxa"/>
           </w:tcPr>
           <w:p>
             <w:pPr>
@@ -3788,49 +4323,49 @@
         </w:tc>
         <w:tc>
           <w:tcPr>
-            <w:tcW w:w="873" w:type="dxa"/>
-          </w:tcPr>
-          <w:p>
-            <w:pPr>
-              <w:pStyle w:val="Compact"/>
-            </w:pPr>
-          </w:p>
-        </w:tc>
-        <w:tc>
-          <w:tcPr>
-            <w:tcW w:w="873" w:type="dxa"/>
-          </w:tcPr>
-          <w:p>
-            <w:pPr>
-              <w:pStyle w:val="Compact"/>
-            </w:pPr>
-          </w:p>
-        </w:tc>
-        <w:tc>
-          <w:tcPr>
-            <w:tcW w:w="964" w:type="dxa"/>
-          </w:tcPr>
-          <w:p>
-            <w:pPr>
-              <w:pStyle w:val="Compact"/>
-            </w:pPr>
-          </w:p>
-        </w:tc>
-        <w:tc>
-          <w:tcPr>
-            <w:tcW w:w="1377" w:type="dxa"/>
-          </w:tcPr>
-          <w:p>
-            <w:pPr>
-              <w:pStyle w:val="Compact"/>
-            </w:pPr>
-          </w:p>
-        </w:tc>
-      </w:tr>
-      <w:tr>
-        <w:tc>
-          <w:tcPr>
-            <w:tcW w:w="873" w:type="dxa"/>
+            <w:tcW w:w="920" w:type="dxa"/>
+          </w:tcPr>
+          <w:p>
+            <w:pPr>
+              <w:pStyle w:val="Compact"/>
+            </w:pPr>
+          </w:p>
+        </w:tc>
+        <w:tc>
+          <w:tcPr>
+            <w:tcW w:w="920" w:type="dxa"/>
+          </w:tcPr>
+          <w:p>
+            <w:pPr>
+              <w:pStyle w:val="Compact"/>
+            </w:pPr>
+          </w:p>
+        </w:tc>
+        <w:tc>
+          <w:tcPr>
+            <w:tcW w:w="1035" w:type="dxa"/>
+          </w:tcPr>
+          <w:p>
+            <w:pPr>
+              <w:pStyle w:val="Compact"/>
+            </w:pPr>
+          </w:p>
+        </w:tc>
+        <w:tc>
+          <w:tcPr>
+            <w:tcW w:w="1380" w:type="dxa"/>
+          </w:tcPr>
+          <w:p>
+            <w:pPr>
+              <w:pStyle w:val="Compact"/>
+            </w:pPr>
+          </w:p>
+        </w:tc>
+      </w:tr>
+      <w:tr>
+        <w:tc>
+          <w:tcPr>
+            <w:tcW w:w="900" w:type="dxa"/>
           </w:tcPr>
           <w:p>
             <w:pPr>
@@ -3844,7 +4379,7 @@
         </w:tc>
         <w:tc>
           <w:tcPr>
-            <w:tcW w:w="4398" w:type="dxa"/>
+            <w:tcW w:w="4204" w:type="dxa"/>
           </w:tcPr>
           <w:p>
             <w:pPr>
@@ -3858,49 +4393,49 @@
         </w:tc>
         <w:tc>
           <w:tcPr>
-            <w:tcW w:w="873" w:type="dxa"/>
-          </w:tcPr>
-          <w:p>
-            <w:pPr>
-              <w:pStyle w:val="Compact"/>
-            </w:pPr>
-          </w:p>
-        </w:tc>
-        <w:tc>
-          <w:tcPr>
-            <w:tcW w:w="873" w:type="dxa"/>
-          </w:tcPr>
-          <w:p>
-            <w:pPr>
-              <w:pStyle w:val="Compact"/>
-            </w:pPr>
-          </w:p>
-        </w:tc>
-        <w:tc>
-          <w:tcPr>
-            <w:tcW w:w="964" w:type="dxa"/>
-          </w:tcPr>
-          <w:p>
-            <w:pPr>
-              <w:pStyle w:val="Compact"/>
-            </w:pPr>
-          </w:p>
-        </w:tc>
-        <w:tc>
-          <w:tcPr>
-            <w:tcW w:w="1377" w:type="dxa"/>
-          </w:tcPr>
-          <w:p>
-            <w:pPr>
-              <w:pStyle w:val="Compact"/>
-            </w:pPr>
-          </w:p>
-        </w:tc>
-      </w:tr>
-      <w:tr>
-        <w:tc>
-          <w:tcPr>
-            <w:tcW w:w="873" w:type="dxa"/>
+            <w:tcW w:w="920" w:type="dxa"/>
+          </w:tcPr>
+          <w:p>
+            <w:pPr>
+              <w:pStyle w:val="Compact"/>
+            </w:pPr>
+          </w:p>
+        </w:tc>
+        <w:tc>
+          <w:tcPr>
+            <w:tcW w:w="920" w:type="dxa"/>
+          </w:tcPr>
+          <w:p>
+            <w:pPr>
+              <w:pStyle w:val="Compact"/>
+            </w:pPr>
+          </w:p>
+        </w:tc>
+        <w:tc>
+          <w:tcPr>
+            <w:tcW w:w="1035" w:type="dxa"/>
+          </w:tcPr>
+          <w:p>
+            <w:pPr>
+              <w:pStyle w:val="Compact"/>
+            </w:pPr>
+          </w:p>
+        </w:tc>
+        <w:tc>
+          <w:tcPr>
+            <w:tcW w:w="1380" w:type="dxa"/>
+          </w:tcPr>
+          <w:p>
+            <w:pPr>
+              <w:pStyle w:val="Compact"/>
+            </w:pPr>
+          </w:p>
+        </w:tc>
+      </w:tr>
+      <w:tr>
+        <w:tc>
+          <w:tcPr>
+            <w:tcW w:w="900" w:type="dxa"/>
           </w:tcPr>
           <w:p>
             <w:pPr>
@@ -3914,7 +4449,7 @@
         </w:tc>
         <w:tc>
           <w:tcPr>
-            <w:tcW w:w="4398" w:type="dxa"/>
+            <w:tcW w:w="4204" w:type="dxa"/>
           </w:tcPr>
           <w:p>
             <w:pPr>
@@ -3928,49 +4463,49 @@
         </w:tc>
         <w:tc>
           <w:tcPr>
-            <w:tcW w:w="873" w:type="dxa"/>
-          </w:tcPr>
-          <w:p>
-            <w:pPr>
-              <w:pStyle w:val="Compact"/>
-            </w:pPr>
-          </w:p>
-        </w:tc>
-        <w:tc>
-          <w:tcPr>
-            <w:tcW w:w="873" w:type="dxa"/>
-          </w:tcPr>
-          <w:p>
-            <w:pPr>
-              <w:pStyle w:val="Compact"/>
-            </w:pPr>
-          </w:p>
-        </w:tc>
-        <w:tc>
-          <w:tcPr>
-            <w:tcW w:w="964" w:type="dxa"/>
-          </w:tcPr>
-          <w:p>
-            <w:pPr>
-              <w:pStyle w:val="Compact"/>
-            </w:pPr>
-          </w:p>
-        </w:tc>
-        <w:tc>
-          <w:tcPr>
-            <w:tcW w:w="1377" w:type="dxa"/>
-          </w:tcPr>
-          <w:p>
-            <w:pPr>
-              <w:pStyle w:val="Compact"/>
-            </w:pPr>
-          </w:p>
-        </w:tc>
-      </w:tr>
-      <w:tr>
-        <w:tc>
-          <w:tcPr>
-            <w:tcW w:w="873" w:type="dxa"/>
+            <w:tcW w:w="920" w:type="dxa"/>
+          </w:tcPr>
+          <w:p>
+            <w:pPr>
+              <w:pStyle w:val="Compact"/>
+            </w:pPr>
+          </w:p>
+        </w:tc>
+        <w:tc>
+          <w:tcPr>
+            <w:tcW w:w="920" w:type="dxa"/>
+          </w:tcPr>
+          <w:p>
+            <w:pPr>
+              <w:pStyle w:val="Compact"/>
+            </w:pPr>
+          </w:p>
+        </w:tc>
+        <w:tc>
+          <w:tcPr>
+            <w:tcW w:w="1035" w:type="dxa"/>
+          </w:tcPr>
+          <w:p>
+            <w:pPr>
+              <w:pStyle w:val="Compact"/>
+            </w:pPr>
+          </w:p>
+        </w:tc>
+        <w:tc>
+          <w:tcPr>
+            <w:tcW w:w="1380" w:type="dxa"/>
+          </w:tcPr>
+          <w:p>
+            <w:pPr>
+              <w:pStyle w:val="Compact"/>
+            </w:pPr>
+          </w:p>
+        </w:tc>
+      </w:tr>
+      <w:tr>
+        <w:tc>
+          <w:tcPr>
+            <w:tcW w:w="900" w:type="dxa"/>
           </w:tcPr>
           <w:p>
             <w:pPr>
@@ -3984,7 +4519,7 @@
         </w:tc>
         <w:tc>
           <w:tcPr>
-            <w:tcW w:w="4398" w:type="dxa"/>
+            <w:tcW w:w="4204" w:type="dxa"/>
           </w:tcPr>
           <w:p>
             <w:pPr>
@@ -3998,49 +4533,49 @@
         </w:tc>
         <w:tc>
           <w:tcPr>
-            <w:tcW w:w="873" w:type="dxa"/>
-          </w:tcPr>
-          <w:p>
-            <w:pPr>
-              <w:pStyle w:val="Compact"/>
-            </w:pPr>
-          </w:p>
-        </w:tc>
-        <w:tc>
-          <w:tcPr>
-            <w:tcW w:w="873" w:type="dxa"/>
-          </w:tcPr>
-          <w:p>
-            <w:pPr>
-              <w:pStyle w:val="Compact"/>
-            </w:pPr>
-          </w:p>
-        </w:tc>
-        <w:tc>
-          <w:tcPr>
-            <w:tcW w:w="964" w:type="dxa"/>
-          </w:tcPr>
-          <w:p>
-            <w:pPr>
-              <w:pStyle w:val="Compact"/>
-            </w:pPr>
-          </w:p>
-        </w:tc>
-        <w:tc>
-          <w:tcPr>
-            <w:tcW w:w="1377" w:type="dxa"/>
-          </w:tcPr>
-          <w:p>
-            <w:pPr>
-              <w:pStyle w:val="Compact"/>
-            </w:pPr>
-          </w:p>
-        </w:tc>
-      </w:tr>
-      <w:tr>
-        <w:tc>
-          <w:tcPr>
-            <w:tcW w:w="873" w:type="dxa"/>
+            <w:tcW w:w="920" w:type="dxa"/>
+          </w:tcPr>
+          <w:p>
+            <w:pPr>
+              <w:pStyle w:val="Compact"/>
+            </w:pPr>
+          </w:p>
+        </w:tc>
+        <w:tc>
+          <w:tcPr>
+            <w:tcW w:w="920" w:type="dxa"/>
+          </w:tcPr>
+          <w:p>
+            <w:pPr>
+              <w:pStyle w:val="Compact"/>
+            </w:pPr>
+          </w:p>
+        </w:tc>
+        <w:tc>
+          <w:tcPr>
+            <w:tcW w:w="1035" w:type="dxa"/>
+          </w:tcPr>
+          <w:p>
+            <w:pPr>
+              <w:pStyle w:val="Compact"/>
+            </w:pPr>
+          </w:p>
+        </w:tc>
+        <w:tc>
+          <w:tcPr>
+            <w:tcW w:w="1380" w:type="dxa"/>
+          </w:tcPr>
+          <w:p>
+            <w:pPr>
+              <w:pStyle w:val="Compact"/>
+            </w:pPr>
+          </w:p>
+        </w:tc>
+      </w:tr>
+      <w:tr>
+        <w:tc>
+          <w:tcPr>
+            <w:tcW w:w="900" w:type="dxa"/>
           </w:tcPr>
           <w:p>
             <w:pPr>
@@ -4054,7 +4589,7 @@
         </w:tc>
         <w:tc>
           <w:tcPr>
-            <w:tcW w:w="4398" w:type="dxa"/>
+            <w:tcW w:w="4204" w:type="dxa"/>
           </w:tcPr>
           <w:p>
             <w:pPr>
@@ -4068,49 +4603,49 @@
         </w:tc>
         <w:tc>
           <w:tcPr>
-            <w:tcW w:w="873" w:type="dxa"/>
-          </w:tcPr>
-          <w:p>
-            <w:pPr>
-              <w:pStyle w:val="Compact"/>
-            </w:pPr>
-          </w:p>
-        </w:tc>
-        <w:tc>
-          <w:tcPr>
-            <w:tcW w:w="873" w:type="dxa"/>
-          </w:tcPr>
-          <w:p>
-            <w:pPr>
-              <w:pStyle w:val="Compact"/>
-            </w:pPr>
-          </w:p>
-        </w:tc>
-        <w:tc>
-          <w:tcPr>
-            <w:tcW w:w="964" w:type="dxa"/>
-          </w:tcPr>
-          <w:p>
-            <w:pPr>
-              <w:pStyle w:val="Compact"/>
-            </w:pPr>
-          </w:p>
-        </w:tc>
-        <w:tc>
-          <w:tcPr>
-            <w:tcW w:w="1377" w:type="dxa"/>
-          </w:tcPr>
-          <w:p>
-            <w:pPr>
-              <w:pStyle w:val="Compact"/>
-            </w:pPr>
-          </w:p>
-        </w:tc>
-      </w:tr>
-      <w:tr>
-        <w:tc>
-          <w:tcPr>
-            <w:tcW w:w="873" w:type="dxa"/>
+            <w:tcW w:w="920" w:type="dxa"/>
+          </w:tcPr>
+          <w:p>
+            <w:pPr>
+              <w:pStyle w:val="Compact"/>
+            </w:pPr>
+          </w:p>
+        </w:tc>
+        <w:tc>
+          <w:tcPr>
+            <w:tcW w:w="920" w:type="dxa"/>
+          </w:tcPr>
+          <w:p>
+            <w:pPr>
+              <w:pStyle w:val="Compact"/>
+            </w:pPr>
+          </w:p>
+        </w:tc>
+        <w:tc>
+          <w:tcPr>
+            <w:tcW w:w="1035" w:type="dxa"/>
+          </w:tcPr>
+          <w:p>
+            <w:pPr>
+              <w:pStyle w:val="Compact"/>
+            </w:pPr>
+          </w:p>
+        </w:tc>
+        <w:tc>
+          <w:tcPr>
+            <w:tcW w:w="1380" w:type="dxa"/>
+          </w:tcPr>
+          <w:p>
+            <w:pPr>
+              <w:pStyle w:val="Compact"/>
+            </w:pPr>
+          </w:p>
+        </w:tc>
+      </w:tr>
+      <w:tr>
+        <w:tc>
+          <w:tcPr>
+            <w:tcW w:w="900" w:type="dxa"/>
           </w:tcPr>
           <w:p>
             <w:pPr>
@@ -4124,7 +4659,7 @@
         </w:tc>
         <w:tc>
           <w:tcPr>
-            <w:tcW w:w="4398" w:type="dxa"/>
+            <w:tcW w:w="4204" w:type="dxa"/>
           </w:tcPr>
           <w:p>
             <w:pPr>
@@ -4138,37 +4673,247 @@
         </w:tc>
         <w:tc>
           <w:tcPr>
-            <w:tcW w:w="873" w:type="dxa"/>
-          </w:tcPr>
-          <w:p>
-            <w:pPr>
-              <w:pStyle w:val="Compact"/>
-            </w:pPr>
-          </w:p>
-        </w:tc>
-        <w:tc>
-          <w:tcPr>
-            <w:tcW w:w="873" w:type="dxa"/>
-          </w:tcPr>
-          <w:p>
-            <w:pPr>
-              <w:pStyle w:val="Compact"/>
-            </w:pPr>
-          </w:p>
-        </w:tc>
-        <w:tc>
-          <w:tcPr>
-            <w:tcW w:w="964" w:type="dxa"/>
-          </w:tcPr>
-          <w:p>
-            <w:pPr>
-              <w:pStyle w:val="Compact"/>
-            </w:pPr>
-          </w:p>
-        </w:tc>
-        <w:tc>
-          <w:tcPr>
-            <w:tcW w:w="1377" w:type="dxa"/>
+            <w:tcW w:w="920" w:type="dxa"/>
+          </w:tcPr>
+          <w:p>
+            <w:pPr>
+              <w:pStyle w:val="Compact"/>
+            </w:pPr>
+          </w:p>
+        </w:tc>
+        <w:tc>
+          <w:tcPr>
+            <w:tcW w:w="920" w:type="dxa"/>
+          </w:tcPr>
+          <w:p>
+            <w:pPr>
+              <w:pStyle w:val="Compact"/>
+            </w:pPr>
+          </w:p>
+        </w:tc>
+        <w:tc>
+          <w:tcPr>
+            <w:tcW w:w="1035" w:type="dxa"/>
+          </w:tcPr>
+          <w:p>
+            <w:pPr>
+              <w:pStyle w:val="Compact"/>
+            </w:pPr>
+          </w:p>
+        </w:tc>
+        <w:tc>
+          <w:tcPr>
+            <w:tcW w:w="1380" w:type="dxa"/>
+          </w:tcPr>
+          <w:p>
+            <w:pPr>
+              <w:pStyle w:val="Compact"/>
+            </w:pPr>
+          </w:p>
+        </w:tc>
+      </w:tr>
+      <w:tr>
+        <w:tc>
+          <w:tcPr>
+            <w:tcW w:w="900" w:type="dxa"/>
+          </w:tcPr>
+          <w:p>
+            <w:pPr>
+              <w:pStyle w:val="Compact"/>
+              <w:jc w:val="left"/>
+            </w:pPr>
+            <w:r>
+              <w:t xml:space="preserve">AR-22</w:t>
+            </w:r>
+          </w:p>
+        </w:tc>
+        <w:tc>
+          <w:tcPr>
+            <w:tcW w:w="4204" w:type="dxa"/>
+          </w:tcPr>
+          <w:p>
+            <w:pPr>
+              <w:pStyle w:val="Compact"/>
+              <w:jc w:val="left"/>
+            </w:pPr>
+            <w:r>
+              <w:t xml:space="preserve">Copilot Chat (work account)</w:t>
+            </w:r>
+          </w:p>
+        </w:tc>
+        <w:tc>
+          <w:tcPr>
+            <w:tcW w:w="920" w:type="dxa"/>
+          </w:tcPr>
+          <w:p>
+            <w:pPr>
+              <w:pStyle w:val="Compact"/>
+            </w:pPr>
+          </w:p>
+        </w:tc>
+        <w:tc>
+          <w:tcPr>
+            <w:tcW w:w="920" w:type="dxa"/>
+          </w:tcPr>
+          <w:p>
+            <w:pPr>
+              <w:pStyle w:val="Compact"/>
+            </w:pPr>
+          </w:p>
+        </w:tc>
+        <w:tc>
+          <w:tcPr>
+            <w:tcW w:w="1035" w:type="dxa"/>
+          </w:tcPr>
+          <w:p>
+            <w:pPr>
+              <w:pStyle w:val="Compact"/>
+            </w:pPr>
+          </w:p>
+        </w:tc>
+        <w:tc>
+          <w:tcPr>
+            <w:tcW w:w="1380" w:type="dxa"/>
+          </w:tcPr>
+          <w:p>
+            <w:pPr>
+              <w:pStyle w:val="Compact"/>
+            </w:pPr>
+          </w:p>
+        </w:tc>
+      </w:tr>
+      <w:tr>
+        <w:tc>
+          <w:tcPr>
+            <w:tcW w:w="900" w:type="dxa"/>
+          </w:tcPr>
+          <w:p>
+            <w:pPr>
+              <w:pStyle w:val="Compact"/>
+              <w:jc w:val="left"/>
+            </w:pPr>
+            <w:r>
+              <w:t xml:space="preserve">AR-23</w:t>
+            </w:r>
+          </w:p>
+        </w:tc>
+        <w:tc>
+          <w:tcPr>
+            <w:tcW w:w="4204" w:type="dxa"/>
+          </w:tcPr>
+          <w:p>
+            <w:pPr>
+              <w:pStyle w:val="Compact"/>
+              <w:jc w:val="left"/>
+            </w:pPr>
+            <w:r>
+              <w:t xml:space="preserve">DBeaver and read-only EBS database account</w:t>
+            </w:r>
+          </w:p>
+        </w:tc>
+        <w:tc>
+          <w:tcPr>
+            <w:tcW w:w="920" w:type="dxa"/>
+          </w:tcPr>
+          <w:p>
+            <w:pPr>
+              <w:pStyle w:val="Compact"/>
+            </w:pPr>
+          </w:p>
+        </w:tc>
+        <w:tc>
+          <w:tcPr>
+            <w:tcW w:w="920" w:type="dxa"/>
+          </w:tcPr>
+          <w:p>
+            <w:pPr>
+              <w:pStyle w:val="Compact"/>
+            </w:pPr>
+          </w:p>
+        </w:tc>
+        <w:tc>
+          <w:tcPr>
+            <w:tcW w:w="1035" w:type="dxa"/>
+          </w:tcPr>
+          <w:p>
+            <w:pPr>
+              <w:pStyle w:val="Compact"/>
+            </w:pPr>
+          </w:p>
+        </w:tc>
+        <w:tc>
+          <w:tcPr>
+            <w:tcW w:w="1380" w:type="dxa"/>
+          </w:tcPr>
+          <w:p>
+            <w:pPr>
+              <w:pStyle w:val="Compact"/>
+            </w:pPr>
+          </w:p>
+        </w:tc>
+      </w:tr>
+      <w:tr>
+        <w:tc>
+          <w:tcPr>
+            <w:tcW w:w="900" w:type="dxa"/>
+          </w:tcPr>
+          <w:p>
+            <w:pPr>
+              <w:pStyle w:val="Compact"/>
+              <w:jc w:val="left"/>
+            </w:pPr>
+            <w:r>
+              <w:t xml:space="preserve">AR-24</w:t>
+            </w:r>
+          </w:p>
+        </w:tc>
+        <w:tc>
+          <w:tcPr>
+            <w:tcW w:w="4204" w:type="dxa"/>
+          </w:tcPr>
+          <w:p>
+            <w:pPr>
+              <w:pStyle w:val="Compact"/>
+              <w:jc w:val="left"/>
+            </w:pPr>
+            <w:r>
+              <w:t xml:space="preserve">Remote Desktop to the team server</w:t>
+            </w:r>
+          </w:p>
+        </w:tc>
+        <w:tc>
+          <w:tcPr>
+            <w:tcW w:w="920" w:type="dxa"/>
+          </w:tcPr>
+          <w:p>
+            <w:pPr>
+              <w:pStyle w:val="Compact"/>
+            </w:pPr>
+          </w:p>
+        </w:tc>
+        <w:tc>
+          <w:tcPr>
+            <w:tcW w:w="920" w:type="dxa"/>
+          </w:tcPr>
+          <w:p>
+            <w:pPr>
+              <w:pStyle w:val="Compact"/>
+            </w:pPr>
+          </w:p>
+        </w:tc>
+        <w:tc>
+          <w:tcPr>
+            <w:tcW w:w="1035" w:type="dxa"/>
+          </w:tcPr>
+          <w:p>
+            <w:pPr>
+              <w:pStyle w:val="Compact"/>
+            </w:pPr>
+          </w:p>
+        </w:tc>
+        <w:tc>
+          <w:tcPr>
+            <w:tcW w:w="1380" w:type="dxa"/>
           </w:tcPr>
           <w:p>
             <w:pPr>
@@ -4178,14 +4923,22 @@
         </w:tc>
       </w:tr>
     </w:tbl>
-    <w:bookmarkEnd w:id="23"/>
-    <w:bookmarkStart w:id="24" w:name="escalation"/>
+    <w:bookmarkEnd w:id="24"/>
+    <w:bookmarkStart w:id="25" w:name="milestone-access-reviews"/>
     <w:p>
       <w:pPr>
         <w:pStyle w:val="Heading2"/>
       </w:pPr>
       <w:r>
-        <w:t xml:space="preserve">Escalation</w:t>
+        <w:t xml:space="preserve">Milestone access reviews</w:t>
+      </w:r>
+    </w:p>
+    <w:p>
+      <w:pPr>
+        <w:pStyle w:val="FirstParagraph"/>
+      </w:pPr>
+      <w:r>
+        <w:t xml:space="preserve">The Manager runs these checks in the week of each milestone review (rule 9) and records the result in the Notes column of each hire's Access tracker.</w:t>
       </w:r>
     </w:p>
     <w:tbl>
@@ -4197,9 +4950,9 @@
         <w:tblLayout w:type="fixed"/>
       </w:tblPr>
       <w:tblGrid>
-        <w:gridCol w:w="1786"/>
-        <w:gridCol w:w="2799"/>
-        <w:gridCol w:w="4773"/>
+        <w:gridCol w:w="920"/>
+        <w:gridCol w:w="5354"/>
+        <w:gridCol w:w="3085"/>
       </w:tblGrid>
       <w:tr>
         <w:trPr>
@@ -4207,21 +4960,21 @@
         </w:trPr>
         <w:tc>
           <w:tcPr>
-            <w:tcW w:w="1786" w:type="dxa"/>
-          </w:tcPr>
-          <w:p>
-            <w:pPr>
-              <w:pStyle w:val="Compact"/>
-              <w:jc w:val="left"/>
-            </w:pPr>
-            <w:r>
-              <w:t xml:space="preserve">When</w:t>
-            </w:r>
-          </w:p>
-        </w:tc>
-        <w:tc>
-          <w:tcPr>
-            <w:tcW w:w="2799" w:type="dxa"/>
+            <w:tcW w:w="920" w:type="dxa"/>
+          </w:tcPr>
+          <w:p>
+            <w:pPr>
+              <w:pStyle w:val="Compact"/>
+              <w:jc w:val="left"/>
+            </w:pPr>
+            <w:r>
+              <w:t xml:space="preserve">Review</w:t>
+            </w:r>
+          </w:p>
+        </w:tc>
+        <w:tc>
+          <w:tcPr>
+            <w:tcW w:w="5354" w:type="dxa"/>
           </w:tcPr>
           <w:p>
             <w:pPr>
@@ -4235,7 +4988,7 @@
         </w:tc>
         <w:tc>
           <w:tcPr>
-            <w:tcW w:w="4773" w:type="dxa"/>
+            <w:tcW w:w="3085" w:type="dxa"/>
           </w:tcPr>
           <w:p>
             <w:pPr>
@@ -4251,281 +5004,144 @@
       <w:tr>
         <w:tc>
           <w:tcPr>
-            <w:tcW w:w="1786" w:type="dxa"/>
-          </w:tcPr>
-          <w:p>
-            <w:pPr>
-              <w:pStyle w:val="Compact"/>
-              <w:jc w:val="left"/>
-            </w:pPr>
-            <w:r>
-              <w:t xml:space="preserve">Wed 10/14</w:t>
-            </w:r>
-          </w:p>
-        </w:tc>
-        <w:tc>
-          <w:tcPr>
-            <w:tcW w:w="2799" w:type="dxa"/>
-          </w:tcPr>
-          <w:p>
-            <w:pPr>
-              <w:pStyle w:val="Compact"/>
-              <w:jc w:val="left"/>
-            </w:pPr>
-            <w:r>
-              <w:t xml:space="preserve">Every Day-1 and Week-1 item has a ticket that is moving</w:t>
-            </w:r>
-          </w:p>
-        </w:tc>
-        <w:tc>
-          <w:tcPr>
-            <w:tcW w:w="4773" w:type="dxa"/>
-          </w:tcPr>
-          <w:p>
-            <w:pPr>
-              <w:pStyle w:val="Compact"/>
-              <w:jc w:val="left"/>
-            </w:pPr>
-            <w:r>
-              <w:t xml:space="preserve">Chase any ticket with no update through [COMPANY: IT service desk]</w:t>
-            </w:r>
-          </w:p>
-        </w:tc>
-      </w:tr>
-      <w:tr>
-        <w:tc>
-          <w:tcPr>
-            <w:tcW w:w="1786" w:type="dxa"/>
-          </w:tcPr>
-          <w:p>
-            <w:pPr>
-              <w:pStyle w:val="Compact"/>
-              <w:jc w:val="left"/>
-            </w:pPr>
-            <w:r>
-              <w:t xml:space="preserve">Fri 10/16 12:00</w:t>
-            </w:r>
-          </w:p>
-        </w:tc>
-        <w:tc>
-          <w:tcPr>
-            <w:tcW w:w="2799" w:type="dxa"/>
-          </w:tcPr>
-          <w:p>
-            <w:pPr>
-              <w:pStyle w:val="Compact"/>
-              <w:jc w:val="left"/>
-            </w:pPr>
-            <w:r>
-              <w:t xml:space="preserve">AR-01 to AR-04, AR-10, AR-14 (onboarding folder), AR-21 provisioned</w:t>
-            </w:r>
-          </w:p>
-        </w:tc>
-        <w:tc>
-          <w:tcPr>
-            <w:tcW w:w="4773" w:type="dxa"/>
-          </w:tcPr>
-          <w:p>
-            <w:pPr>
-              <w:pStyle w:val="Compact"/>
-              <w:jc w:val="left"/>
-            </w:pPr>
-            <w:r>
-              <w:t xml:space="preserve">Escalate anything missing to [COMPANY: IT service desk lead], giving the start date and what breaks without it</w:t>
-            </w:r>
-          </w:p>
-        </w:tc>
-      </w:tr>
-      <w:tr>
-        <w:tc>
-          <w:tcPr>
-            <w:tcW w:w="1786" w:type="dxa"/>
-          </w:tcPr>
-          <w:p>
-            <w:pPr>
-              <w:pStyle w:val="Compact"/>
-              <w:jc w:val="left"/>
-            </w:pPr>
-            <w:r>
-              <w:t xml:space="preserve">Mon 10/19 15:00</w:t>
-            </w:r>
-          </w:p>
-        </w:tc>
-        <w:tc>
-          <w:tcPr>
-            <w:tcW w:w="2799" w:type="dxa"/>
-          </w:tcPr>
-          <w:p>
-            <w:pPr>
-              <w:pStyle w:val="Compact"/>
-              <w:jc w:val="left"/>
-            </w:pPr>
-            <w:r>
-              <w:t xml:space="preserve">The hires' Day-1 access check (schedule block 14:15-15:00)</w:t>
-            </w:r>
-          </w:p>
-        </w:tc>
-        <w:tc>
-          <w:tcPr>
-            <w:tcW w:w="4773" w:type="dxa"/>
-          </w:tcPr>
-          <w:p>
-            <w:pPr>
-              <w:pStyle w:val="Compact"/>
-              <w:jc w:val="left"/>
-            </w:pPr>
-            <w:r>
-              <w:t xml:space="preserve">The Manager escalates every gap that same afternoon and starts the fallback plan below</w:t>
-            </w:r>
-          </w:p>
-        </w:tc>
-      </w:tr>
-      <w:tr>
-        <w:tc>
-          <w:tcPr>
-            <w:tcW w:w="1786" w:type="dxa"/>
-          </w:tcPr>
-          <w:p>
-            <w:pPr>
-              <w:pStyle w:val="Compact"/>
-              <w:jc w:val="left"/>
-            </w:pPr>
-            <w:r>
-              <w:t xml:space="preserve">Needed-by date missed for AR-05 Oracle or AR-06 AS400</w:t>
-            </w:r>
-          </w:p>
-        </w:tc>
-        <w:tc>
-          <w:tcPr>
-            <w:tcW w:w="2799" w:type="dxa"/>
-          </w:tcPr>
-          <w:p>
-            <w:pPr>
-              <w:pStyle w:val="Compact"/>
-              <w:jc w:val="left"/>
-            </w:pPr>
-            <w:r>
-              <w:t xml:space="preserve">Is there a firm provisioning date?</w:t>
-            </w:r>
-          </w:p>
-        </w:tc>
-        <w:tc>
-          <w:tcPr>
-            <w:tcW w:w="4773" w:type="dxa"/>
-          </w:tcPr>
-          <w:p>
-            <w:pPr>
-              <w:pStyle w:val="Compact"/>
-              <w:jc w:val="left"/>
-            </w:pPr>
-            <w:r>
-              <w:t xml:space="preserve">Escalate the same day to the system owner and [COMPANY: IT manager]. These two drive the day-30 goals</w:t>
-            </w:r>
-          </w:p>
-        </w:tc>
-      </w:tr>
-      <w:tr>
-        <w:tc>
-          <w:tcPr>
-            <w:tcW w:w="1786" w:type="dxa"/>
-          </w:tcPr>
-          <w:p>
-            <w:pPr>
-              <w:pStyle w:val="Compact"/>
-              <w:jc w:val="left"/>
-            </w:pPr>
-            <w:r>
-              <w:t xml:space="preserve">Still missing on Fri 10/30</w:t>
-            </w:r>
-          </w:p>
-        </w:tc>
-        <w:tc>
-          <w:tcPr>
-            <w:tcW w:w="2799" w:type="dxa"/>
-          </w:tcPr>
-          <w:p>
-            <w:pPr>
-              <w:pStyle w:val="Compact"/>
-              <w:jc w:val="left"/>
-            </w:pPr>
-            <w:r>
-              <w:t xml:space="preserve">Any item due by W2</w:t>
-            </w:r>
-          </w:p>
-        </w:tc>
-        <w:tc>
-          <w:tcPr>
-            <w:tcW w:w="4773" w:type="dxa"/>
-          </w:tcPr>
-          <w:p>
-            <w:pPr>
-              <w:pStyle w:val="Compact"/>
-              <w:jc w:val="left"/>
-            </w:pPr>
-            <w:r>
-              <w:t xml:space="preserve">Escalate to [COMPANY: Manager's manager or IT director] and note the risk in both hires' day-30 scorecards (</w:t>
-            </w:r>
-            <w:r>
-              <w:rPr>
-                <w:rStyle w:val="VerbatimChar"/>
-              </w:rPr>
-              <w:t xml:space="preserve">docs/03-check-ins-and-scorecards.md</w:t>
-            </w:r>
-            <w:r>
-              <w:t xml:space="preserve">)</w:t>
+            <w:tcW w:w="920" w:type="dxa"/>
+          </w:tcPr>
+          <w:p>
+            <w:pPr>
+              <w:pStyle w:val="Compact"/>
+              <w:jc w:val="left"/>
+            </w:pPr>
+            <w:r>
+              <w:t xml:space="preserve">Day 30 (Wed 11/18)</w:t>
+            </w:r>
+          </w:p>
+        </w:tc>
+        <w:tc>
+          <w:tcPr>
+            <w:tcW w:w="5354" w:type="dxa"/>
+          </w:tcPr>
+          <w:p>
+            <w:pPr>
+              <w:pStyle w:val="Compact"/>
+              <w:jc w:val="left"/>
+            </w:pPr>
+            <w:r>
+              <w:t xml:space="preserve">AR-07 is still read plus the sandbox grant only. AR-23 is still read-only (re-confirmed with [COMPANY: ERP security]). No hire holds a gateway, workspace Member or Admin, or environment admin role, or knows the service account's password. AR-24 is provisioned, or has a firm date, for W6.</w:t>
+            </w:r>
+          </w:p>
+        </w:tc>
+        <w:tc>
+          <w:tcPr>
+            <w:tcW w:w="3085" w:type="dxa"/>
+          </w:tcPr>
+          <w:p>
+            <w:pPr>
+              <w:pStyle w:val="Compact"/>
+              <w:jc w:val="left"/>
+            </w:pPr>
+            <w:r>
+              <w:t xml:space="preserve">Remove anything not needed. Request the owned tool's test-copy rights (AR-12, AR-13, AR-15)</w:t>
+            </w:r>
+          </w:p>
+        </w:tc>
+      </w:tr>
+      <w:tr>
+        <w:tc>
+          <w:tcPr>
+            <w:tcW w:w="920" w:type="dxa"/>
+          </w:tcPr>
+          <w:p>
+            <w:pPr>
+              <w:pStyle w:val="Compact"/>
+              <w:jc w:val="left"/>
+            </w:pPr>
+            <w:r>
+              <w:t xml:space="preserve">Day 60 (Fri 12/18)</w:t>
+            </w:r>
+          </w:p>
+        </w:tc>
+        <w:tc>
+          <w:tcPr>
+            <w:tcW w:w="5354" w:type="dxa"/>
+          </w:tcPr>
+          <w:p>
+            <w:pPr>
+              <w:pStyle w:val="Compact"/>
+              <w:jc w:val="left"/>
+            </w:pPr>
+            <w:r>
+              <w:t xml:space="preserve">If the "owns one tool" definition is met: production change rights for the owned tool only, through change control (rule 3). Everything else stays as it was: EBS read-only, loads only into the sandbox, Viewer on production workspaces, no admin roles, no service-account access.</w:t>
+            </w:r>
+          </w:p>
+        </w:tc>
+        <w:tc>
+          <w:tcPr>
+            <w:tcW w:w="3085" w:type="dxa"/>
+          </w:tcPr>
+          <w:p>
+            <w:pPr>
+              <w:pStyle w:val="Compact"/>
+              <w:jc w:val="left"/>
+            </w:pPr>
+            <w:r>
+              <w:t xml:space="preserve">Grant or defer the owned-tool rights; record the decision in the plan change log</w:t>
+            </w:r>
+          </w:p>
+        </w:tc>
+      </w:tr>
+      <w:tr>
+        <w:tc>
+          <w:tcPr>
+            <w:tcW w:w="920" w:type="dxa"/>
+          </w:tcPr>
+          <w:p>
+            <w:pPr>
+              <w:pStyle w:val="Compact"/>
+              <w:jc w:val="left"/>
+            </w:pPr>
+            <w:r>
+              <w:t xml:space="preserve">Day 90 (Fri 1/15)</w:t>
+            </w:r>
+          </w:p>
+        </w:tc>
+        <w:tc>
+          <w:tcPr>
+            <w:tcW w:w="5354" w:type="dxa"/>
+          </w:tcPr>
+          <w:p>
+            <w:pPr>
+              <w:pStyle w:val="Compact"/>
+              <w:jc w:val="left"/>
+            </w:pPr>
+            <w:r>
+              <w:t xml:space="preserve">The day-60 checks again. AR-20 matches the hire's e2open project role. Test copies, extracts and sandbox tables that are no longer needed are gone.</w:t>
+            </w:r>
+          </w:p>
+        </w:tc>
+        <w:tc>
+          <w:tcPr>
+            <w:tcW w:w="3085" w:type="dxa"/>
+          </w:tcPr>
+          <w:p>
+            <w:pPr>
+              <w:pStyle w:val="Compact"/>
+              <w:jc w:val="left"/>
+            </w:pPr>
+            <w:r>
+              <w:t xml:space="preserve">Remove what is no longer needed; agree access for days 91-180</w:t>
             </w:r>
           </w:p>
         </w:tc>
       </w:tr>
     </w:tbl>
-    <w:p>
-      <w:pPr>
-        <w:pStyle w:val="BodyText"/>
-      </w:pPr>
-      <w:r>
-        <w:t xml:space="preserve">Copy-paste escalation note:</w:t>
-      </w:r>
-    </w:p>
-    <w:p>
-      <w:pPr>
-        <w:pStyle w:val="BlockText"/>
-      </w:pPr>
-      <w:r>
-        <w:t xml:space="preserve">Subject: Access for new BSA - [system] not provisioned (ticket [number])</w:t>
-      </w:r>
-    </w:p>
-    <w:p>
-      <w:pPr>
-        <w:pStyle w:val="BlockText"/>
-      </w:pPr>
-      <w:r>
-        <w:t xml:space="preserve">[New hire] started on Mon 10/19 as a Business Systems Analyst. Ticket [number], raised on [date] for [system and access level], is still [status]. It is needed for [activity] on [date]; without it, [impact].</w:t>
-      </w:r>
-    </w:p>
-    <w:p>
-      <w:pPr>
-        <w:pStyle w:val="BlockText"/>
-      </w:pPr>
-      <w:r>
-        <w:t xml:space="preserve">Can you confirm a provisioning date by [time today]? The business approval from the BSA Manager is on the ticket.</w:t>
-      </w:r>
-    </w:p>
-    <w:bookmarkEnd w:id="24"/>
-    <w:bookmarkStart w:id="25" w:name="X28a7f75b47460a69bab69621229241e2cdc8910"/>
+    <w:bookmarkEnd w:id="25"/>
+    <w:bookmarkStart w:id="26" w:name="escalation"/>
     <w:p>
       <w:pPr>
         <w:pStyle w:val="Heading2"/>
       </w:pPr>
       <w:r>
-        <w:t xml:space="preserve">Fallback plan for Week 1 if access is late</w:t>
-      </w:r>
-    </w:p>
-    <w:p>
-      <w:pPr>
-        <w:pStyle w:val="FirstParagraph"/>
-      </w:pPr>
-      <w:r>
-        <w:t xml:space="preserve">The training does not stop for missing access. Each gap below has a substitute that keeps the block's output the same.</w:t>
+        <w:t xml:space="preserve">Escalation</w:t>
       </w:r>
     </w:p>
     <w:tbl>
@@ -4537,9 +5153,9 @@
         <w:tblLayout w:type="fixed"/>
       </w:tblPr>
       <w:tblGrid>
-        <w:gridCol w:w="2360"/>
-        <w:gridCol w:w="5794"/>
-        <w:gridCol w:w="1205"/>
+        <w:gridCol w:w="1888"/>
+        <w:gridCol w:w="2823"/>
+        <w:gridCol w:w="4648"/>
       </w:tblGrid>
       <w:tr>
         <w:trPr>
@@ -4547,454 +5163,360 @@
         </w:trPr>
         <w:tc>
           <w:tcPr>
-            <w:tcW w:w="2360" w:type="dxa"/>
-          </w:tcPr>
-          <w:p>
-            <w:pPr>
-              <w:pStyle w:val="Compact"/>
-              <w:jc w:val="left"/>
-            </w:pPr>
-            <w:r>
-              <w:t xml:space="preserve">If this is missing</w:t>
-            </w:r>
-          </w:p>
-        </w:tc>
-        <w:tc>
-          <w:tcPr>
-            <w:tcW w:w="5794" w:type="dxa"/>
-          </w:tcPr>
-          <w:p>
-            <w:pPr>
-              <w:pStyle w:val="Compact"/>
-              <w:jc w:val="left"/>
-            </w:pPr>
-            <w:r>
-              <w:t xml:space="preserve">Do this instead</w:t>
-            </w:r>
-          </w:p>
-        </w:tc>
-        <w:tc>
-          <w:tcPr>
-            <w:tcW w:w="1205" w:type="dxa"/>
-          </w:tcPr>
-          <w:p>
-            <w:pPr>
-              <w:pStyle w:val="Compact"/>
-              <w:jc w:val="left"/>
-            </w:pPr>
-            <w:r>
-              <w:t xml:space="preserve">Who arranges it</w:t>
-            </w:r>
-          </w:p>
-        </w:tc>
-      </w:tr>
-      <w:tr>
-        <w:tc>
-          <w:tcPr>
-            <w:tcW w:w="2360" w:type="dxa"/>
-          </w:tcPr>
-          <w:p>
-            <w:pPr>
-              <w:pStyle w:val="Compact"/>
-              <w:jc w:val="left"/>
-            </w:pPr>
-            <w:r>
-              <w:t xml:space="preserve">Laptop, network or sign-in (AR-01)</w:t>
-            </w:r>
-          </w:p>
-        </w:tc>
-        <w:tc>
-          <w:tcPr>
-            <w:tcW w:w="5794" w:type="dxa"/>
-          </w:tcPr>
-          <w:p>
-            <w:pPr>
-              <w:pStyle w:val="Compact"/>
-              <w:jc w:val="left"/>
-            </w:pPr>
-            <w:r>
-              <w:t xml:space="preserve">Work from the printed backup pack (Week 1 schedule, US sections of the customs primer, time management). Attend every Manager and Senior session in a meeting room on the trainer's screen. Take paper notes and type them into OneNote later. Do the shadow sessions as planned</w:t>
-            </w:r>
-          </w:p>
-        </w:tc>
-        <w:tc>
-          <w:tcPr>
-            <w:tcW w:w="1205" w:type="dxa"/>
-          </w:tcPr>
-          <w:p>
-            <w:pPr>
-              <w:pStyle w:val="Compact"/>
-              <w:jc w:val="left"/>
-            </w:pPr>
-            <w:r>
-              <w:t xml:space="preserve">Manager prints the pack on Fri 10/16</w:t>
-            </w:r>
-          </w:p>
-        </w:tc>
-      </w:tr>
-      <w:tr>
-        <w:tc>
-          <w:tcPr>
-            <w:tcW w:w="2360" w:type="dxa"/>
-          </w:tcPr>
-          <w:p>
-            <w:pPr>
-              <w:pStyle w:val="Compact"/>
-              <w:jc w:val="left"/>
-            </w:pPr>
-            <w:r>
-              <w:t xml:space="preserve">OneNote (AR-02)</w:t>
-            </w:r>
-          </w:p>
-        </w:tc>
-        <w:tc>
-          <w:tcPr>
-            <w:tcW w:w="5794" w:type="dxa"/>
-          </w:tcPr>
-          <w:p>
-            <w:pPr>
-              <w:pStyle w:val="Compact"/>
-              <w:jc w:val="left"/>
-            </w:pPr>
-            <w:r>
-              <w:t xml:space="preserve">Read the Word versions in the onboarding folder (BSA-Onboarding-Handbook.docx, or the single-page files in its docs folder). Keep notes and the question log in one Word file, then paste it in when OneNote is live</w:t>
-            </w:r>
-          </w:p>
-        </w:tc>
-        <w:tc>
-          <w:tcPr>
-            <w:tcW w:w="1205" w:type="dxa"/>
-          </w:tcPr>
-          <w:p>
-            <w:pPr>
-              <w:pStyle w:val="Compact"/>
-              <w:jc w:val="left"/>
-            </w:pPr>
-            <w:r>
-              <w:t xml:space="preserve">Manager</w:t>
-            </w:r>
-          </w:p>
-        </w:tc>
-      </w:tr>
-      <w:tr>
-        <w:tc>
-          <w:tcPr>
-            <w:tcW w:w="2360" w:type="dxa"/>
-          </w:tcPr>
-          <w:p>
-            <w:pPr>
-              <w:pStyle w:val="Compact"/>
-              <w:jc w:val="left"/>
-            </w:pPr>
-            <w:r>
-              <w:t xml:space="preserve">Jira or Planner (AR-03, AR-04)</w:t>
-            </w:r>
-          </w:p>
-        </w:tc>
-        <w:tc>
-          <w:tcPr>
-            <w:tcW w:w="5794" w:type="dxa"/>
-          </w:tcPr>
-          <w:p>
-            <w:pPr>
-              <w:pStyle w:val="Compact"/>
-              <w:jc w:val="left"/>
-            </w:pPr>
-            <w:r>
-              <w:t xml:space="preserve">Run the Wed 10/21 session on the Manager's screen. Keep the intake practice and weekly plan in the templates from</w:t>
-            </w:r>
-            <w:r>
-              <w:t xml:space="preserve"> </w:t>
+            <w:tcW w:w="1888" w:type="dxa"/>
+          </w:tcPr>
+          <w:p>
+            <w:pPr>
+              <w:pStyle w:val="Compact"/>
+              <w:jc w:val="left"/>
+            </w:pPr>
+            <w:r>
+              <w:t xml:space="preserve">When</w:t>
+            </w:r>
+          </w:p>
+        </w:tc>
+        <w:tc>
+          <w:tcPr>
+            <w:tcW w:w="2823" w:type="dxa"/>
+          </w:tcPr>
+          <w:p>
+            <w:pPr>
+              <w:pStyle w:val="Compact"/>
+              <w:jc w:val="left"/>
+            </w:pPr>
+            <w:r>
+              <w:t xml:space="preserve">Check</w:t>
+            </w:r>
+          </w:p>
+        </w:tc>
+        <w:tc>
+          <w:tcPr>
+            <w:tcW w:w="4648" w:type="dxa"/>
+          </w:tcPr>
+          <w:p>
+            <w:pPr>
+              <w:pStyle w:val="Compact"/>
+              <w:jc w:val="left"/>
+            </w:pPr>
+            <w:r>
+              <w:t xml:space="preserve">Action</w:t>
+            </w:r>
+          </w:p>
+        </w:tc>
+      </w:tr>
+      <w:tr>
+        <w:tc>
+          <w:tcPr>
+            <w:tcW w:w="1888" w:type="dxa"/>
+          </w:tcPr>
+          <w:p>
+            <w:pPr>
+              <w:pStyle w:val="Compact"/>
+              <w:jc w:val="left"/>
+            </w:pPr>
+            <w:r>
+              <w:t xml:space="preserve">Wed 10/14</w:t>
+            </w:r>
+          </w:p>
+        </w:tc>
+        <w:tc>
+          <w:tcPr>
+            <w:tcW w:w="2823" w:type="dxa"/>
+          </w:tcPr>
+          <w:p>
+            <w:pPr>
+              <w:pStyle w:val="Compact"/>
+              <w:jc w:val="left"/>
+            </w:pPr>
+            <w:r>
+              <w:t xml:space="preserve">Every Day-1 and Week-1 item has a ticket that is moving</w:t>
+            </w:r>
+          </w:p>
+        </w:tc>
+        <w:tc>
+          <w:tcPr>
+            <w:tcW w:w="4648" w:type="dxa"/>
+          </w:tcPr>
+          <w:p>
+            <w:pPr>
+              <w:pStyle w:val="Compact"/>
+              <w:jc w:val="left"/>
+            </w:pPr>
+            <w:r>
+              <w:t xml:space="preserve">Chase any ticket with no update through [COMPANY: IT service desk]</w:t>
+            </w:r>
+          </w:p>
+        </w:tc>
+      </w:tr>
+      <w:tr>
+        <w:tc>
+          <w:tcPr>
+            <w:tcW w:w="1888" w:type="dxa"/>
+          </w:tcPr>
+          <w:p>
+            <w:pPr>
+              <w:pStyle w:val="Compact"/>
+              <w:jc w:val="left"/>
+            </w:pPr>
+            <w:r>
+              <w:t xml:space="preserve">Fri 10/16 12:00</w:t>
+            </w:r>
+          </w:p>
+        </w:tc>
+        <w:tc>
+          <w:tcPr>
+            <w:tcW w:w="2823" w:type="dxa"/>
+          </w:tcPr>
+          <w:p>
+            <w:pPr>
+              <w:pStyle w:val="Compact"/>
+              <w:jc w:val="left"/>
+            </w:pPr>
+            <w:r>
+              <w:t xml:space="preserve">AR-01 to AR-04, AR-10, AR-14 (onboarding folder), AR-21 provisioned</w:t>
+            </w:r>
+          </w:p>
+        </w:tc>
+        <w:tc>
+          <w:tcPr>
+            <w:tcW w:w="4648" w:type="dxa"/>
+          </w:tcPr>
+          <w:p>
+            <w:pPr>
+              <w:pStyle w:val="Compact"/>
+              <w:jc w:val="left"/>
+            </w:pPr>
+            <w:r>
+              <w:t xml:space="preserve">Escalate anything missing to [COMPANY: IT service desk lead], giving the start date and what breaks without it</w:t>
+            </w:r>
+          </w:p>
+        </w:tc>
+      </w:tr>
+      <w:tr>
+        <w:tc>
+          <w:tcPr>
+            <w:tcW w:w="1888" w:type="dxa"/>
+          </w:tcPr>
+          <w:p>
+            <w:pPr>
+              <w:pStyle w:val="Compact"/>
+              <w:jc w:val="left"/>
+            </w:pPr>
+            <w:r>
+              <w:t xml:space="preserve">Mon 10/19 15:00</w:t>
+            </w:r>
+          </w:p>
+        </w:tc>
+        <w:tc>
+          <w:tcPr>
+            <w:tcW w:w="2823" w:type="dxa"/>
+          </w:tcPr>
+          <w:p>
+            <w:pPr>
+              <w:pStyle w:val="Compact"/>
+              <w:jc w:val="left"/>
+            </w:pPr>
+            <w:r>
+              <w:t xml:space="preserve">The hires' Day-1 access check (schedule block 14:15-15:00)</w:t>
+            </w:r>
+          </w:p>
+        </w:tc>
+        <w:tc>
+          <w:tcPr>
+            <w:tcW w:w="4648" w:type="dxa"/>
+          </w:tcPr>
+          <w:p>
+            <w:pPr>
+              <w:pStyle w:val="Compact"/>
+              <w:jc w:val="left"/>
+            </w:pPr>
+            <w:r>
+              <w:t xml:space="preserve">The Manager escalates every gap that same afternoon and starts the fallback plan below</w:t>
+            </w:r>
+          </w:p>
+        </w:tc>
+      </w:tr>
+      <w:tr>
+        <w:tc>
+          <w:tcPr>
+            <w:tcW w:w="1888" w:type="dxa"/>
+          </w:tcPr>
+          <w:p>
+            <w:pPr>
+              <w:pStyle w:val="Compact"/>
+              <w:jc w:val="left"/>
+            </w:pPr>
+            <w:r>
+              <w:t xml:space="preserve">Needed-by date missed for AR-05 Oracle or AR-06 AS400</w:t>
+            </w:r>
+          </w:p>
+        </w:tc>
+        <w:tc>
+          <w:tcPr>
+            <w:tcW w:w="2823" w:type="dxa"/>
+          </w:tcPr>
+          <w:p>
+            <w:pPr>
+              <w:pStyle w:val="Compact"/>
+              <w:jc w:val="left"/>
+            </w:pPr>
+            <w:r>
+              <w:t xml:space="preserve">Is there a firm provisioning date?</w:t>
+            </w:r>
+          </w:p>
+        </w:tc>
+        <w:tc>
+          <w:tcPr>
+            <w:tcW w:w="4648" w:type="dxa"/>
+          </w:tcPr>
+          <w:p>
+            <w:pPr>
+              <w:pStyle w:val="Compact"/>
+              <w:jc w:val="left"/>
+            </w:pPr>
+            <w:r>
+              <w:t xml:space="preserve">Escalate the same day to the system owner and [COMPANY: IT manager]. These two drive the day-30 goals</w:t>
+            </w:r>
+          </w:p>
+        </w:tc>
+      </w:tr>
+      <w:tr>
+        <w:tc>
+          <w:tcPr>
+            <w:tcW w:w="1888" w:type="dxa"/>
+          </w:tcPr>
+          <w:p>
+            <w:pPr>
+              <w:pStyle w:val="Compact"/>
+              <w:jc w:val="left"/>
+            </w:pPr>
+            <w:r>
+              <w:t xml:space="preserve">Still missing on Fri 10/30</w:t>
+            </w:r>
+          </w:p>
+        </w:tc>
+        <w:tc>
+          <w:tcPr>
+            <w:tcW w:w="2823" w:type="dxa"/>
+          </w:tcPr>
+          <w:p>
+            <w:pPr>
+              <w:pStyle w:val="Compact"/>
+              <w:jc w:val="left"/>
+            </w:pPr>
+            <w:r>
+              <w:t xml:space="preserve">Any item due by W2</w:t>
+            </w:r>
+          </w:p>
+        </w:tc>
+        <w:tc>
+          <w:tcPr>
+            <w:tcW w:w="4648" w:type="dxa"/>
+          </w:tcPr>
+          <w:p>
+            <w:pPr>
+              <w:pStyle w:val="Compact"/>
+              <w:jc w:val="left"/>
+            </w:pPr>
+            <w:r>
+              <w:t xml:space="preserve">Escalate to [COMPANY: Manager's manager or IT director] and note the risk in both hires' day-30 scorecards (</w:t>
             </w:r>
             <w:r>
               <w:rPr>
                 <w:rStyle w:val="VerbatimChar"/>
               </w:rPr>
-              <w:t xml:space="preserve">docs/05-time-management.md</w:t>
-            </w:r>
-            <w:r>
-              <w:t xml:space="preserve"> </w:t>
-            </w:r>
-            <w:r>
-              <w:t xml:space="preserve">in Word or Excel; enter them into Jira and Planner on the day access arrives</w:t>
-            </w:r>
-          </w:p>
-        </w:tc>
-        <w:tc>
-          <w:tcPr>
-            <w:tcW w:w="1205" w:type="dxa"/>
-          </w:tcPr>
-          <w:p>
-            <w:pPr>
-              <w:pStyle w:val="Compact"/>
-              <w:jc w:val="left"/>
-            </w:pPr>
-            <w:r>
-              <w:t xml:space="preserve">Manager</w:t>
-            </w:r>
-          </w:p>
-        </w:tc>
-      </w:tr>
-      <w:tr>
-        <w:tc>
-          <w:tcPr>
-            <w:tcW w:w="2360" w:type="dxa"/>
-          </w:tcPr>
-          <w:p>
-            <w:pPr>
-              <w:pStyle w:val="Compact"/>
-              <w:jc w:val="left"/>
-            </w:pPr>
-            <w:r>
-              <w:t xml:space="preserve">Oracle (AR-05)</w:t>
-            </w:r>
-          </w:p>
-        </w:tc>
-        <w:tc>
-          <w:tcPr>
-            <w:tcW w:w="5794" w:type="dxa"/>
-          </w:tcPr>
-          <w:p>
-            <w:pPr>
-              <w:pStyle w:val="Compact"/>
-              <w:jc w:val="left"/>
-            </w:pPr>
-            <w:r>
-              <w:t xml:space="preserve">Hire B uses the sanitized standard cost extract and the PPV example instead of live inquiry. Log the questions that need live data</w:t>
-            </w:r>
-          </w:p>
-        </w:tc>
-        <w:tc>
-          <w:tcPr>
-            <w:tcW w:w="1205" w:type="dxa"/>
-          </w:tcPr>
-          <w:p>
-            <w:pPr>
-              <w:pStyle w:val="Compact"/>
-              <w:jc w:val="left"/>
-            </w:pPr>
-            <w:r>
-              <w:t xml:space="preserve">Manager provides the extracts before Day 1</w:t>
-            </w:r>
-          </w:p>
-        </w:tc>
-      </w:tr>
-      <w:tr>
-        <w:tc>
-          <w:tcPr>
-            <w:tcW w:w="2360" w:type="dxa"/>
-          </w:tcPr>
-          <w:p>
-            <w:pPr>
-              <w:pStyle w:val="Compact"/>
-              <w:jc w:val="left"/>
-            </w:pPr>
-            <w:r>
-              <w:t xml:space="preserve">AS400 (AR-06)</w:t>
-            </w:r>
-          </w:p>
-        </w:tc>
-        <w:tc>
-          <w:tcPr>
-            <w:tcW w:w="5794" w:type="dxa"/>
-          </w:tcPr>
-          <w:p>
-            <w:pPr>
-              <w:pStyle w:val="Compact"/>
-              <w:jc w:val="left"/>
-            </w:pPr>
-            <w:r>
-              <w:t xml:space="preserve">The Tue 10/27 data-flow walkthrough runs on the Manager's screen, and the sanitized AS400 item extract is used for the mini data map</w:t>
-            </w:r>
-          </w:p>
-        </w:tc>
-        <w:tc>
-          <w:tcPr>
-            <w:tcW w:w="1205" w:type="dxa"/>
-          </w:tcPr>
-          <w:p>
-            <w:pPr>
-              <w:pStyle w:val="Compact"/>
-              <w:jc w:val="left"/>
-            </w:pPr>
-            <w:r>
-              <w:t xml:space="preserve">Manager</w:t>
-            </w:r>
-          </w:p>
-        </w:tc>
-      </w:tr>
-      <w:tr>
-        <w:tc>
-          <w:tcPr>
-            <w:tcW w:w="2360" w:type="dxa"/>
-          </w:tcPr>
-          <w:p>
-            <w:pPr>
-              <w:pStyle w:val="Compact"/>
-              <w:jc w:val="left"/>
-            </w:pPr>
-            <w:r>
-              <w:t xml:space="preserve">SQL Server, data warehouse, Power BI (AR-07 to AR-09)</w:t>
-            </w:r>
-          </w:p>
-        </w:tc>
-        <w:tc>
-          <w:tcPr>
-            <w:tcW w:w="5794" w:type="dxa"/>
-          </w:tcPr>
-          <w:p>
-            <w:pPr>
-              <w:pStyle w:val="Compact"/>
-              <w:jc w:val="left"/>
-            </w:pPr>
-            <w:r>
-              <w:t xml:space="preserve">Not needed for W1-W2 exercises. Practice data is in Practice-Data.xlsx (and the CSV files in its practice-data folder) in the onboarding folder and runs in Excel and Power Query. The Senior gives the Thu 10/22 data tour on their own screen</w:t>
-            </w:r>
-          </w:p>
-        </w:tc>
-        <w:tc>
-          <w:tcPr>
-            <w:tcW w:w="1205" w:type="dxa"/>
-          </w:tcPr>
-          <w:p>
-            <w:pPr>
-              <w:pStyle w:val="Compact"/>
-              <w:jc w:val="left"/>
-            </w:pPr>
-            <w:r>
-              <w:t xml:space="preserve">Senior</w:t>
-            </w:r>
-          </w:p>
-        </w:tc>
-      </w:tr>
-      <w:tr>
-        <w:tc>
-          <w:tcPr>
-            <w:tcW w:w="2360" w:type="dxa"/>
-          </w:tcPr>
-          <w:p>
-            <w:pPr>
-              <w:pStyle w:val="Compact"/>
-              <w:jc w:val="left"/>
-            </w:pPr>
-            <w:r>
-              <w:t xml:space="preserve">Python (AR-11)</w:t>
-            </w:r>
-          </w:p>
-        </w:tc>
-        <w:tc>
-          <w:tcPr>
-            <w:tcW w:w="5794" w:type="dxa"/>
-          </w:tcPr>
-          <w:p>
-            <w:pPr>
-              <w:pStyle w:val="Compact"/>
-              <w:jc w:val="left"/>
-            </w:pPr>
-            <w:r>
-              <w:t xml:space="preserve">Not needed in W1-W2; the practice data is pre-built</w:t>
-            </w:r>
-          </w:p>
-        </w:tc>
-        <w:tc>
-          <w:tcPr>
-            <w:tcW w:w="1205" w:type="dxa"/>
-          </w:tcPr>
-          <w:p>
-            <w:pPr>
-              <w:pStyle w:val="Compact"/>
-              <w:jc w:val="left"/>
-            </w:pPr>
-            <w:r>
-              <w:t xml:space="preserve">None</w:t>
-            </w:r>
-          </w:p>
-        </w:tc>
-      </w:tr>
-      <w:tr>
-        <w:tc>
-          <w:tcPr>
-            <w:tcW w:w="2360" w:type="dxa"/>
-          </w:tcPr>
-          <w:p>
-            <w:pPr>
-              <w:pStyle w:val="Compact"/>
-              <w:jc w:val="left"/>
-            </w:pPr>
-            <w:r>
-              <w:t xml:space="preserve">Access runtime, Power Platform, tool folders, code repository (AR-12 to AR-15)</w:t>
-            </w:r>
-          </w:p>
-        </w:tc>
-        <w:tc>
-          <w:tcPr>
-            <w:tcW w:w="5794" w:type="dxa"/>
-          </w:tcPr>
-          <w:p>
-            <w:pPr>
-              <w:pStyle w:val="Compact"/>
-              <w:jc w:val="left"/>
-            </w:pPr>
-            <w:r>
-              <w:t xml:space="preserve">During the Thu 10/29 inventory, fill in what you can from the knowledge holder's screen-share and the Manager's list, and mark the other fields "pending access"</w:t>
-            </w:r>
-          </w:p>
-        </w:tc>
-        <w:tc>
-          <w:tcPr>
-            <w:tcW w:w="1205" w:type="dxa"/>
-          </w:tcPr>
-          <w:p>
-            <w:pPr>
-              <w:pStyle w:val="Compact"/>
-              <w:jc w:val="left"/>
-            </w:pPr>
-            <w:r>
-              <w:t xml:space="preserve">Manager</w:t>
-            </w:r>
-          </w:p>
-        </w:tc>
-      </w:tr>
-      <w:tr>
-        <w:tc>
-          <w:tcPr>
-            <w:tcW w:w="2360" w:type="dxa"/>
-          </w:tcPr>
-          <w:p>
-            <w:pPr>
-              <w:pStyle w:val="Compact"/>
-              <w:jc w:val="left"/>
-            </w:pPr>
-            <w:r>
-              <w:t xml:space="preserve">Anki (AR-21)</w:t>
-            </w:r>
-          </w:p>
-        </w:tc>
-        <w:tc>
-          <w:tcPr>
-            <w:tcW w:w="5794" w:type="dxa"/>
-          </w:tcPr>
-          <w:p>
-            <w:pPr>
-              <w:pStyle w:val="Compact"/>
-              <w:jc w:val="left"/>
-            </w:pPr>
-            <w:r>
-              <w:t xml:space="preserve">Open BSA-Onboarding-cards.csv from the onboarding folder in Excel, hide the answer column, and self-quiz for 15 minutes. Draft new cards in the same layout. Do not use a personal AnkiWeb account</w:t>
-            </w:r>
-          </w:p>
-        </w:tc>
-        <w:tc>
-          <w:tcPr>
-            <w:tcW w:w="1205" w:type="dxa"/>
-          </w:tcPr>
-          <w:p>
-            <w:pPr>
-              <w:pStyle w:val="Compact"/>
-              <w:jc w:val="left"/>
-            </w:pPr>
-            <w:r>
-              <w:t xml:space="preserve">Hires</w:t>
+              <w:t xml:space="preserve">docs/03-check-ins-and-scorecards.md</w:t>
+            </w:r>
+            <w:r>
+              <w:t xml:space="preserve">)</w:t>
+            </w:r>
+          </w:p>
+        </w:tc>
+      </w:tr>
+      <w:tr>
+        <w:tc>
+          <w:tcPr>
+            <w:tcW w:w="1888" w:type="dxa"/>
+          </w:tcPr>
+          <w:p>
+            <w:pPr>
+              <w:pStyle w:val="Compact"/>
+              <w:jc w:val="left"/>
+            </w:pPr>
+            <w:r>
+              <w:t xml:space="preserve">Before each hire's first EBS query (Mon 11/2 at the latest)</w:t>
+            </w:r>
+          </w:p>
+        </w:tc>
+        <w:tc>
+          <w:tcPr>
+            <w:tcW w:w="2823" w:type="dxa"/>
+          </w:tcPr>
+          <w:p>
+            <w:pPr>
+              <w:pStyle w:val="Compact"/>
+              <w:jc w:val="left"/>
+            </w:pPr>
+            <w:r>
+              <w:t xml:space="preserve">[COMPANY: ERP security] has confirmed that the AR-23 account is read-only</w:t>
+            </w:r>
+          </w:p>
+        </w:tc>
+        <w:tc>
+          <w:tcPr>
+            <w:tcW w:w="4648" w:type="dxa"/>
+          </w:tcPr>
+          <w:p>
+            <w:pPr>
+              <w:pStyle w:val="Compact"/>
+              <w:jc w:val="left"/>
+            </w:pPr>
+            <w:r>
+              <w:t xml:space="preserve">No confirmation, no EBS queries: the hire works from the team database's copy of EBS data, and the Manager escalates to the ERP security owner the same day</w:t>
+            </w:r>
+          </w:p>
+        </w:tc>
+      </w:tr>
+      <w:tr>
+        <w:tc>
+          <w:tcPr>
+            <w:tcW w:w="1888" w:type="dxa"/>
+          </w:tcPr>
+          <w:p>
+            <w:pPr>
+              <w:pStyle w:val="Compact"/>
+              <w:jc w:val="left"/>
+            </w:pPr>
+            <w:r>
+              <w:t xml:space="preserve">Mon 11/16 (W5)</w:t>
+            </w:r>
+          </w:p>
+        </w:tc>
+        <w:tc>
+          <w:tcPr>
+            <w:tcW w:w="2823" w:type="dxa"/>
+          </w:tcPr>
+          <w:p>
+            <w:pPr>
+              <w:pStyle w:val="Compact"/>
+              <w:jc w:val="left"/>
+            </w:pPr>
+            <w:r>
+              <w:t xml:space="preserve">AR-24 is provisioned for the W6 server lab</w:t>
+            </w:r>
+          </w:p>
+        </w:tc>
+        <w:tc>
+          <w:tcPr>
+            <w:tcW w:w="4648" w:type="dxa"/>
+          </w:tcPr>
+          <w:p>
+            <w:pPr>
+              <w:pStyle w:val="Compact"/>
+              <w:jc w:val="left"/>
+            </w:pPr>
+            <w:r>
+              <w:t xml:space="preserve">Escalate to [COMPANY: IT server owner]; if it is still missing in W6, the tour runs on the escort's screen</w:t>
             </w:r>
           </w:p>
         </w:tc>
@@ -5005,6 +5527,619 @@
         <w:pStyle w:val="BodyText"/>
       </w:pPr>
       <w:r>
+        <w:t xml:space="preserve">Copy-paste escalation note:</w:t>
+      </w:r>
+    </w:p>
+    <w:p>
+      <w:pPr>
+        <w:pStyle w:val="BlockText"/>
+      </w:pPr>
+      <w:r>
+        <w:t xml:space="preserve">Subject: Access for new BSA - [system] not provisioned (ticket [number])</w:t>
+      </w:r>
+    </w:p>
+    <w:p>
+      <w:pPr>
+        <w:pStyle w:val="BlockText"/>
+      </w:pPr>
+      <w:r>
+        <w:t xml:space="preserve">[New hire] started on Mon 10/19 as a Business Systems Analyst. Ticket [number], raised on [date] for [system and access level], is still [status]. It is needed for [activity] on [date]; without it, [impact].</w:t>
+      </w:r>
+    </w:p>
+    <w:p>
+      <w:pPr>
+        <w:pStyle w:val="BlockText"/>
+      </w:pPr>
+      <w:r>
+        <w:t xml:space="preserve">Can you confirm a provisioning date by [time today]? The business approval from the BSA Manager is on the ticket.</w:t>
+      </w:r>
+    </w:p>
+    <w:bookmarkEnd w:id="26"/>
+    <w:bookmarkStart w:id="27" w:name="X28a7f75b47460a69bab69621229241e2cdc8910"/>
+    <w:p>
+      <w:pPr>
+        <w:pStyle w:val="Heading2"/>
+      </w:pPr>
+      <w:r>
+        <w:t xml:space="preserve">Fallback plan for Week 1 if access is late</w:t>
+      </w:r>
+    </w:p>
+    <w:p>
+      <w:pPr>
+        <w:pStyle w:val="FirstParagraph"/>
+      </w:pPr>
+      <w:r>
+        <w:t xml:space="preserve">The training does not stop for missing access. Each gap below has a substitute that keeps the block's output the same.</w:t>
+      </w:r>
+    </w:p>
+    <w:tbl>
+      <w:tblPr>
+        <w:tblStyle w:val="Table"/>
+        <w:tblW w:type="dxa" w:w="9360"/>
+        <w:tblLook w:firstRow="1" w:lastRow="0" w:firstColumn="0" w:lastColumn="0" w:noHBand="0" w:noVBand="0" w:val="0020"/>
+        <w:jc w:val="start"/>
+        <w:tblLayout w:type="fixed"/>
+      </w:tblPr>
+      <w:tblGrid>
+        <w:gridCol w:w="2274"/>
+        <w:gridCol w:w="5881"/>
+        <w:gridCol w:w="1204"/>
+      </w:tblGrid>
+      <w:tr>
+        <w:trPr>
+          <w:tblHeader w:val="true"/>
+        </w:trPr>
+        <w:tc>
+          <w:tcPr>
+            <w:tcW w:w="2274" w:type="dxa"/>
+          </w:tcPr>
+          <w:p>
+            <w:pPr>
+              <w:pStyle w:val="Compact"/>
+              <w:jc w:val="left"/>
+            </w:pPr>
+            <w:r>
+              <w:t xml:space="preserve">If this is missing</w:t>
+            </w:r>
+          </w:p>
+        </w:tc>
+        <w:tc>
+          <w:tcPr>
+            <w:tcW w:w="5881" w:type="dxa"/>
+          </w:tcPr>
+          <w:p>
+            <w:pPr>
+              <w:pStyle w:val="Compact"/>
+              <w:jc w:val="left"/>
+            </w:pPr>
+            <w:r>
+              <w:t xml:space="preserve">Do this instead</w:t>
+            </w:r>
+          </w:p>
+        </w:tc>
+        <w:tc>
+          <w:tcPr>
+            <w:tcW w:w="1204" w:type="dxa"/>
+          </w:tcPr>
+          <w:p>
+            <w:pPr>
+              <w:pStyle w:val="Compact"/>
+              <w:jc w:val="left"/>
+            </w:pPr>
+            <w:r>
+              <w:t xml:space="preserve">Who arranges it</w:t>
+            </w:r>
+          </w:p>
+        </w:tc>
+      </w:tr>
+      <w:tr>
+        <w:tc>
+          <w:tcPr>
+            <w:tcW w:w="2274" w:type="dxa"/>
+          </w:tcPr>
+          <w:p>
+            <w:pPr>
+              <w:pStyle w:val="Compact"/>
+              <w:jc w:val="left"/>
+            </w:pPr>
+            <w:r>
+              <w:t xml:space="preserve">Laptop, network or sign-in (AR-01)</w:t>
+            </w:r>
+          </w:p>
+        </w:tc>
+        <w:tc>
+          <w:tcPr>
+            <w:tcW w:w="5881" w:type="dxa"/>
+          </w:tcPr>
+          <w:p>
+            <w:pPr>
+              <w:pStyle w:val="Compact"/>
+              <w:jc w:val="left"/>
+            </w:pPr>
+            <w:r>
+              <w:t xml:space="preserve">Work from the printed backup pack (Week 1 schedule, US sections of the customs primer, time management). Attend every Manager and Senior session in a meeting room on the trainer's screen. Take paper notes and type them into OneNote later. Do the shadow sessions as planned</w:t>
+            </w:r>
+          </w:p>
+        </w:tc>
+        <w:tc>
+          <w:tcPr>
+            <w:tcW w:w="1204" w:type="dxa"/>
+          </w:tcPr>
+          <w:p>
+            <w:pPr>
+              <w:pStyle w:val="Compact"/>
+              <w:jc w:val="left"/>
+            </w:pPr>
+            <w:r>
+              <w:t xml:space="preserve">Manager prints the pack on Fri 10/16</w:t>
+            </w:r>
+          </w:p>
+        </w:tc>
+      </w:tr>
+      <w:tr>
+        <w:tc>
+          <w:tcPr>
+            <w:tcW w:w="2274" w:type="dxa"/>
+          </w:tcPr>
+          <w:p>
+            <w:pPr>
+              <w:pStyle w:val="Compact"/>
+              <w:jc w:val="left"/>
+            </w:pPr>
+            <w:r>
+              <w:t xml:space="preserve">OneNote (AR-02)</w:t>
+            </w:r>
+          </w:p>
+        </w:tc>
+        <w:tc>
+          <w:tcPr>
+            <w:tcW w:w="5881" w:type="dxa"/>
+          </w:tcPr>
+          <w:p>
+            <w:pPr>
+              <w:pStyle w:val="Compact"/>
+              <w:jc w:val="left"/>
+            </w:pPr>
+            <w:r>
+              <w:t xml:space="preserve">Read the Word versions in the onboarding folder (BSA-Onboarding-Handbook.docx, or the single-page files in its docs folder). Keep notes and the question log in one Word file, then paste it in when OneNote is live</w:t>
+            </w:r>
+          </w:p>
+        </w:tc>
+        <w:tc>
+          <w:tcPr>
+            <w:tcW w:w="1204" w:type="dxa"/>
+          </w:tcPr>
+          <w:p>
+            <w:pPr>
+              <w:pStyle w:val="Compact"/>
+              <w:jc w:val="left"/>
+            </w:pPr>
+            <w:r>
+              <w:t xml:space="preserve">Manager</w:t>
+            </w:r>
+          </w:p>
+        </w:tc>
+      </w:tr>
+      <w:tr>
+        <w:tc>
+          <w:tcPr>
+            <w:tcW w:w="2274" w:type="dxa"/>
+          </w:tcPr>
+          <w:p>
+            <w:pPr>
+              <w:pStyle w:val="Compact"/>
+              <w:jc w:val="left"/>
+            </w:pPr>
+            <w:r>
+              <w:t xml:space="preserve">Jira or Planner (AR-03, AR-04)</w:t>
+            </w:r>
+          </w:p>
+        </w:tc>
+        <w:tc>
+          <w:tcPr>
+            <w:tcW w:w="5881" w:type="dxa"/>
+          </w:tcPr>
+          <w:p>
+            <w:pPr>
+              <w:pStyle w:val="Compact"/>
+              <w:jc w:val="left"/>
+            </w:pPr>
+            <w:r>
+              <w:t xml:space="preserve">Run the Wed 10/21 session on the Manager's screen. Keep the intake practice and weekly plan in the templates from</w:t>
+            </w:r>
+            <w:r>
+              <w:t xml:space="preserve"> </w:t>
+            </w:r>
+            <w:r>
+              <w:rPr>
+                <w:rStyle w:val="VerbatimChar"/>
+              </w:rPr>
+              <w:t xml:space="preserve">docs/05-time-management.md</w:t>
+            </w:r>
+            <w:r>
+              <w:t xml:space="preserve"> </w:t>
+            </w:r>
+            <w:r>
+              <w:t xml:space="preserve">in Word or Excel; enter them into Jira and Planner on the day access arrives</w:t>
+            </w:r>
+          </w:p>
+        </w:tc>
+        <w:tc>
+          <w:tcPr>
+            <w:tcW w:w="1204" w:type="dxa"/>
+          </w:tcPr>
+          <w:p>
+            <w:pPr>
+              <w:pStyle w:val="Compact"/>
+              <w:jc w:val="left"/>
+            </w:pPr>
+            <w:r>
+              <w:t xml:space="preserve">Manager</w:t>
+            </w:r>
+          </w:p>
+        </w:tc>
+      </w:tr>
+      <w:tr>
+        <w:tc>
+          <w:tcPr>
+            <w:tcW w:w="2274" w:type="dxa"/>
+          </w:tcPr>
+          <w:p>
+            <w:pPr>
+              <w:pStyle w:val="Compact"/>
+              <w:jc w:val="left"/>
+            </w:pPr>
+            <w:r>
+              <w:t xml:space="preserve">Oracle (AR-05)</w:t>
+            </w:r>
+          </w:p>
+        </w:tc>
+        <w:tc>
+          <w:tcPr>
+            <w:tcW w:w="5881" w:type="dxa"/>
+          </w:tcPr>
+          <w:p>
+            <w:pPr>
+              <w:pStyle w:val="Compact"/>
+              <w:jc w:val="left"/>
+            </w:pPr>
+            <w:r>
+              <w:t xml:space="preserve">Hire B uses the sanitized standard cost extract and the PPV example instead of live inquiry. Log the questions that need live data</w:t>
+            </w:r>
+          </w:p>
+        </w:tc>
+        <w:tc>
+          <w:tcPr>
+            <w:tcW w:w="1204" w:type="dxa"/>
+          </w:tcPr>
+          <w:p>
+            <w:pPr>
+              <w:pStyle w:val="Compact"/>
+              <w:jc w:val="left"/>
+            </w:pPr>
+            <w:r>
+              <w:t xml:space="preserve">Manager provides the extracts before Day 1</w:t>
+            </w:r>
+          </w:p>
+        </w:tc>
+      </w:tr>
+      <w:tr>
+        <w:tc>
+          <w:tcPr>
+            <w:tcW w:w="2274" w:type="dxa"/>
+          </w:tcPr>
+          <w:p>
+            <w:pPr>
+              <w:pStyle w:val="Compact"/>
+              <w:jc w:val="left"/>
+            </w:pPr>
+            <w:r>
+              <w:t xml:space="preserve">AS400 (AR-06)</w:t>
+            </w:r>
+          </w:p>
+        </w:tc>
+        <w:tc>
+          <w:tcPr>
+            <w:tcW w:w="5881" w:type="dxa"/>
+          </w:tcPr>
+          <w:p>
+            <w:pPr>
+              <w:pStyle w:val="Compact"/>
+              <w:jc w:val="left"/>
+            </w:pPr>
+            <w:r>
+              <w:t xml:space="preserve">The Tue 10/27 data-flow walkthrough runs on the Manager's screen, and the sanitized AS400 item extract is used for the mini data map</w:t>
+            </w:r>
+          </w:p>
+        </w:tc>
+        <w:tc>
+          <w:tcPr>
+            <w:tcW w:w="1204" w:type="dxa"/>
+          </w:tcPr>
+          <w:p>
+            <w:pPr>
+              <w:pStyle w:val="Compact"/>
+              <w:jc w:val="left"/>
+            </w:pPr>
+            <w:r>
+              <w:t xml:space="preserve">Manager</w:t>
+            </w:r>
+          </w:p>
+        </w:tc>
+      </w:tr>
+      <w:tr>
+        <w:tc>
+          <w:tcPr>
+            <w:tcW w:w="2274" w:type="dxa"/>
+          </w:tcPr>
+          <w:p>
+            <w:pPr>
+              <w:pStyle w:val="Compact"/>
+              <w:jc w:val="left"/>
+            </w:pPr>
+            <w:r>
+              <w:t xml:space="preserve">SQL Server, data warehouse, Power BI (AR-07 to AR-09)</w:t>
+            </w:r>
+          </w:p>
+        </w:tc>
+        <w:tc>
+          <w:tcPr>
+            <w:tcW w:w="5881" w:type="dxa"/>
+          </w:tcPr>
+          <w:p>
+            <w:pPr>
+              <w:pStyle w:val="Compact"/>
+              <w:jc w:val="left"/>
+            </w:pPr>
+            <w:r>
+              <w:t xml:space="preserve">Not needed for W1-W2 exercises. Practice data is in Practice-Data.xlsx (and the CSV files in its practice-data folder) in the onboarding folder and runs in Excel and Power Query. The Senior gives the Thu 10/22 data tour on their own screen. If AR-07 or its sandbox grant is still missing in W3, the SSMS lab runs on the Senior's screen (steps 1-5) and in the practice scratch database (steps 6-8;</w:t>
+            </w:r>
+            <w:r>
+              <w:t xml:space="preserve"> </w:t>
+            </w:r>
+            <w:r>
+              <w:rPr>
+                <w:rStyle w:val="VerbatimChar"/>
+              </w:rPr>
+              <w:t xml:space="preserve">docs/primers/data-platform-primer.md</w:t>
+            </w:r>
+            <w:r>
+              <w:t xml:space="preserve"> </w:t>
+            </w:r>
+            <w:r>
+              <w:t xml:space="preserve">10.1)</w:t>
+            </w:r>
+          </w:p>
+        </w:tc>
+        <w:tc>
+          <w:tcPr>
+            <w:tcW w:w="1204" w:type="dxa"/>
+          </w:tcPr>
+          <w:p>
+            <w:pPr>
+              <w:pStyle w:val="Compact"/>
+              <w:jc w:val="left"/>
+            </w:pPr>
+            <w:r>
+              <w:t xml:space="preserve">Senior</w:t>
+            </w:r>
+          </w:p>
+        </w:tc>
+      </w:tr>
+      <w:tr>
+        <w:tc>
+          <w:tcPr>
+            <w:tcW w:w="2274" w:type="dxa"/>
+          </w:tcPr>
+          <w:p>
+            <w:pPr>
+              <w:pStyle w:val="Compact"/>
+              <w:jc w:val="left"/>
+            </w:pPr>
+            <w:r>
+              <w:t xml:space="preserve">Python (AR-11)</w:t>
+            </w:r>
+          </w:p>
+        </w:tc>
+        <w:tc>
+          <w:tcPr>
+            <w:tcW w:w="5881" w:type="dxa"/>
+          </w:tcPr>
+          <w:p>
+            <w:pPr>
+              <w:pStyle w:val="Compact"/>
+              <w:jc w:val="left"/>
+            </w:pPr>
+            <w:r>
+              <w:t xml:space="preserve">Not needed in W1-W2; the practice data is pre-built</w:t>
+            </w:r>
+          </w:p>
+        </w:tc>
+        <w:tc>
+          <w:tcPr>
+            <w:tcW w:w="1204" w:type="dxa"/>
+          </w:tcPr>
+          <w:p>
+            <w:pPr>
+              <w:pStyle w:val="Compact"/>
+              <w:jc w:val="left"/>
+            </w:pPr>
+            <w:r>
+              <w:t xml:space="preserve">None</w:t>
+            </w:r>
+          </w:p>
+        </w:tc>
+      </w:tr>
+      <w:tr>
+        <w:tc>
+          <w:tcPr>
+            <w:tcW w:w="2274" w:type="dxa"/>
+          </w:tcPr>
+          <w:p>
+            <w:pPr>
+              <w:pStyle w:val="Compact"/>
+              <w:jc w:val="left"/>
+            </w:pPr>
+            <w:r>
+              <w:t xml:space="preserve">Access runtime, Power Platform, tool folders, code repository (AR-12 to AR-15)</w:t>
+            </w:r>
+          </w:p>
+        </w:tc>
+        <w:tc>
+          <w:tcPr>
+            <w:tcW w:w="5881" w:type="dxa"/>
+          </w:tcPr>
+          <w:p>
+            <w:pPr>
+              <w:pStyle w:val="Compact"/>
+              <w:jc w:val="left"/>
+            </w:pPr>
+            <w:r>
+              <w:t xml:space="preserve">During the Thu 10/29 inventory, fill in what you can from the knowledge holder's screen-share and the Manager's list, and mark the other fields "pending access"</w:t>
+            </w:r>
+          </w:p>
+        </w:tc>
+        <w:tc>
+          <w:tcPr>
+            <w:tcW w:w="1204" w:type="dxa"/>
+          </w:tcPr>
+          <w:p>
+            <w:pPr>
+              <w:pStyle w:val="Compact"/>
+              <w:jc w:val="left"/>
+            </w:pPr>
+            <w:r>
+              <w:t xml:space="preserve">Manager</w:t>
+            </w:r>
+          </w:p>
+        </w:tc>
+      </w:tr>
+      <w:tr>
+        <w:tc>
+          <w:tcPr>
+            <w:tcW w:w="2274" w:type="dxa"/>
+          </w:tcPr>
+          <w:p>
+            <w:pPr>
+              <w:pStyle w:val="Compact"/>
+              <w:jc w:val="left"/>
+            </w:pPr>
+            <w:r>
+              <w:t xml:space="preserve">Anki (AR-21)</w:t>
+            </w:r>
+          </w:p>
+        </w:tc>
+        <w:tc>
+          <w:tcPr>
+            <w:tcW w:w="5881" w:type="dxa"/>
+          </w:tcPr>
+          <w:p>
+            <w:pPr>
+              <w:pStyle w:val="Compact"/>
+              <w:jc w:val="left"/>
+            </w:pPr>
+            <w:r>
+              <w:t xml:space="preserve">Open BSA-Onboarding-cards.csv from the onboarding folder in Excel, hide the answer column, and self-quiz for 15 minutes. Draft new cards in the same layout. Do not use a personal AnkiWeb account</w:t>
+            </w:r>
+          </w:p>
+        </w:tc>
+        <w:tc>
+          <w:tcPr>
+            <w:tcW w:w="1204" w:type="dxa"/>
+          </w:tcPr>
+          <w:p>
+            <w:pPr>
+              <w:pStyle w:val="Compact"/>
+              <w:jc w:val="left"/>
+            </w:pPr>
+            <w:r>
+              <w:t xml:space="preserve">Hires</w:t>
+            </w:r>
+          </w:p>
+        </w:tc>
+      </w:tr>
+      <w:tr>
+        <w:tc>
+          <w:tcPr>
+            <w:tcW w:w="2274" w:type="dxa"/>
+          </w:tcPr>
+          <w:p>
+            <w:pPr>
+              <w:pStyle w:val="Compact"/>
+              <w:jc w:val="left"/>
+            </w:pPr>
+            <w:r>
+              <w:t xml:space="preserve">Copilot Chat (AR-22)</w:t>
+            </w:r>
+          </w:p>
+        </w:tc>
+        <w:tc>
+          <w:tcPr>
+            <w:tcW w:w="5881" w:type="dxa"/>
+          </w:tcPr>
+          <w:p>
+            <w:pPr>
+              <w:pStyle w:val="Compact"/>
+              <w:jc w:val="left"/>
+            </w:pPr>
+            <w:r>
+              <w:t xml:space="preserve">Work without it. Never use the consumer Copilot, a personal subscription or another AI tool for work data (</w:t>
+            </w:r>
+            <w:r>
+              <w:rPr>
+                <w:rStyle w:val="VerbatimChar"/>
+              </w:rPr>
+              <w:t xml:space="preserve">docs/primers/copilot-chat-guide.md</w:t>
+            </w:r>
+            <w:r>
+              <w:t xml:space="preserve"> </w:t>
+            </w:r>
+            <w:r>
+              <w:t xml:space="preserve">1.6). The Fri 10/23 rules session still runs, with Copilot Chat on the Manager's screen</w:t>
+            </w:r>
+          </w:p>
+        </w:tc>
+        <w:tc>
+          <w:tcPr>
+            <w:tcW w:w="1204" w:type="dxa"/>
+          </w:tcPr>
+          <w:p>
+            <w:pPr>
+              <w:pStyle w:val="Compact"/>
+              <w:jc w:val="left"/>
+            </w:pPr>
+            <w:r>
+              <w:t xml:space="preserve">Manager</w:t>
+            </w:r>
+          </w:p>
+        </w:tc>
+      </w:tr>
+    </w:tbl>
+    <w:p>
+      <w:pPr>
+        <w:pStyle w:val="BodyText"/>
+      </w:pPr>
+      <w:r>
+        <w:t xml:space="preserve">Later items: if AR-23 (DBeaver on EBS) is late, the hire uses the team database's copy of EBS data in SSMS (</w:t>
+      </w:r>
+      <w:r>
+        <w:rPr>
+          <w:rStyle w:val="VerbatimChar"/>
+        </w:rPr>
+        <w:t xml:space="preserve">docs/primers/data-platform-primer.md</w:t>
+      </w:r>
+      <w:r>
+        <w:t xml:space="preserve"> </w:t>
+      </w:r>
+      <w:r>
+        <w:t xml:space="preserve">2.2), logs the questions that need EBS itself, and the account holder shares their screen when it matters. If AR-24 (Remote Desktop) is late, the W6 server lab runs on the escort's screen.</w:t>
+      </w:r>
+    </w:p>
+    <w:p>
+      <w:pPr>
+        <w:pStyle w:val="BodyText"/>
+      </w:pPr>
+      <w:r>
         <w:t xml:space="preserve">Public sources need no access request and work from day 1. Use them for every customs and research self-study block:</w:t>
       </w:r>
     </w:p>
@@ -5012,7 +6147,7 @@
       <w:pPr>
         <w:numPr>
           <w:ilvl w:val="0"/>
-          <w:numId w:val="1003"/>
+          <w:numId w:val="1004"/>
         </w:numPr>
         <w:pStyle w:val="Compact"/>
       </w:pPr>
@@ -5024,7 +6159,7 @@
       <w:pPr>
         <w:numPr>
           <w:ilvl w:val="0"/>
-          <w:numId w:val="1003"/>
+          <w:numId w:val="1004"/>
         </w:numPr>
         <w:pStyle w:val="Compact"/>
       </w:pPr>
@@ -5036,7 +6171,7 @@
       <w:pPr>
         <w:numPr>
           <w:ilvl w:val="0"/>
-          <w:numId w:val="1003"/>
+          <w:numId w:val="1004"/>
         </w:numPr>
         <w:pStyle w:val="Compact"/>
       </w:pPr>
@@ -5048,7 +6183,7 @@
       <w:pPr>
         <w:numPr>
           <w:ilvl w:val="0"/>
-          <w:numId w:val="1003"/>
+          <w:numId w:val="1004"/>
         </w:numPr>
         <w:pStyle w:val="Compact"/>
       </w:pPr>
@@ -5056,8 +6191,8 @@
         <w:t xml:space="preserve">USMCA: ustr.gov (agreement text, including Chapter 4 rules of origin and Chapter 5 origin procedures).</w:t>
       </w:r>
     </w:p>
-    <w:bookmarkEnd w:id="25"/>
-    <w:bookmarkEnd w:id="26"/>
+    <w:bookmarkEnd w:id="27"/>
+    <w:bookmarkEnd w:id="28"/>
     <w:sectPr/>
   </w:body>
 </w:document>
@@ -5362,6 +6497,9 @@
     </w:lvlOverride>
   </w:num>
   <w:num w:numId="1003">
+    <w:abstractNumId w:val="991"/>
+  </w:num>
+  <w:num w:numId="1004">
     <w:abstractNumId w:val="991"/>
   </w:num>
 </w:numbering>
